--- a/Zaciatok/poznamky_pre_vyvoj_aplikacii_vo_verziach.docx
+++ b/Zaciatok/poznamky_pre_vyvoj_aplikacii_vo_verziach.docx
@@ -20,9 +20,6 @@
     </w:p>
     <w:p>
       <w:r>
-        <w:t xml:space="preserve">Tibor, toto je presne tvoja liga — </w:t>
-      </w:r>
-      <w:r>
         <w:rPr>
           <w:b/>
           <w:bCs/>
@@ -196,6 +193,7 @@
     </w:p>
     <w:p>
       <w:pPr>
+        <w:spacing w:after="0" w:line="240" w:lineRule="auto"/>
         <w:rPr>
           <w:lang w:val="en-US"/>
         </w:rPr>
@@ -255,6 +253,7 @@
           <w:ilvl w:val="0"/>
           <w:numId w:val="1"/>
         </w:numPr>
+        <w:spacing w:after="0" w:line="240" w:lineRule="auto"/>
         <w:rPr>
           <w:lang w:val="de-DE"/>
         </w:rPr>
@@ -322,6 +321,7 @@
           <w:ilvl w:val="0"/>
           <w:numId w:val="1"/>
         </w:numPr>
+        <w:spacing w:after="0" w:line="240" w:lineRule="auto"/>
         <w:rPr>
           <w:lang w:val="de-DE"/>
         </w:rPr>
@@ -403,6 +403,7 @@
           <w:ilvl w:val="0"/>
           <w:numId w:val="1"/>
         </w:numPr>
+        <w:spacing w:after="0" w:line="240" w:lineRule="auto"/>
         <w:rPr>
           <w:lang w:val="en-US"/>
         </w:rPr>
@@ -436,6 +437,7 @@
           <w:ilvl w:val="0"/>
           <w:numId w:val="1"/>
         </w:numPr>
+        <w:spacing w:after="0" w:line="240" w:lineRule="auto"/>
         <w:rPr>
           <w:lang w:val="en-US"/>
         </w:rPr>
@@ -469,6 +471,7 @@
           <w:ilvl w:val="0"/>
           <w:numId w:val="1"/>
         </w:numPr>
+        <w:spacing w:after="0" w:line="240" w:lineRule="auto"/>
         <w:rPr>
           <w:lang w:val="en-US"/>
         </w:rPr>
@@ -658,42 +661,18 @@
     <w:p>
       <w:pPr>
         <w:rPr>
-          <w:lang w:val="en-US"/>
-        </w:rPr>
-      </w:pPr>
-      <w:r>
-        <w:rPr>
-          <w:lang w:val="en-US"/>
-        </w:rPr>
-        <w:pict w14:anchorId="76EF6060">
-          <v:rect id="_x0000_i1026" style="width:0;height:1.5pt" o:hralign="center" o:hrstd="t" o:hr="t" fillcolor="#a0a0a0" stroked="f"/>
-        </w:pict>
-      </w:r>
-    </w:p>
-    <w:p>
-      <w:pPr>
-        <w:rPr>
-          <w:b/>
-          <w:bCs/>
-          <w:lang w:val="en-US"/>
-        </w:rPr>
-      </w:pPr>
-      <w:r>
-        <w:rPr>
-          <w:rFonts w:ascii="Segoe UI Emoji" w:hAnsi="Segoe UI Emoji" w:cs="Segoe UI Emoji"/>
-          <w:b/>
-          <w:bCs/>
-          <w:lang w:val="en-US"/>
-        </w:rPr>
-        <w:t>🧱</w:t>
-      </w:r>
-      <w:r>
-        <w:rPr>
-          <w:b/>
-          <w:bCs/>
-          <w:lang w:val="en-US"/>
-        </w:rPr>
-        <w:t xml:space="preserve"> 1) </w:t>
+          <w:b/>
+          <w:bCs/>
+          <w:lang w:val="en-US"/>
+        </w:rPr>
+      </w:pPr>
+      <w:r>
+        <w:rPr>
+          <w:b/>
+          <w:bCs/>
+          <w:lang w:val="en-US"/>
+        </w:rPr>
+        <w:t xml:space="preserve">1) </w:t>
       </w:r>
       <w:proofErr w:type="spellStart"/>
       <w:r>
@@ -1072,6 +1051,7 @@
     </w:p>
     <w:p>
       <w:pPr>
+        <w:spacing w:after="0" w:line="240" w:lineRule="auto"/>
         <w:rPr>
           <w:lang w:val="en-US"/>
         </w:rPr>
@@ -1139,6 +1119,7 @@
           <w:ilvl w:val="0"/>
           <w:numId w:val="2"/>
         </w:numPr>
+        <w:spacing w:after="0" w:line="240" w:lineRule="auto"/>
         <w:rPr>
           <w:lang w:val="en-US"/>
         </w:rPr>
@@ -1156,6 +1137,7 @@
           <w:ilvl w:val="0"/>
           <w:numId w:val="2"/>
         </w:numPr>
+        <w:spacing w:after="0" w:line="240" w:lineRule="auto"/>
         <w:rPr>
           <w:lang w:val="en-US"/>
         </w:rPr>
@@ -1173,15 +1155,15 @@
           <w:ilvl w:val="0"/>
           <w:numId w:val="2"/>
         </w:numPr>
-        <w:rPr>
-          <w:lang w:val="en-US"/>
-        </w:rPr>
-      </w:pPr>
-      <w:r>
-        <w:rPr>
-          <w:lang w:val="en-US"/>
-        </w:rPr>
-        <w:lastRenderedPageBreak/>
+        <w:spacing w:after="0" w:line="240" w:lineRule="auto"/>
+        <w:rPr>
+          <w:lang w:val="en-US"/>
+        </w:rPr>
+      </w:pPr>
+      <w:r>
+        <w:rPr>
+          <w:lang w:val="en-US"/>
+        </w:rPr>
         <w:t>v1.3.0-rc1</w:t>
       </w:r>
     </w:p>
@@ -1191,6 +1173,7 @@
           <w:ilvl w:val="0"/>
           <w:numId w:val="2"/>
         </w:numPr>
+        <w:spacing w:after="0" w:line="240" w:lineRule="auto"/>
         <w:rPr>
           <w:lang w:val="en-US"/>
         </w:rPr>
@@ -1204,14 +1187,9 @@
     </w:p>
     <w:p>
       <w:pPr>
-        <w:rPr>
-          <w:lang w:val="en-US"/>
-        </w:rPr>
-      </w:pPr>
-      <w:r>
-        <w:rPr>
-          <w:lang w:val="en-US"/>
-        </w:rPr>
+        <w:pStyle w:val="Kod"/>
+      </w:pPr>
+      <w:r>
         <w:t>git tag -a v1.3.0-dev.1 -m "Development snapshot"</w:t>
       </w:r>
     </w:p>
@@ -1240,92 +1218,307 @@
       </w:pPr>
       <w:r>
         <w:rPr>
+          <w:b/>
+          <w:bCs/>
+          <w:lang w:val="en-US"/>
+        </w:rPr>
+        <w:t xml:space="preserve">2) Ako </w:t>
+      </w:r>
+      <w:proofErr w:type="spellStart"/>
+      <w:r>
+        <w:rPr>
+          <w:b/>
+          <w:bCs/>
+          <w:lang w:val="en-US"/>
+        </w:rPr>
+        <w:t>používať</w:t>
+      </w:r>
+      <w:proofErr w:type="spellEnd"/>
+      <w:r>
+        <w:rPr>
+          <w:b/>
+          <w:bCs/>
+          <w:lang w:val="en-US"/>
+        </w:rPr>
+        <w:t xml:space="preserve"> </w:t>
+      </w:r>
+      <w:proofErr w:type="spellStart"/>
+      <w:r>
+        <w:rPr>
+          <w:b/>
+          <w:bCs/>
+          <w:lang w:val="en-US"/>
+        </w:rPr>
+        <w:t>tagy</w:t>
+      </w:r>
+      <w:proofErr w:type="spellEnd"/>
+      <w:r>
+        <w:rPr>
+          <w:b/>
+          <w:bCs/>
+          <w:lang w:val="en-US"/>
+        </w:rPr>
+        <w:t xml:space="preserve"> </w:t>
+      </w:r>
+      <w:proofErr w:type="spellStart"/>
+      <w:r>
+        <w:rPr>
+          <w:b/>
+          <w:bCs/>
+          <w:lang w:val="en-US"/>
+        </w:rPr>
+        <w:t>počas</w:t>
+      </w:r>
+      <w:proofErr w:type="spellEnd"/>
+      <w:r>
+        <w:rPr>
+          <w:b/>
+          <w:bCs/>
+          <w:lang w:val="en-US"/>
+        </w:rPr>
+        <w:t xml:space="preserve"> </w:t>
+      </w:r>
+      <w:proofErr w:type="spellStart"/>
+      <w:r>
+        <w:rPr>
+          <w:b/>
+          <w:bCs/>
+          <w:lang w:val="en-US"/>
+        </w:rPr>
+        <w:t>developmentu</w:t>
+      </w:r>
+      <w:proofErr w:type="spellEnd"/>
+    </w:p>
+    <w:p>
+      <w:pPr>
+        <w:rPr>
+          <w:b/>
+          <w:bCs/>
+          <w:lang w:val="en-US"/>
+        </w:rPr>
+      </w:pPr>
+      <w:r>
+        <w:rPr>
+          <w:b/>
+          <w:bCs/>
+          <w:lang w:val="en-US"/>
+        </w:rPr>
+        <w:t xml:space="preserve">A) </w:t>
+      </w:r>
+      <w:proofErr w:type="spellStart"/>
+      <w:r>
+        <w:rPr>
+          <w:b/>
+          <w:bCs/>
+          <w:lang w:val="en-US"/>
+        </w:rPr>
+        <w:t>Tagovanie</w:t>
+      </w:r>
+      <w:proofErr w:type="spellEnd"/>
+      <w:r>
+        <w:rPr>
+          <w:b/>
+          <w:bCs/>
+          <w:lang w:val="en-US"/>
+        </w:rPr>
+        <w:t xml:space="preserve"> </w:t>
+      </w:r>
+      <w:proofErr w:type="spellStart"/>
+      <w:r>
+        <w:rPr>
+          <w:b/>
+          <w:bCs/>
+          <w:lang w:val="en-US"/>
+        </w:rPr>
+        <w:t>dôležitých</w:t>
+      </w:r>
+      <w:proofErr w:type="spellEnd"/>
+      <w:r>
+        <w:rPr>
+          <w:b/>
+          <w:bCs/>
+          <w:lang w:val="en-US"/>
+        </w:rPr>
+        <w:t xml:space="preserve"> </w:t>
+      </w:r>
+      <w:proofErr w:type="spellStart"/>
+      <w:r>
+        <w:rPr>
+          <w:b/>
+          <w:bCs/>
+          <w:lang w:val="en-US"/>
+        </w:rPr>
+        <w:t>checkpointov</w:t>
+      </w:r>
+      <w:proofErr w:type="spellEnd"/>
+    </w:p>
+    <w:p>
+      <w:pPr>
+        <w:rPr>
+          <w:lang w:val="en-US"/>
+        </w:rPr>
+      </w:pPr>
+      <w:proofErr w:type="spellStart"/>
+      <w:r>
+        <w:rPr>
+          <w:lang w:val="en-US"/>
+        </w:rPr>
+        <w:lastRenderedPageBreak/>
+        <w:t>Keď</w:t>
+      </w:r>
+      <w:proofErr w:type="spellEnd"/>
+      <w:r>
+        <w:rPr>
+          <w:lang w:val="en-US"/>
+        </w:rPr>
+        <w:t xml:space="preserve"> </w:t>
+      </w:r>
+      <w:proofErr w:type="spellStart"/>
+      <w:r>
+        <w:rPr>
+          <w:lang w:val="en-US"/>
+        </w:rPr>
+        <w:t>dokončíš</w:t>
+      </w:r>
+      <w:proofErr w:type="spellEnd"/>
+      <w:r>
+        <w:rPr>
+          <w:lang w:val="en-US"/>
+        </w:rPr>
+        <w:t xml:space="preserve"> </w:t>
+      </w:r>
+      <w:proofErr w:type="spellStart"/>
+      <w:r>
+        <w:rPr>
+          <w:lang w:val="en-US"/>
+        </w:rPr>
+        <w:t>veľkú</w:t>
+      </w:r>
+      <w:proofErr w:type="spellEnd"/>
+      <w:r>
+        <w:rPr>
+          <w:lang w:val="en-US"/>
+        </w:rPr>
+        <w:t xml:space="preserve"> </w:t>
+      </w:r>
+      <w:proofErr w:type="spellStart"/>
+      <w:r>
+        <w:rPr>
+          <w:lang w:val="en-US"/>
+        </w:rPr>
+        <w:t>časť</w:t>
+      </w:r>
+      <w:proofErr w:type="spellEnd"/>
+      <w:r>
+        <w:rPr>
+          <w:lang w:val="en-US"/>
+        </w:rPr>
+        <w:t xml:space="preserve"> </w:t>
+      </w:r>
+      <w:proofErr w:type="spellStart"/>
+      <w:r>
+        <w:rPr>
+          <w:lang w:val="en-US"/>
+        </w:rPr>
+        <w:t>práce</w:t>
+      </w:r>
+      <w:proofErr w:type="spellEnd"/>
+      <w:r>
+        <w:rPr>
+          <w:lang w:val="en-US"/>
+        </w:rPr>
+        <w:t>:</w:t>
+      </w:r>
+    </w:p>
+    <w:p>
+      <w:pPr>
+        <w:pStyle w:val="Kod"/>
+      </w:pPr>
+      <w:r>
+        <w:t>git tag -a dev-checkpoint-1 -m "Finished physics engine"</w:t>
+      </w:r>
+    </w:p>
+    <w:p>
+      <w:pPr>
+        <w:rPr>
+          <w:b/>
+          <w:bCs/>
+          <w:lang w:val="de-DE"/>
+        </w:rPr>
+      </w:pPr>
+      <w:r>
+        <w:rPr>
           <w:rFonts w:ascii="Segoe UI Emoji" w:hAnsi="Segoe UI Emoji" w:cs="Segoe UI Emoji"/>
           <w:b/>
           <w:bCs/>
           <w:lang w:val="en-US"/>
         </w:rPr>
-        <w:t>🚀</w:t>
-      </w:r>
-      <w:r>
-        <w:rPr>
-          <w:b/>
-          <w:bCs/>
-          <w:lang w:val="en-US"/>
-        </w:rPr>
-        <w:t xml:space="preserve"> 2) Ako </w:t>
-      </w:r>
-      <w:proofErr w:type="spellStart"/>
-      <w:r>
-        <w:rPr>
-          <w:b/>
-          <w:bCs/>
-          <w:lang w:val="en-US"/>
-        </w:rPr>
-        <w:t>používať</w:t>
-      </w:r>
-      <w:proofErr w:type="spellEnd"/>
-      <w:r>
-        <w:rPr>
-          <w:b/>
-          <w:bCs/>
-          <w:lang w:val="en-US"/>
-        </w:rPr>
-        <w:t xml:space="preserve"> </w:t>
-      </w:r>
-      <w:proofErr w:type="spellStart"/>
-      <w:r>
-        <w:rPr>
-          <w:b/>
-          <w:bCs/>
-          <w:lang w:val="en-US"/>
-        </w:rPr>
-        <w:t>tagy</w:t>
-      </w:r>
-      <w:proofErr w:type="spellEnd"/>
-      <w:r>
-        <w:rPr>
-          <w:b/>
-          <w:bCs/>
-          <w:lang w:val="en-US"/>
-        </w:rPr>
-        <w:t xml:space="preserve"> </w:t>
-      </w:r>
-      <w:proofErr w:type="spellStart"/>
-      <w:r>
-        <w:rPr>
-          <w:b/>
-          <w:bCs/>
-          <w:lang w:val="en-US"/>
-        </w:rPr>
-        <w:t>počas</w:t>
-      </w:r>
-      <w:proofErr w:type="spellEnd"/>
-      <w:r>
-        <w:rPr>
-          <w:b/>
-          <w:bCs/>
-          <w:lang w:val="en-US"/>
-        </w:rPr>
-        <w:t xml:space="preserve"> </w:t>
-      </w:r>
-      <w:proofErr w:type="spellStart"/>
-      <w:r>
-        <w:rPr>
-          <w:b/>
-          <w:bCs/>
-          <w:lang w:val="en-US"/>
-        </w:rPr>
-        <w:t>developmentu</w:t>
-      </w:r>
-      <w:proofErr w:type="spellEnd"/>
-    </w:p>
-    <w:p>
-      <w:pPr>
-        <w:rPr>
-          <w:b/>
-          <w:bCs/>
-          <w:lang w:val="en-US"/>
+        <w:t>🔹</w:t>
+      </w:r>
+      <w:r>
+        <w:rPr>
+          <w:b/>
+          <w:bCs/>
+          <w:lang w:val="de-DE"/>
+        </w:rPr>
+        <w:t xml:space="preserve"> B) </w:t>
+      </w:r>
+      <w:proofErr w:type="spellStart"/>
+      <w:r>
+        <w:rPr>
+          <w:b/>
+          <w:bCs/>
+          <w:lang w:val="de-DE"/>
+        </w:rPr>
+        <w:t>Tagovanie</w:t>
+      </w:r>
+      <w:proofErr w:type="spellEnd"/>
+      <w:r>
+        <w:rPr>
+          <w:b/>
+          <w:bCs/>
+          <w:lang w:val="de-DE"/>
+        </w:rPr>
+        <w:t xml:space="preserve"> </w:t>
+      </w:r>
+      <w:proofErr w:type="spellStart"/>
+      <w:r>
+        <w:rPr>
+          <w:b/>
+          <w:bCs/>
+          <w:lang w:val="de-DE"/>
+        </w:rPr>
+        <w:t>experimentov</w:t>
+      </w:r>
+      <w:proofErr w:type="spellEnd"/>
+    </w:p>
+    <w:p>
+      <w:pPr>
+        <w:rPr>
+          <w:lang w:val="de-DE"/>
+        </w:rPr>
+      </w:pPr>
+      <w:proofErr w:type="spellStart"/>
+      <w:r>
+        <w:rPr>
+          <w:lang w:val="de-DE"/>
+        </w:rPr>
+        <w:t>git</w:t>
+      </w:r>
+      <w:proofErr w:type="spellEnd"/>
+      <w:r>
+        <w:rPr>
+          <w:lang w:val="de-DE"/>
+        </w:rPr>
+        <w:t xml:space="preserve"> tag experiment-collision-01</w:t>
+      </w:r>
+    </w:p>
+    <w:p>
+      <w:pPr>
+        <w:rPr>
+          <w:b/>
+          <w:bCs/>
+          <w:lang w:val="de-DE"/>
         </w:rPr>
       </w:pPr>
       <w:r>
@@ -1341,16 +1534,16 @@
         <w:rPr>
           <w:b/>
           <w:bCs/>
-          <w:lang w:val="en-US"/>
-        </w:rPr>
-        <w:t xml:space="preserve"> A) </w:t>
-      </w:r>
-      <w:proofErr w:type="spellStart"/>
-      <w:r>
-        <w:rPr>
-          <w:b/>
-          <w:bCs/>
-          <w:lang w:val="en-US"/>
+          <w:lang w:val="de-DE"/>
+        </w:rPr>
+        <w:t xml:space="preserve"> C) </w:t>
+      </w:r>
+      <w:proofErr w:type="spellStart"/>
+      <w:r>
+        <w:rPr>
+          <w:b/>
+          <w:bCs/>
+          <w:lang w:val="de-DE"/>
         </w:rPr>
         <w:t>Tagovanie</w:t>
       </w:r>
@@ -1359,111 +1552,238 @@
         <w:rPr>
           <w:b/>
           <w:bCs/>
-          <w:lang w:val="en-US"/>
-        </w:rPr>
-        <w:t xml:space="preserve"> </w:t>
-      </w:r>
-      <w:proofErr w:type="spellStart"/>
-      <w:r>
-        <w:rPr>
-          <w:b/>
-          <w:bCs/>
-          <w:lang w:val="en-US"/>
-        </w:rPr>
-        <w:t>dôležitých</w:t>
-      </w:r>
-      <w:proofErr w:type="spellEnd"/>
-      <w:r>
-        <w:rPr>
-          <w:b/>
-          <w:bCs/>
-          <w:lang w:val="en-US"/>
-        </w:rPr>
-        <w:t xml:space="preserve"> </w:t>
-      </w:r>
-      <w:proofErr w:type="spellStart"/>
-      <w:r>
-        <w:rPr>
-          <w:b/>
-          <w:bCs/>
-          <w:lang w:val="en-US"/>
-        </w:rPr>
-        <w:t>checkpointov</w:t>
-      </w:r>
-      <w:proofErr w:type="spellEnd"/>
-    </w:p>
-    <w:p>
-      <w:pPr>
-        <w:rPr>
-          <w:lang w:val="en-US"/>
-        </w:rPr>
-      </w:pPr>
-      <w:proofErr w:type="spellStart"/>
-      <w:r>
-        <w:rPr>
-          <w:lang w:val="en-US"/>
-        </w:rPr>
-        <w:t>Keď</w:t>
-      </w:r>
-      <w:proofErr w:type="spellEnd"/>
-      <w:r>
-        <w:rPr>
-          <w:lang w:val="en-US"/>
-        </w:rPr>
-        <w:t xml:space="preserve"> </w:t>
-      </w:r>
-      <w:proofErr w:type="spellStart"/>
-      <w:r>
-        <w:rPr>
-          <w:lang w:val="en-US"/>
-        </w:rPr>
-        <w:t>dokončíš</w:t>
-      </w:r>
-      <w:proofErr w:type="spellEnd"/>
-      <w:r>
-        <w:rPr>
-          <w:lang w:val="en-US"/>
-        </w:rPr>
-        <w:t xml:space="preserve"> </w:t>
-      </w:r>
-      <w:proofErr w:type="spellStart"/>
-      <w:r>
-        <w:rPr>
-          <w:lang w:val="en-US"/>
-        </w:rPr>
-        <w:t>veľkú</w:t>
-      </w:r>
-      <w:proofErr w:type="spellEnd"/>
-      <w:r>
-        <w:rPr>
-          <w:lang w:val="en-US"/>
-        </w:rPr>
-        <w:t xml:space="preserve"> </w:t>
-      </w:r>
-      <w:proofErr w:type="spellStart"/>
-      <w:r>
-        <w:rPr>
-          <w:lang w:val="en-US"/>
-        </w:rPr>
-        <w:t>časť</w:t>
-      </w:r>
-      <w:proofErr w:type="spellEnd"/>
-      <w:r>
-        <w:rPr>
-          <w:lang w:val="en-US"/>
-        </w:rPr>
-        <w:t xml:space="preserve"> </w:t>
-      </w:r>
-      <w:proofErr w:type="spellStart"/>
-      <w:r>
-        <w:rPr>
-          <w:lang w:val="en-US"/>
-        </w:rPr>
-        <w:t>práce</w:t>
-      </w:r>
-      <w:proofErr w:type="spellEnd"/>
-      <w:r>
-        <w:rPr>
+          <w:lang w:val="de-DE"/>
+        </w:rPr>
+        <w:t xml:space="preserve"> </w:t>
+      </w:r>
+      <w:proofErr w:type="spellStart"/>
+      <w:r>
+        <w:rPr>
+          <w:b/>
+          <w:bCs/>
+          <w:lang w:val="de-DE"/>
+        </w:rPr>
+        <w:t>verzií</w:t>
+      </w:r>
+      <w:proofErr w:type="spellEnd"/>
+      <w:r>
+        <w:rPr>
+          <w:b/>
+          <w:bCs/>
+          <w:lang w:val="de-DE"/>
+        </w:rPr>
+        <w:t xml:space="preserve"> </w:t>
+      </w:r>
+      <w:proofErr w:type="spellStart"/>
+      <w:r>
+        <w:rPr>
+          <w:b/>
+          <w:bCs/>
+          <w:lang w:val="de-DE"/>
+        </w:rPr>
+        <w:t>pre</w:t>
+      </w:r>
+      <w:proofErr w:type="spellEnd"/>
+      <w:r>
+        <w:rPr>
+          <w:b/>
+          <w:bCs/>
+          <w:lang w:val="de-DE"/>
+        </w:rPr>
+        <w:t xml:space="preserve"> </w:t>
+      </w:r>
+      <w:proofErr w:type="spellStart"/>
+      <w:r>
+        <w:rPr>
+          <w:b/>
+          <w:bCs/>
+          <w:lang w:val="de-DE"/>
+        </w:rPr>
+        <w:t>testovanie</w:t>
+      </w:r>
+      <w:proofErr w:type="spellEnd"/>
+    </w:p>
+    <w:p>
+      <w:pPr>
+        <w:rPr>
+          <w:lang w:val="en-US"/>
+        </w:rPr>
+      </w:pPr>
+      <w:r>
+        <w:rPr>
+          <w:lang w:val="en-US"/>
+        </w:rPr>
+        <w:t>git tag -a v0.9.0-rc1 -m "Release candidate"</w:t>
+      </w:r>
+    </w:p>
+    <w:p>
+      <w:pPr>
+        <w:rPr>
+          <w:b/>
+          <w:bCs/>
+          <w:lang w:val="en-US"/>
+        </w:rPr>
+      </w:pPr>
+      <w:r>
+        <w:rPr>
+          <w:rFonts w:ascii="Segoe UI Emoji" w:hAnsi="Segoe UI Emoji" w:cs="Segoe UI Emoji"/>
+          <w:b/>
+          <w:bCs/>
+          <w:lang w:val="en-US"/>
+        </w:rPr>
+        <w:t>🔹</w:t>
+      </w:r>
+      <w:r>
+        <w:rPr>
+          <w:b/>
+          <w:bCs/>
+          <w:lang w:val="en-US"/>
+        </w:rPr>
+        <w:t xml:space="preserve"> D) </w:t>
+      </w:r>
+      <w:proofErr w:type="spellStart"/>
+      <w:r>
+        <w:rPr>
+          <w:b/>
+          <w:bCs/>
+          <w:lang w:val="en-US"/>
+        </w:rPr>
+        <w:t>Tagovanie</w:t>
+      </w:r>
+      <w:proofErr w:type="spellEnd"/>
+      <w:r>
+        <w:rPr>
+          <w:b/>
+          <w:bCs/>
+          <w:lang w:val="en-US"/>
+        </w:rPr>
+        <w:t xml:space="preserve"> </w:t>
+      </w:r>
+      <w:proofErr w:type="spellStart"/>
+      <w:r>
+        <w:rPr>
+          <w:b/>
+          <w:bCs/>
+          <w:lang w:val="en-US"/>
+        </w:rPr>
+        <w:t>hotfixov</w:t>
+      </w:r>
+      <w:proofErr w:type="spellEnd"/>
+    </w:p>
+    <w:p>
+      <w:pPr>
+        <w:rPr>
+          <w:lang w:val="en-US"/>
+        </w:rPr>
+      </w:pPr>
+      <w:r>
+        <w:rPr>
+          <w:lang w:val="en-US"/>
+        </w:rPr>
+        <w:t>git tag -a hotfix-2024-06-12 -m "Fix crash in movement system"</w:t>
+      </w:r>
+    </w:p>
+    <w:p>
+      <w:pPr>
+        <w:rPr>
+          <w:b/>
+          <w:bCs/>
+          <w:lang w:val="en-US"/>
+        </w:rPr>
+      </w:pPr>
+      <w:r>
+        <w:rPr>
+          <w:b/>
+          <w:bCs/>
+          <w:lang w:val="en-US"/>
+        </w:rPr>
+        <w:t xml:space="preserve">3) Push </w:t>
+      </w:r>
+      <w:proofErr w:type="spellStart"/>
+      <w:r>
+        <w:rPr>
+          <w:b/>
+          <w:bCs/>
+          <w:lang w:val="en-US"/>
+        </w:rPr>
+        <w:t>tagov</w:t>
+      </w:r>
+      <w:proofErr w:type="spellEnd"/>
+      <w:r>
+        <w:rPr>
+          <w:b/>
+          <w:bCs/>
+          <w:lang w:val="en-US"/>
+        </w:rPr>
+        <w:t xml:space="preserve"> </w:t>
+      </w:r>
+      <w:proofErr w:type="spellStart"/>
+      <w:r>
+        <w:rPr>
+          <w:b/>
+          <w:bCs/>
+          <w:lang w:val="en-US"/>
+        </w:rPr>
+        <w:t>na</w:t>
+      </w:r>
+      <w:proofErr w:type="spellEnd"/>
+      <w:r>
+        <w:rPr>
+          <w:b/>
+          <w:bCs/>
+          <w:lang w:val="en-US"/>
+        </w:rPr>
+        <w:t xml:space="preserve"> GitHub</w:t>
+      </w:r>
+    </w:p>
+    <w:p>
+      <w:pPr>
+        <w:rPr>
+          <w:b/>
+          <w:bCs/>
+          <w:lang w:val="en-US"/>
+        </w:rPr>
+      </w:pPr>
+      <w:r>
+        <w:rPr>
+          <w:b/>
+          <w:bCs/>
+          <w:lang w:val="en-US"/>
+        </w:rPr>
+        <w:t xml:space="preserve">Push </w:t>
+      </w:r>
+      <w:proofErr w:type="spellStart"/>
+      <w:r>
+        <w:rPr>
+          <w:b/>
+          <w:bCs/>
+          <w:lang w:val="en-US"/>
+        </w:rPr>
+        <w:t>jedného</w:t>
+      </w:r>
+      <w:proofErr w:type="spellEnd"/>
+      <w:r>
+        <w:rPr>
+          <w:b/>
+          <w:bCs/>
+          <w:lang w:val="en-US"/>
+        </w:rPr>
+        <w:t xml:space="preserve"> </w:t>
+      </w:r>
+      <w:proofErr w:type="spellStart"/>
+      <w:r>
+        <w:rPr>
+          <w:b/>
+          <w:bCs/>
+          <w:lang w:val="en-US"/>
+        </w:rPr>
+        <w:t>tagu</w:t>
+      </w:r>
+      <w:proofErr w:type="spellEnd"/>
+      <w:r>
+        <w:rPr>
+          <w:b/>
+          <w:bCs/>
           <w:lang w:val="en-US"/>
         </w:rPr>
         <w:t>:</w:t>
@@ -1471,301 +1791,45 @@
     </w:p>
     <w:p>
       <w:pPr>
-        <w:rPr>
-          <w:lang w:val="en-US"/>
-        </w:rPr>
-      </w:pPr>
-      <w:r>
-        <w:rPr>
-          <w:lang w:val="en-US"/>
-        </w:rPr>
-        <w:t>git tag -a dev-checkpoint-1 -m "Finished physics engine"</w:t>
-      </w:r>
-    </w:p>
-    <w:p>
-      <w:pPr>
-        <w:rPr>
-          <w:b/>
-          <w:bCs/>
-          <w:lang w:val="de-DE"/>
-        </w:rPr>
-      </w:pPr>
-      <w:r>
-        <w:rPr>
-          <w:rFonts w:ascii="Segoe UI Emoji" w:hAnsi="Segoe UI Emoji" w:cs="Segoe UI Emoji"/>
-          <w:b/>
-          <w:bCs/>
-          <w:lang w:val="en-US"/>
-        </w:rPr>
-        <w:t>🔹</w:t>
-      </w:r>
-      <w:r>
-        <w:rPr>
-          <w:b/>
-          <w:bCs/>
-          <w:lang w:val="de-DE"/>
-        </w:rPr>
-        <w:t xml:space="preserve"> B) </w:t>
-      </w:r>
-      <w:proofErr w:type="spellStart"/>
-      <w:r>
-        <w:rPr>
-          <w:b/>
-          <w:bCs/>
-          <w:lang w:val="de-DE"/>
-        </w:rPr>
-        <w:t>Tagovanie</w:t>
-      </w:r>
-      <w:proofErr w:type="spellEnd"/>
-      <w:r>
-        <w:rPr>
-          <w:b/>
-          <w:bCs/>
-          <w:lang w:val="de-DE"/>
-        </w:rPr>
-        <w:t xml:space="preserve"> </w:t>
-      </w:r>
-      <w:proofErr w:type="spellStart"/>
-      <w:r>
-        <w:rPr>
-          <w:b/>
-          <w:bCs/>
-          <w:lang w:val="de-DE"/>
-        </w:rPr>
-        <w:t>experimentov</w:t>
-      </w:r>
-      <w:proofErr w:type="spellEnd"/>
-    </w:p>
-    <w:p>
-      <w:pPr>
-        <w:rPr>
-          <w:lang w:val="de-DE"/>
-        </w:rPr>
-      </w:pPr>
-      <w:proofErr w:type="spellStart"/>
-      <w:r>
-        <w:rPr>
-          <w:lang w:val="de-DE"/>
-        </w:rPr>
-        <w:t>git</w:t>
-      </w:r>
-      <w:proofErr w:type="spellEnd"/>
-      <w:r>
-        <w:rPr>
-          <w:lang w:val="de-DE"/>
-        </w:rPr>
-        <w:t xml:space="preserve"> tag experiment-collision-01</w:t>
-      </w:r>
-    </w:p>
-    <w:p>
-      <w:pPr>
-        <w:rPr>
-          <w:b/>
-          <w:bCs/>
-          <w:lang w:val="de-DE"/>
-        </w:rPr>
-      </w:pPr>
-      <w:r>
-        <w:rPr>
-          <w:rFonts w:ascii="Segoe UI Emoji" w:hAnsi="Segoe UI Emoji" w:cs="Segoe UI Emoji"/>
-          <w:b/>
-          <w:bCs/>
-          <w:lang w:val="en-US"/>
-        </w:rPr>
-        <w:t>🔹</w:t>
-      </w:r>
-      <w:r>
-        <w:rPr>
-          <w:b/>
-          <w:bCs/>
-          <w:lang w:val="de-DE"/>
-        </w:rPr>
-        <w:t xml:space="preserve"> C) </w:t>
-      </w:r>
-      <w:proofErr w:type="spellStart"/>
-      <w:r>
-        <w:rPr>
-          <w:b/>
-          <w:bCs/>
-          <w:lang w:val="de-DE"/>
-        </w:rPr>
-        <w:t>Tagovanie</w:t>
-      </w:r>
-      <w:proofErr w:type="spellEnd"/>
-      <w:r>
-        <w:rPr>
-          <w:b/>
-          <w:bCs/>
-          <w:lang w:val="de-DE"/>
-        </w:rPr>
-        <w:t xml:space="preserve"> </w:t>
-      </w:r>
-      <w:proofErr w:type="spellStart"/>
-      <w:r>
-        <w:rPr>
-          <w:b/>
-          <w:bCs/>
-          <w:lang w:val="de-DE"/>
-        </w:rPr>
-        <w:t>verzií</w:t>
-      </w:r>
-      <w:proofErr w:type="spellEnd"/>
-      <w:r>
-        <w:rPr>
-          <w:b/>
-          <w:bCs/>
-          <w:lang w:val="de-DE"/>
-        </w:rPr>
-        <w:t xml:space="preserve"> </w:t>
-      </w:r>
-      <w:proofErr w:type="spellStart"/>
-      <w:r>
-        <w:rPr>
-          <w:b/>
-          <w:bCs/>
-          <w:lang w:val="de-DE"/>
-        </w:rPr>
-        <w:t>pre</w:t>
-      </w:r>
-      <w:proofErr w:type="spellEnd"/>
-      <w:r>
-        <w:rPr>
-          <w:b/>
-          <w:bCs/>
-          <w:lang w:val="de-DE"/>
-        </w:rPr>
-        <w:t xml:space="preserve"> </w:t>
-      </w:r>
-      <w:proofErr w:type="spellStart"/>
-      <w:r>
-        <w:rPr>
-          <w:b/>
-          <w:bCs/>
-          <w:lang w:val="de-DE"/>
-        </w:rPr>
-        <w:t>testovanie</w:t>
-      </w:r>
-      <w:proofErr w:type="spellEnd"/>
-    </w:p>
-    <w:p>
-      <w:pPr>
-        <w:rPr>
-          <w:lang w:val="en-US"/>
-        </w:rPr>
-      </w:pPr>
-      <w:r>
-        <w:rPr>
-          <w:lang w:val="en-US"/>
-        </w:rPr>
-        <w:t>git tag -a v0.9.0-rc1 -m "Release candidate"</w:t>
-      </w:r>
-    </w:p>
-    <w:p>
-      <w:pPr>
-        <w:rPr>
-          <w:b/>
-          <w:bCs/>
-          <w:lang w:val="en-US"/>
-        </w:rPr>
-      </w:pPr>
-      <w:r>
-        <w:rPr>
-          <w:rFonts w:ascii="Segoe UI Emoji" w:hAnsi="Segoe UI Emoji" w:cs="Segoe UI Emoji"/>
-          <w:b/>
-          <w:bCs/>
-          <w:lang w:val="en-US"/>
-        </w:rPr>
-        <w:t>🔹</w:t>
-      </w:r>
-      <w:r>
-        <w:rPr>
-          <w:b/>
-          <w:bCs/>
-          <w:lang w:val="en-US"/>
-        </w:rPr>
-        <w:t xml:space="preserve"> D) </w:t>
-      </w:r>
-      <w:proofErr w:type="spellStart"/>
-      <w:r>
-        <w:rPr>
-          <w:b/>
-          <w:bCs/>
-          <w:lang w:val="en-US"/>
-        </w:rPr>
-        <w:t>Tagovanie</w:t>
-      </w:r>
-      <w:proofErr w:type="spellEnd"/>
-      <w:r>
-        <w:rPr>
-          <w:b/>
-          <w:bCs/>
-          <w:lang w:val="en-US"/>
-        </w:rPr>
-        <w:t xml:space="preserve"> </w:t>
-      </w:r>
-      <w:proofErr w:type="spellStart"/>
-      <w:r>
-        <w:rPr>
-          <w:b/>
-          <w:bCs/>
-          <w:lang w:val="en-US"/>
-        </w:rPr>
-        <w:t>hotfixov</w:t>
-      </w:r>
-      <w:proofErr w:type="spellEnd"/>
-    </w:p>
-    <w:p>
-      <w:pPr>
-        <w:rPr>
-          <w:lang w:val="en-US"/>
-        </w:rPr>
-      </w:pPr>
-      <w:r>
-        <w:rPr>
-          <w:lang w:val="en-US"/>
-        </w:rPr>
-        <w:t>git tag -a hotfix-2024-06-12 -m "Fix crash in movement system"</w:t>
-      </w:r>
-    </w:p>
-    <w:p>
-      <w:pPr>
-        <w:rPr>
-          <w:lang w:val="en-US"/>
-        </w:rPr>
-      </w:pPr>
-      <w:r>
-        <w:rPr>
-          <w:lang w:val="en-US"/>
-        </w:rPr>
-        <w:pict w14:anchorId="3D794B31">
-          <v:rect id="_x0000_i1028" style="width:0;height:1.5pt" o:hralign="center" o:hrstd="t" o:hr="t" fillcolor="#a0a0a0" stroked="f"/>
-        </w:pict>
-      </w:r>
-    </w:p>
-    <w:p>
-      <w:pPr>
-        <w:rPr>
-          <w:b/>
-          <w:bCs/>
-          <w:lang w:val="en-US"/>
-        </w:rPr>
-      </w:pPr>
-      <w:r>
-        <w:rPr>
-          <w:rFonts w:ascii="Segoe UI Emoji" w:hAnsi="Segoe UI Emoji" w:cs="Segoe UI Emoji"/>
-          <w:b/>
-          <w:bCs/>
-          <w:lang w:val="en-US"/>
-        </w:rPr>
-        <w:t>🌍</w:t>
-      </w:r>
-      <w:r>
-        <w:rPr>
-          <w:b/>
-          <w:bCs/>
-          <w:lang w:val="en-US"/>
-        </w:rPr>
-        <w:t xml:space="preserve"> 3) Push </w:t>
+        <w:pStyle w:val="Kod"/>
+      </w:pPr>
+      <w:r>
+        <w:t>git push origin v1.2.0</w:t>
+      </w:r>
+    </w:p>
+    <w:p>
+      <w:pPr>
+        <w:rPr>
+          <w:b/>
+          <w:bCs/>
+          <w:lang w:val="en-US"/>
+        </w:rPr>
+      </w:pPr>
+      <w:r>
+        <w:rPr>
+          <w:b/>
+          <w:bCs/>
+          <w:lang w:val="en-US"/>
+        </w:rPr>
+        <w:t xml:space="preserve">Push </w:t>
+      </w:r>
+      <w:proofErr w:type="spellStart"/>
+      <w:r>
+        <w:rPr>
+          <w:b/>
+          <w:bCs/>
+          <w:lang w:val="en-US"/>
+        </w:rPr>
+        <w:t>všetkých</w:t>
+      </w:r>
+      <w:proofErr w:type="spellEnd"/>
+      <w:r>
+        <w:rPr>
+          <w:b/>
+          <w:bCs/>
+          <w:lang w:val="en-US"/>
+        </w:rPr>
+        <w:t xml:space="preserve"> </w:t>
       </w:r>
       <w:proofErr w:type="spellStart"/>
       <w:r>
@@ -1783,156 +1847,14 @@
           <w:bCs/>
           <w:lang w:val="en-US"/>
         </w:rPr>
-        <w:t xml:space="preserve"> </w:t>
-      </w:r>
-      <w:proofErr w:type="spellStart"/>
-      <w:r>
-        <w:rPr>
-          <w:b/>
-          <w:bCs/>
-          <w:lang w:val="en-US"/>
-        </w:rPr>
-        <w:t>na</w:t>
-      </w:r>
-      <w:proofErr w:type="spellEnd"/>
-      <w:r>
-        <w:rPr>
-          <w:b/>
-          <w:bCs/>
-          <w:lang w:val="en-US"/>
-        </w:rPr>
-        <w:t xml:space="preserve"> GitHub</w:t>
-      </w:r>
-    </w:p>
-    <w:p>
-      <w:pPr>
-        <w:rPr>
-          <w:b/>
-          <w:bCs/>
-          <w:lang w:val="en-US"/>
-        </w:rPr>
-      </w:pPr>
-      <w:r>
-        <w:rPr>
-          <w:b/>
-          <w:bCs/>
-          <w:lang w:val="en-US"/>
-        </w:rPr>
-        <w:t xml:space="preserve">Push </w:t>
-      </w:r>
-      <w:proofErr w:type="spellStart"/>
-      <w:r>
-        <w:rPr>
-          <w:b/>
-          <w:bCs/>
-          <w:lang w:val="en-US"/>
-        </w:rPr>
-        <w:t>jedného</w:t>
-      </w:r>
-      <w:proofErr w:type="spellEnd"/>
-      <w:r>
-        <w:rPr>
-          <w:b/>
-          <w:bCs/>
-          <w:lang w:val="en-US"/>
-        </w:rPr>
-        <w:t xml:space="preserve"> </w:t>
-      </w:r>
-      <w:proofErr w:type="spellStart"/>
-      <w:r>
-        <w:rPr>
-          <w:b/>
-          <w:bCs/>
-          <w:lang w:val="en-US"/>
-        </w:rPr>
-        <w:t>tagu</w:t>
-      </w:r>
-      <w:proofErr w:type="spellEnd"/>
-      <w:r>
-        <w:rPr>
-          <w:b/>
-          <w:bCs/>
-          <w:lang w:val="en-US"/>
-        </w:rPr>
         <w:t>:</w:t>
       </w:r>
     </w:p>
     <w:p>
       <w:pPr>
-        <w:rPr>
-          <w:lang w:val="en-US"/>
-        </w:rPr>
-      </w:pPr>
-      <w:r>
-        <w:rPr>
-          <w:lang w:val="en-US"/>
-        </w:rPr>
-        <w:t>git push origin v1.2.0</w:t>
-      </w:r>
-    </w:p>
-    <w:p>
-      <w:pPr>
-        <w:rPr>
-          <w:b/>
-          <w:bCs/>
-          <w:lang w:val="en-US"/>
-        </w:rPr>
-      </w:pPr>
-      <w:r>
-        <w:rPr>
-          <w:b/>
-          <w:bCs/>
-          <w:lang w:val="en-US"/>
-        </w:rPr>
-        <w:t xml:space="preserve">Push </w:t>
-      </w:r>
-      <w:proofErr w:type="spellStart"/>
-      <w:r>
-        <w:rPr>
-          <w:b/>
-          <w:bCs/>
-          <w:lang w:val="en-US"/>
-        </w:rPr>
-        <w:t>všetkých</w:t>
-      </w:r>
-      <w:proofErr w:type="spellEnd"/>
-      <w:r>
-        <w:rPr>
-          <w:b/>
-          <w:bCs/>
-          <w:lang w:val="en-US"/>
-        </w:rPr>
-        <w:t xml:space="preserve"> </w:t>
-      </w:r>
-      <w:proofErr w:type="spellStart"/>
-      <w:r>
-        <w:rPr>
-          <w:b/>
-          <w:bCs/>
-          <w:lang w:val="en-US"/>
-        </w:rPr>
-        <w:t>tagov</w:t>
-      </w:r>
-      <w:proofErr w:type="spellEnd"/>
-      <w:r>
-        <w:rPr>
-          <w:b/>
-          <w:bCs/>
-          <w:lang w:val="en-US"/>
-        </w:rPr>
-        <w:t>:</w:t>
-      </w:r>
-    </w:p>
-    <w:p>
-      <w:pPr>
-        <w:rPr>
-          <w:lang w:val="en-US"/>
-        </w:rPr>
-      </w:pPr>
-      <w:r>
-        <w:rPr>
-          <w:lang w:val="en-US"/>
-        </w:rPr>
+        <w:pStyle w:val="Kod"/>
+      </w:pPr>
+      <w:r>
         <w:t>git push --tags</w:t>
       </w:r>
     </w:p>
@@ -2111,14 +2033,9 @@
     </w:p>
     <w:p>
       <w:pPr>
-        <w:rPr>
-          <w:lang w:val="en-US"/>
-        </w:rPr>
-      </w:pPr>
-      <w:r>
-        <w:rPr>
-          <w:lang w:val="en-US"/>
-        </w:rPr>
+        <w:pStyle w:val="Kod"/>
+      </w:pPr>
+      <w:r>
         <w:t>git checkout v1.2.0</w:t>
       </w:r>
     </w:p>
@@ -2243,7 +2160,6 @@
         <w:rPr>
           <w:lang w:val="en-US"/>
         </w:rPr>
-        <w:lastRenderedPageBreak/>
         <w:t xml:space="preserve">Ak </w:t>
       </w:r>
       <w:proofErr w:type="spellStart"/>
@@ -2327,20 +2243,11 @@
       </w:pPr>
       <w:r>
         <w:rPr>
-          <w:rFonts w:ascii="Segoe UI Emoji" w:hAnsi="Segoe UI Emoji" w:cs="Segoe UI Emoji"/>
-          <w:b/>
-          <w:bCs/>
-          <w:lang w:val="en-US"/>
-        </w:rPr>
-        <w:t>🧹</w:t>
-      </w:r>
-      <w:r>
-        <w:rPr>
-          <w:b/>
-          <w:bCs/>
-          <w:lang w:val="de-DE"/>
-        </w:rPr>
-        <w:t xml:space="preserve"> 5) </w:t>
+          <w:b/>
+          <w:bCs/>
+          <w:lang w:val="de-DE"/>
+        </w:rPr>
+        <w:t xml:space="preserve">5) </w:t>
       </w:r>
       <w:proofErr w:type="spellStart"/>
       <w:r>
@@ -2400,22 +2307,14 @@
     </w:p>
     <w:p>
       <w:pPr>
-        <w:rPr>
-          <w:lang w:val="de-DE"/>
-        </w:rPr>
-      </w:pPr>
-      <w:proofErr w:type="spellStart"/>
-      <w:r>
-        <w:rPr>
-          <w:lang w:val="de-DE"/>
-        </w:rPr>
+        <w:pStyle w:val="Kod"/>
+      </w:pPr>
+      <w:proofErr w:type="spellStart"/>
+      <w:r>
         <w:t>git</w:t>
       </w:r>
       <w:proofErr w:type="spellEnd"/>
       <w:r>
-        <w:rPr>
-          <w:lang w:val="de-DE"/>
-        </w:rPr>
         <w:t xml:space="preserve"> tag -d v1.2.0</w:t>
       </w:r>
     </w:p>
@@ -2492,20 +2391,11 @@
       </w:pPr>
       <w:r>
         <w:rPr>
-          <w:rFonts w:ascii="Segoe UI Emoji" w:hAnsi="Segoe UI Emoji" w:cs="Segoe UI Emoji"/>
-          <w:b/>
-          <w:bCs/>
-          <w:lang w:val="en-US"/>
-        </w:rPr>
-        <w:t>🧠</w:t>
-      </w:r>
-      <w:r>
-        <w:rPr>
-          <w:b/>
-          <w:bCs/>
-          <w:lang w:val="en-US"/>
-        </w:rPr>
-        <w:t xml:space="preserve"> 6) </w:t>
+          <w:b/>
+          <w:bCs/>
+          <w:lang w:val="en-US"/>
+        </w:rPr>
+        <w:t xml:space="preserve">6) </w:t>
       </w:r>
       <w:proofErr w:type="spellStart"/>
       <w:r>
@@ -2572,6 +2462,7 @@
         <w:rPr>
           <w:lang w:val="en-US"/>
         </w:rPr>
+        <w:lastRenderedPageBreak/>
         <w:t xml:space="preserve">Toto je </w:t>
       </w:r>
       <w:proofErr w:type="spellStart"/>
@@ -3232,46 +3123,19 @@
     </w:p>
     <w:p>
       <w:pPr>
-        <w:rPr>
-          <w:lang w:val="en-US"/>
-        </w:rPr>
-      </w:pPr>
-      <w:proofErr w:type="spellStart"/>
-      <w:r>
-        <w:rPr>
-          <w:lang w:val="en-US"/>
-        </w:rPr>
-        <w:t>Pripravím</w:t>
-      </w:r>
-      <w:proofErr w:type="spellEnd"/>
-      <w:r>
-        <w:rPr>
-          <w:lang w:val="en-US"/>
-        </w:rPr>
-        <w:t xml:space="preserve"> </w:t>
-      </w:r>
-      <w:proofErr w:type="spellStart"/>
-      <w:r>
-        <w:rPr>
-          <w:lang w:val="en-US"/>
-        </w:rPr>
-        <w:t>ti</w:t>
-      </w:r>
-      <w:proofErr w:type="spellEnd"/>
-      <w:r>
-        <w:rPr>
-          <w:lang w:val="en-US"/>
-        </w:rPr>
-        <w:t xml:space="preserve"> </w:t>
-      </w:r>
-      <w:proofErr w:type="spellStart"/>
-      <w:r>
-        <w:rPr>
-          <w:b/>
-          <w:bCs/>
-          <w:lang w:val="en-US"/>
-        </w:rPr>
-        <w:t>profesionálny</w:t>
+        <w:spacing w:after="0" w:line="240" w:lineRule="auto"/>
+        <w:rPr>
+          <w:lang w:val="en-US"/>
+        </w:rPr>
+      </w:pPr>
+      <w:proofErr w:type="spellStart"/>
+      <w:r>
+        <w:rPr>
+          <w:b/>
+          <w:bCs/>
+          <w:lang w:val="en-US"/>
+        </w:rPr>
+        <w:t>Profesionálny</w:t>
       </w:r>
       <w:proofErr w:type="spellEnd"/>
       <w:r>
@@ -3380,7 +3244,6 @@
         <w:rPr>
           <w:lang w:val="en-US"/>
         </w:rPr>
-        <w:lastRenderedPageBreak/>
         <w:t>FastAPI</w:t>
       </w:r>
       <w:proofErr w:type="spellEnd"/>
@@ -3992,6 +3855,7 @@
         <w:rPr>
           <w:lang w:val="en-US"/>
         </w:rPr>
+        <w:lastRenderedPageBreak/>
         <w:t xml:space="preserve">CI/CD </w:t>
       </w:r>
       <w:proofErr w:type="spellStart"/>
@@ -4060,17 +3924,9 @@
     <w:p>
       <w:pPr>
         <w:rPr>
-          <w:lang w:val="en-US"/>
-        </w:rPr>
-      </w:pPr>
-      <w:r>
-        <w:rPr>
-          <w:lang w:val="en-US"/>
-        </w:rPr>
-        <w:pict w14:anchorId="36751BE3">
-          <v:rect id="_x0000_i1032" style="width:0;height:1.5pt" o:hralign="center" o:hrstd="t" o:hr="t" fillcolor="#a0a0a0" stroked="f"/>
-        </w:pict>
-      </w:r>
+          <w:lang w:val="de-DE"/>
+        </w:rPr>
+      </w:pPr>
     </w:p>
     <w:p>
       <w:pPr>
@@ -4424,41 +4280,23 @@
         <w:rPr>
           <w:b/>
           <w:bCs/>
-          <w:lang w:val="de-DE"/>
-        </w:rPr>
-      </w:pPr>
-      <w:r>
-        <w:rPr>
-          <w:b/>
-          <w:bCs/>
-          <w:lang w:val="de-DE"/>
-        </w:rPr>
-        <w:t xml:space="preserve">2) </w:t>
-      </w:r>
-      <w:proofErr w:type="spellStart"/>
-      <w:r>
-        <w:rPr>
-          <w:b/>
-          <w:bCs/>
-          <w:lang w:val="de-DE"/>
-        </w:rPr>
-        <w:t>Ako</w:t>
-      </w:r>
-      <w:proofErr w:type="spellEnd"/>
-      <w:r>
-        <w:rPr>
-          <w:b/>
-          <w:bCs/>
-          <w:lang w:val="de-DE"/>
-        </w:rPr>
-        <w:t xml:space="preserve"> </w:t>
-      </w:r>
-      <w:proofErr w:type="spellStart"/>
-      <w:r>
-        <w:rPr>
-          <w:b/>
-          <w:bCs/>
-          <w:lang w:val="de-DE"/>
+          <w:lang w:val="en-US"/>
+        </w:rPr>
+      </w:pPr>
+      <w:r>
+        <w:rPr>
+          <w:b/>
+          <w:bCs/>
+          <w:lang w:val="en-US"/>
+        </w:rPr>
+        <w:t xml:space="preserve">2) Ako </w:t>
+      </w:r>
+      <w:proofErr w:type="spellStart"/>
+      <w:r>
+        <w:rPr>
+          <w:b/>
+          <w:bCs/>
+          <w:lang w:val="en-US"/>
         </w:rPr>
         <w:t>vytvoriť</w:t>
       </w:r>
@@ -4467,34 +4305,34 @@
         <w:rPr>
           <w:b/>
           <w:bCs/>
-          <w:lang w:val="de-DE"/>
+          <w:lang w:val="en-US"/>
         </w:rPr>
         <w:t xml:space="preserve"> tag </w:t>
       </w:r>
-      <w:proofErr w:type="spellStart"/>
-      <w:r>
-        <w:rPr>
-          <w:b/>
-          <w:bCs/>
-          <w:lang w:val="de-DE"/>
-        </w:rPr>
-        <w:t>pre</w:t>
-      </w:r>
-      <w:proofErr w:type="spellEnd"/>
-      <w:r>
-        <w:rPr>
-          <w:b/>
-          <w:bCs/>
-          <w:lang w:val="de-DE"/>
-        </w:rPr>
-        <w:t xml:space="preserve"> Python </w:t>
-      </w:r>
-      <w:proofErr w:type="spellStart"/>
-      <w:r>
-        <w:rPr>
-          <w:b/>
-          <w:bCs/>
-          <w:lang w:val="de-DE"/>
+      <w:proofErr w:type="gramStart"/>
+      <w:r>
+        <w:rPr>
+          <w:b/>
+          <w:bCs/>
+          <w:lang w:val="en-US"/>
+        </w:rPr>
+        <w:t>pre Python</w:t>
+      </w:r>
+      <w:proofErr w:type="gramEnd"/>
+      <w:r>
+        <w:rPr>
+          <w:b/>
+          <w:bCs/>
+          <w:lang w:val="en-US"/>
+        </w:rPr>
+        <w:t xml:space="preserve"> </w:t>
+      </w:r>
+      <w:proofErr w:type="spellStart"/>
+      <w:r>
+        <w:rPr>
+          <w:b/>
+          <w:bCs/>
+          <w:lang w:val="en-US"/>
         </w:rPr>
         <w:t>projekt</w:t>
       </w:r>
@@ -4597,7 +4435,6 @@
         <w:rPr>
           <w:lang w:val="en-US"/>
         </w:rPr>
-        <w:lastRenderedPageBreak/>
         <w:pict w14:anchorId="4922DB78">
           <v:rect id="_x0000_i1033" style="width:0;height:1.5pt" o:hralign="center" o:hrstd="t" o:hr="t" fillcolor="#a0a0a0" stroked="f"/>
         </w:pict>
@@ -5108,6 +4945,7 @@
         <w:rPr>
           <w:lang w:val="en-US"/>
         </w:rPr>
+        <w:lastRenderedPageBreak/>
         <w:t xml:space="preserve">source </w:t>
       </w:r>
       <w:proofErr w:type="spellStart"/>
@@ -5706,7 +5544,6 @@
         <w:rPr>
           <w:lang w:val="en-US"/>
         </w:rPr>
-        <w:lastRenderedPageBreak/>
         <w:t>publikovať</w:t>
       </w:r>
       <w:proofErr w:type="spellEnd"/>
@@ -6086,6 +5923,7 @@
         <w:rPr>
           <w:lang w:val="de-DE"/>
         </w:rPr>
+        <w:lastRenderedPageBreak/>
         <w:t>git</w:t>
       </w:r>
       <w:proofErr w:type="spellEnd"/>
@@ -6766,7 +6604,6 @@
           <w:bCs/>
           <w:lang w:val="en-US"/>
         </w:rPr>
-        <w:lastRenderedPageBreak/>
         <w:t>v1.1.0-rc1</w:t>
       </w:r>
       <w:r>
@@ -7448,6 +7285,7 @@
           <w:bCs/>
           <w:lang w:val="en-US"/>
         </w:rPr>
+        <w:lastRenderedPageBreak/>
         <w:t xml:space="preserve">D) </w:t>
       </w:r>
       <w:proofErr w:type="spellStart"/>
@@ -8099,7 +7937,7 @@
           <w:lang w:val="en-US"/>
         </w:rPr>
         <w:pict w14:anchorId="04DC6044">
-          <v:rect id="_x0000_i1099" style="width:0;height:1.5pt" o:hralign="center" o:hrstd="t" o:hr="t" fillcolor="#a0a0a0" stroked="f"/>
+          <v:rect id="_x0000_i1039" style="width:0;height:1.5pt" o:hralign="center" o:hrstd="t" o:hr="t" fillcolor="#a0a0a0" stroked="f"/>
         </w:pict>
       </w:r>
     </w:p>
@@ -8132,48 +7970,62 @@
     <w:p>
       <w:pPr>
         <w:rPr>
-          <w:lang w:val="en-US"/>
-        </w:rPr>
-      </w:pPr>
-      <w:proofErr w:type="spellStart"/>
-      <w:r>
-        <w:rPr>
-          <w:lang w:val="en-US"/>
+          <w:lang w:val="de-DE"/>
+        </w:rPr>
+      </w:pPr>
+      <w:proofErr w:type="spellStart"/>
+      <w:r>
+        <w:rPr>
+          <w:lang w:val="de-DE"/>
         </w:rPr>
         <w:t>Najlepší</w:t>
       </w:r>
       <w:proofErr w:type="spellEnd"/>
       <w:r>
         <w:rPr>
-          <w:lang w:val="en-US"/>
-        </w:rPr>
-        <w:t xml:space="preserve"> workflow </w:t>
-      </w:r>
-      <w:proofErr w:type="gramStart"/>
-      <w:r>
-        <w:rPr>
-          <w:lang w:val="en-US"/>
-        </w:rPr>
-        <w:t>pre Python</w:t>
-      </w:r>
-      <w:proofErr w:type="gramEnd"/>
-      <w:r>
-        <w:rPr>
-          <w:lang w:val="en-US"/>
-        </w:rPr>
-        <w:t xml:space="preserve"> </w:t>
-      </w:r>
-      <w:proofErr w:type="spellStart"/>
-      <w:r>
-        <w:rPr>
-          <w:lang w:val="en-US"/>
+          <w:lang w:val="de-DE"/>
+        </w:rPr>
+        <w:t xml:space="preserve"> </w:t>
+      </w:r>
+      <w:proofErr w:type="spellStart"/>
+      <w:r>
+        <w:rPr>
+          <w:lang w:val="de-DE"/>
+        </w:rPr>
+        <w:t>workflow</w:t>
+      </w:r>
+      <w:proofErr w:type="spellEnd"/>
+      <w:r>
+        <w:rPr>
+          <w:lang w:val="de-DE"/>
+        </w:rPr>
+        <w:t xml:space="preserve"> </w:t>
+      </w:r>
+      <w:proofErr w:type="spellStart"/>
+      <w:r>
+        <w:rPr>
+          <w:lang w:val="de-DE"/>
+        </w:rPr>
+        <w:t>pre</w:t>
+      </w:r>
+      <w:proofErr w:type="spellEnd"/>
+      <w:r>
+        <w:rPr>
+          <w:lang w:val="de-DE"/>
+        </w:rPr>
+        <w:t xml:space="preserve"> Python </w:t>
+      </w:r>
+      <w:proofErr w:type="spellStart"/>
+      <w:r>
+        <w:rPr>
+          <w:lang w:val="de-DE"/>
         </w:rPr>
         <w:t>projekt</w:t>
       </w:r>
       <w:proofErr w:type="spellEnd"/>
       <w:r>
         <w:rPr>
-          <w:lang w:val="en-US"/>
+          <w:lang w:val="de-DE"/>
         </w:rPr>
         <w:t xml:space="preserve"> je:</w:t>
       </w:r>
@@ -8181,23 +8033,33 @@
     <w:p>
       <w:pPr>
         <w:rPr>
-          <w:lang w:val="en-US"/>
-        </w:rPr>
-      </w:pPr>
-      <w:r>
-        <w:rPr>
-          <w:b/>
-          <w:bCs/>
-          <w:lang w:val="en-US"/>
-        </w:rPr>
-        <w:t xml:space="preserve">main = </w:t>
-      </w:r>
-      <w:proofErr w:type="spellStart"/>
-      <w:r>
-        <w:rPr>
-          <w:b/>
-          <w:bCs/>
-          <w:lang w:val="en-US"/>
+          <w:lang w:val="de-DE"/>
+        </w:rPr>
+      </w:pPr>
+      <w:proofErr w:type="spellStart"/>
+      <w:r>
+        <w:rPr>
+          <w:b/>
+          <w:bCs/>
+          <w:lang w:val="de-DE"/>
+        </w:rPr>
+        <w:t>main</w:t>
+      </w:r>
+      <w:proofErr w:type="spellEnd"/>
+      <w:r>
+        <w:rPr>
+          <w:b/>
+          <w:bCs/>
+          <w:lang w:val="de-DE"/>
+        </w:rPr>
+        <w:t xml:space="preserve"> = </w:t>
+      </w:r>
+      <w:proofErr w:type="spellStart"/>
+      <w:r>
+        <w:rPr>
+          <w:b/>
+          <w:bCs/>
+          <w:lang w:val="de-DE"/>
         </w:rPr>
         <w:t>stabilné</w:t>
       </w:r>
@@ -8206,46 +8068,56 @@
         <w:rPr>
           <w:b/>
           <w:bCs/>
-          <w:lang w:val="en-US"/>
-        </w:rPr>
-        <w:t xml:space="preserve"> </w:t>
-      </w:r>
-      <w:proofErr w:type="spellStart"/>
-      <w:r>
-        <w:rPr>
-          <w:b/>
-          <w:bCs/>
-          <w:lang w:val="en-US"/>
+          <w:lang w:val="de-DE"/>
+        </w:rPr>
+        <w:t xml:space="preserve"> </w:t>
+      </w:r>
+      <w:proofErr w:type="spellStart"/>
+      <w:r>
+        <w:rPr>
+          <w:b/>
+          <w:bCs/>
+          <w:lang w:val="de-DE"/>
         </w:rPr>
         <w:t>verzie</w:t>
       </w:r>
       <w:proofErr w:type="spellEnd"/>
       <w:r>
         <w:rPr>
-          <w:lang w:val="en-US"/>
-        </w:rPr>
-        <w:t xml:space="preserve"> </w:t>
-      </w:r>
-      <w:r>
-        <w:rPr>
-          <w:lang w:val="en-US"/>
+          <w:lang w:val="de-DE"/>
+        </w:rPr>
+        <w:t xml:space="preserve"> </w:t>
+      </w:r>
+      <w:r>
+        <w:rPr>
+          <w:lang w:val="de-DE"/>
         </w:rPr>
         <w:br/>
       </w:r>
-      <w:r>
-        <w:rPr>
-          <w:b/>
-          <w:bCs/>
-          <w:lang w:val="en-US"/>
-        </w:rPr>
-        <w:t xml:space="preserve">develop = </w:t>
-      </w:r>
-      <w:proofErr w:type="spellStart"/>
-      <w:r>
-        <w:rPr>
-          <w:b/>
-          <w:bCs/>
-          <w:lang w:val="en-US"/>
+      <w:proofErr w:type="spellStart"/>
+      <w:r>
+        <w:rPr>
+          <w:b/>
+          <w:bCs/>
+          <w:lang w:val="de-DE"/>
+        </w:rPr>
+        <w:t>develop</w:t>
+      </w:r>
+      <w:proofErr w:type="spellEnd"/>
+      <w:r>
+        <w:rPr>
+          <w:b/>
+          <w:bCs/>
+          <w:lang w:val="de-DE"/>
+        </w:rPr>
+        <w:t xml:space="preserve"> = </w:t>
+      </w:r>
+      <w:proofErr w:type="spellStart"/>
+      <w:r>
+        <w:rPr>
+          <w:b/>
+          <w:bCs/>
+          <w:lang w:val="de-DE"/>
         </w:rPr>
         <w:t>aktívny</w:t>
       </w:r>
@@ -8254,29 +8126,29 @@
         <w:rPr>
           <w:b/>
           <w:bCs/>
-          <w:lang w:val="en-US"/>
-        </w:rPr>
-        <w:t xml:space="preserve"> </w:t>
-      </w:r>
-      <w:proofErr w:type="spellStart"/>
-      <w:r>
-        <w:rPr>
-          <w:b/>
-          <w:bCs/>
-          <w:lang w:val="en-US"/>
+          <w:lang w:val="de-DE"/>
+        </w:rPr>
+        <w:t xml:space="preserve"> </w:t>
+      </w:r>
+      <w:proofErr w:type="spellStart"/>
+      <w:r>
+        <w:rPr>
+          <w:b/>
+          <w:bCs/>
+          <w:lang w:val="de-DE"/>
         </w:rPr>
         <w:t>vývoj</w:t>
       </w:r>
       <w:proofErr w:type="spellEnd"/>
       <w:r>
         <w:rPr>
-          <w:lang w:val="en-US"/>
-        </w:rPr>
-        <w:t xml:space="preserve"> </w:t>
-      </w:r>
-      <w:r>
-        <w:rPr>
-          <w:lang w:val="en-US"/>
+          <w:lang w:val="de-DE"/>
+        </w:rPr>
+        <w:t xml:space="preserve"> </w:t>
+      </w:r>
+      <w:r>
+        <w:rPr>
+          <w:lang w:val="de-DE"/>
         </w:rPr>
         <w:br/>
       </w:r>
@@ -8284,41 +8156,41 @@
         <w:rPr>
           <w:b/>
           <w:bCs/>
-          <w:lang w:val="en-US"/>
+          <w:lang w:val="de-DE"/>
         </w:rPr>
         <w:t>feature/</w:t>
       </w:r>
       <w:r>
         <w:rPr>
-          <w:lang w:val="en-US"/>
+          <w:lang w:val="de-DE"/>
         </w:rPr>
         <w:t xml:space="preserve">* = </w:t>
       </w:r>
       <w:proofErr w:type="spellStart"/>
       <w:r>
         <w:rPr>
-          <w:lang w:val="en-US"/>
+          <w:lang w:val="de-DE"/>
         </w:rPr>
         <w:t>nové</w:t>
       </w:r>
       <w:proofErr w:type="spellEnd"/>
       <w:r>
         <w:rPr>
-          <w:lang w:val="en-US"/>
-        </w:rPr>
-        <w:t xml:space="preserve"> </w:t>
-      </w:r>
-      <w:proofErr w:type="spellStart"/>
-      <w:r>
-        <w:rPr>
-          <w:lang w:val="en-US"/>
+          <w:lang w:val="de-DE"/>
+        </w:rPr>
+        <w:t xml:space="preserve"> </w:t>
+      </w:r>
+      <w:proofErr w:type="spellStart"/>
+      <w:r>
+        <w:rPr>
+          <w:lang w:val="de-DE"/>
         </w:rPr>
         <w:t>veci</w:t>
       </w:r>
       <w:proofErr w:type="spellEnd"/>
       <w:r>
         <w:rPr>
-          <w:lang w:val="en-US"/>
+          <w:lang w:val="de-DE"/>
         </w:rPr>
         <w:br/>
       </w:r>
@@ -8327,7 +8199,7 @@
         <w:rPr>
           <w:b/>
           <w:bCs/>
-          <w:lang w:val="en-US"/>
+          <w:lang w:val="de-DE"/>
         </w:rPr>
         <w:t>tagy</w:t>
       </w:r>
@@ -8336,7 +8208,7 @@
         <w:rPr>
           <w:b/>
           <w:bCs/>
-          <w:lang w:val="en-US"/>
+          <w:lang w:val="de-DE"/>
         </w:rPr>
         <w:t xml:space="preserve"> = </w:t>
       </w:r>
@@ -8345,7 +8217,7 @@
         <w:rPr>
           <w:b/>
           <w:bCs/>
-          <w:lang w:val="en-US"/>
+          <w:lang w:val="de-DE"/>
         </w:rPr>
         <w:t>verzie</w:t>
       </w:r>
@@ -8354,16 +8226,16 @@
         <w:rPr>
           <w:b/>
           <w:bCs/>
-          <w:lang w:val="en-US"/>
-        </w:rPr>
-        <w:t xml:space="preserve"> </w:t>
-      </w:r>
-      <w:proofErr w:type="spellStart"/>
-      <w:r>
-        <w:rPr>
-          <w:b/>
-          <w:bCs/>
-          <w:lang w:val="en-US"/>
+          <w:lang w:val="de-DE"/>
+        </w:rPr>
+        <w:t xml:space="preserve"> </w:t>
+      </w:r>
+      <w:proofErr w:type="spellStart"/>
+      <w:r>
+        <w:rPr>
+          <w:b/>
+          <w:bCs/>
+          <w:lang w:val="de-DE"/>
         </w:rPr>
         <w:t>projektu</w:t>
       </w:r>
@@ -8372,16 +8244,34 @@
         <w:rPr>
           <w:b/>
           <w:bCs/>
-          <w:lang w:val="en-US"/>
-        </w:rPr>
-        <w:t xml:space="preserve"> (dev, </w:t>
-      </w:r>
-      <w:proofErr w:type="spellStart"/>
-      <w:r>
-        <w:rPr>
-          <w:b/>
-          <w:bCs/>
-          <w:lang w:val="en-US"/>
+          <w:lang w:val="de-DE"/>
+        </w:rPr>
+        <w:t xml:space="preserve"> (</w:t>
+      </w:r>
+      <w:proofErr w:type="spellStart"/>
+      <w:r>
+        <w:rPr>
+          <w:b/>
+          <w:bCs/>
+          <w:lang w:val="de-DE"/>
+        </w:rPr>
+        <w:t>dev</w:t>
+      </w:r>
+      <w:proofErr w:type="spellEnd"/>
+      <w:r>
+        <w:rPr>
+          <w:b/>
+          <w:bCs/>
+          <w:lang w:val="de-DE"/>
+        </w:rPr>
+        <w:t xml:space="preserve">, </w:t>
+      </w:r>
+      <w:proofErr w:type="spellStart"/>
+      <w:r>
+        <w:rPr>
+          <w:b/>
+          <w:bCs/>
+          <w:lang w:val="de-DE"/>
         </w:rPr>
         <w:t>rc</w:t>
       </w:r>
@@ -8390,7 +8280,7 @@
         <w:rPr>
           <w:b/>
           <w:bCs/>
-          <w:lang w:val="en-US"/>
+          <w:lang w:val="de-DE"/>
         </w:rPr>
         <w:t>, release)</w:t>
       </w:r>
@@ -8616,7 +8506,6 @@
         <w:rPr>
           <w:lang w:val="en-US"/>
         </w:rPr>
-        <w:lastRenderedPageBreak/>
         <w:t xml:space="preserve">workflow pre </w:t>
       </w:r>
       <w:proofErr w:type="spellStart"/>
@@ -8667,7 +8556,7 @@
           <w:lang w:val="en-US"/>
         </w:rPr>
         <w:pict w14:anchorId="1565B439">
-          <v:rect id="_x0000_i1100" style="width:0;height:1.5pt" o:hralign="center" o:hrstd="t" o:hr="t" fillcolor="#a0a0a0" stroked="f"/>
+          <v:rect id="_x0000_i1040" style="width:0;height:1.5pt" o:hralign="center" o:hrstd="t" o:hr="t" fillcolor="#a0a0a0" stroked="f"/>
         </w:pict>
       </w:r>
     </w:p>
@@ -9043,6 +8932,7 @@
           <w:bCs/>
           <w:lang w:val="en-US"/>
         </w:rPr>
+        <w:lastRenderedPageBreak/>
         <w:t>✔</w:t>
       </w:r>
       <w:r>
@@ -9368,7 +9258,7 @@
           <w:lang w:val="en-US"/>
         </w:rPr>
         <w:pict w14:anchorId="79BFA5ED">
-          <v:rect id="_x0000_i1101" style="width:0;height:1.5pt" o:hralign="center" o:hrstd="t" o:hr="t" fillcolor="#a0a0a0" stroked="f"/>
+          <v:rect id="_x0000_i1041" style="width:0;height:1.5pt" o:hralign="center" o:hrstd="t" o:hr="t" fillcolor="#a0a0a0" stroked="f"/>
         </w:pict>
       </w:r>
     </w:p>
@@ -9566,7 +9456,6 @@
           <w:bCs/>
           <w:lang w:val="en-US"/>
         </w:rPr>
-        <w:lastRenderedPageBreak/>
         <w:t>1.1.0</w:t>
       </w:r>
       <w:r>
@@ -9703,7 +9592,7 @@
           <w:lang w:val="en-US"/>
         </w:rPr>
         <w:pict w14:anchorId="484D7048">
-          <v:rect id="_x0000_i1102" style="width:0;height:1.5pt" o:hralign="center" o:hrstd="t" o:hr="t" fillcolor="#a0a0a0" stroked="f"/>
+          <v:rect id="_x0000_i1042" style="width:0;height:1.5pt" o:hralign="center" o:hrstd="t" o:hr="t" fillcolor="#a0a0a0" stroked="f"/>
         </w:pict>
       </w:r>
     </w:p>
@@ -10007,6 +9896,7 @@
         <w:rPr>
           <w:lang w:val="en-US"/>
         </w:rPr>
+        <w:lastRenderedPageBreak/>
         <w:t>git tag -a v1.1.0-dev.1 -m "Development snapshot 1"</w:t>
       </w:r>
     </w:p>
@@ -10185,7 +10075,7 @@
           <w:lang w:val="en-US"/>
         </w:rPr>
         <w:pict w14:anchorId="5DD9454F">
-          <v:rect id="_x0000_i1103" style="width:0;height:1.5pt" o:hralign="center" o:hrstd="t" o:hr="t" fillcolor="#a0a0a0" stroked="f"/>
+          <v:rect id="_x0000_i1043" style="width:0;height:1.5pt" o:hralign="center" o:hrstd="t" o:hr="t" fillcolor="#a0a0a0" stroked="f"/>
         </w:pict>
       </w:r>
     </w:p>
@@ -10350,7 +10240,7 @@
           <w:lang w:val="en-US"/>
         </w:rPr>
         <w:pict w14:anchorId="7344C8A7">
-          <v:rect id="_x0000_i1104" style="width:0;height:1.5pt" o:hralign="center" o:hrstd="t" o:hr="t" fillcolor="#a0a0a0" stroked="f"/>
+          <v:rect id="_x0000_i1044" style="width:0;height:1.5pt" o:hralign="center" o:hrstd="t" o:hr="t" fillcolor="#a0a0a0" stroked="f"/>
         </w:pict>
       </w:r>
     </w:p>
@@ -10534,33 +10424,727 @@
         <w:rPr>
           <w:lang w:val="de-DE"/>
         </w:rPr>
+        <w:t xml:space="preserve">Toto je </w:t>
+      </w:r>
+      <w:proofErr w:type="spellStart"/>
+      <w:r>
+        <w:rPr>
+          <w:lang w:val="de-DE"/>
+        </w:rPr>
+        <w:t>extrémne</w:t>
+      </w:r>
+      <w:proofErr w:type="spellEnd"/>
+      <w:r>
+        <w:rPr>
+          <w:lang w:val="de-DE"/>
+        </w:rPr>
+        <w:t xml:space="preserve"> </w:t>
+      </w:r>
+      <w:proofErr w:type="spellStart"/>
+      <w:r>
+        <w:rPr>
+          <w:lang w:val="de-DE"/>
+        </w:rPr>
+        <w:t>silné</w:t>
+      </w:r>
+      <w:proofErr w:type="spellEnd"/>
+      <w:r>
+        <w:rPr>
+          <w:lang w:val="de-DE"/>
+        </w:rPr>
+        <w:t>:</w:t>
+      </w:r>
+    </w:p>
+    <w:p>
+      <w:pPr>
+        <w:rPr>
+          <w:lang w:val="de-DE"/>
+        </w:rPr>
+      </w:pPr>
+      <w:proofErr w:type="spellStart"/>
+      <w:r>
+        <w:rPr>
+          <w:lang w:val="de-DE"/>
+        </w:rPr>
+        <w:t>pip</w:t>
+      </w:r>
+      <w:proofErr w:type="spellEnd"/>
+      <w:r>
+        <w:rPr>
+          <w:lang w:val="de-DE"/>
+        </w:rPr>
+        <w:t xml:space="preserve"> </w:t>
+      </w:r>
+      <w:proofErr w:type="spellStart"/>
+      <w:r>
+        <w:rPr>
+          <w:lang w:val="de-DE"/>
+        </w:rPr>
+        <w:t>install</w:t>
+      </w:r>
+      <w:proofErr w:type="spellEnd"/>
+      <w:r>
+        <w:rPr>
+          <w:lang w:val="de-DE"/>
+        </w:rPr>
+        <w:t xml:space="preserve"> git+https://github.com/tvoj-username/tvoj-projekt.git@v1.1.0-dev.1</w:t>
+      </w:r>
+    </w:p>
+    <w:p>
+      <w:pPr>
+        <w:rPr>
+          <w:lang w:val="de-DE"/>
+        </w:rPr>
+      </w:pPr>
+      <w:r>
+        <w:rPr>
+          <w:lang w:val="de-DE"/>
+        </w:rPr>
+        <w:t xml:space="preserve">Alebo </w:t>
+      </w:r>
+      <w:proofErr w:type="spellStart"/>
+      <w:r>
+        <w:rPr>
+          <w:lang w:val="de-DE"/>
+        </w:rPr>
+        <w:t>stabilná</w:t>
+      </w:r>
+      <w:proofErr w:type="spellEnd"/>
+      <w:r>
+        <w:rPr>
+          <w:lang w:val="de-DE"/>
+        </w:rPr>
+        <w:t xml:space="preserve"> </w:t>
+      </w:r>
+      <w:proofErr w:type="spellStart"/>
+      <w:r>
+        <w:rPr>
+          <w:lang w:val="de-DE"/>
+        </w:rPr>
+        <w:t>verzia</w:t>
+      </w:r>
+      <w:proofErr w:type="spellEnd"/>
+      <w:r>
+        <w:rPr>
+          <w:lang w:val="de-DE"/>
+        </w:rPr>
+        <w:t>:</w:t>
+      </w:r>
+    </w:p>
+    <w:p>
+      <w:pPr>
+        <w:rPr>
+          <w:lang w:val="de-DE"/>
+        </w:rPr>
+      </w:pPr>
+      <w:proofErr w:type="spellStart"/>
+      <w:r>
+        <w:rPr>
+          <w:lang w:val="de-DE"/>
+        </w:rPr>
+        <w:t>pip</w:t>
+      </w:r>
+      <w:proofErr w:type="spellEnd"/>
+      <w:r>
+        <w:rPr>
+          <w:lang w:val="de-DE"/>
+        </w:rPr>
+        <w:t xml:space="preserve"> </w:t>
+      </w:r>
+      <w:proofErr w:type="spellStart"/>
+      <w:r>
+        <w:rPr>
+          <w:lang w:val="de-DE"/>
+        </w:rPr>
+        <w:t>install</w:t>
+      </w:r>
+      <w:proofErr w:type="spellEnd"/>
+      <w:r>
+        <w:rPr>
+          <w:lang w:val="de-DE"/>
+        </w:rPr>
+        <w:t xml:space="preserve"> </w:t>
+      </w:r>
+      <w:proofErr w:type="spellStart"/>
+      <w:r>
+        <w:rPr>
+          <w:lang w:val="de-DE"/>
+        </w:rPr>
+        <w:t>git+https</w:t>
+      </w:r>
+      <w:proofErr w:type="spellEnd"/>
+      <w:r>
+        <w:rPr>
+          <w:lang w:val="de-DE"/>
+        </w:rPr>
+        <w:t>://github.com/</w:t>
+      </w:r>
+      <w:proofErr w:type="spellStart"/>
+      <w:r>
+        <w:rPr>
+          <w:lang w:val="de-DE"/>
+        </w:rPr>
+        <w:t>tvoj-username</w:t>
+      </w:r>
+      <w:proofErr w:type="spellEnd"/>
+      <w:r>
+        <w:rPr>
+          <w:lang w:val="de-DE"/>
+        </w:rPr>
+        <w:t>/tvoj-projekt.git@v1.0.0</w:t>
+      </w:r>
+    </w:p>
+    <w:p>
+      <w:pPr>
+        <w:rPr>
+          <w:b/>
+          <w:bCs/>
+          <w:lang w:val="de-DE"/>
+        </w:rPr>
+      </w:pPr>
+      <w:r>
+        <w:rPr>
+          <w:rFonts w:ascii="Segoe UI Symbol" w:hAnsi="Segoe UI Symbol" w:cs="Segoe UI Symbol"/>
+          <w:b/>
+          <w:bCs/>
+          <w:lang w:val="de-DE"/>
+        </w:rPr>
+        <w:t>✔</w:t>
+      </w:r>
+      <w:r>
+        <w:rPr>
+          <w:b/>
+          <w:bCs/>
+          <w:lang w:val="de-DE"/>
+        </w:rPr>
+        <w:t xml:space="preserve"> </w:t>
+      </w:r>
+      <w:proofErr w:type="spellStart"/>
+      <w:r>
+        <w:rPr>
+          <w:b/>
+          <w:bCs/>
+          <w:lang w:val="de-DE"/>
+        </w:rPr>
+        <w:t>Testovanie</w:t>
+      </w:r>
+      <w:proofErr w:type="spellEnd"/>
+      <w:r>
+        <w:rPr>
+          <w:b/>
+          <w:bCs/>
+          <w:lang w:val="de-DE"/>
+        </w:rPr>
+        <w:t xml:space="preserve"> </w:t>
+      </w:r>
+      <w:proofErr w:type="spellStart"/>
+      <w:r>
+        <w:rPr>
+          <w:b/>
+          <w:bCs/>
+          <w:lang w:val="de-DE"/>
+        </w:rPr>
+        <w:t>starých</w:t>
+      </w:r>
+      <w:proofErr w:type="spellEnd"/>
+      <w:r>
+        <w:rPr>
+          <w:b/>
+          <w:bCs/>
+          <w:lang w:val="de-DE"/>
+        </w:rPr>
+        <w:t xml:space="preserve"> </w:t>
+      </w:r>
+      <w:proofErr w:type="spellStart"/>
+      <w:r>
+        <w:rPr>
+          <w:b/>
+          <w:bCs/>
+          <w:lang w:val="de-DE"/>
+        </w:rPr>
+        <w:t>verzií</w:t>
+      </w:r>
+      <w:proofErr w:type="spellEnd"/>
+    </w:p>
+    <w:p>
+      <w:pPr>
+        <w:rPr>
+          <w:lang w:val="en-US"/>
+        </w:rPr>
+      </w:pPr>
+      <w:r>
+        <w:rPr>
+          <w:lang w:val="en-US"/>
+        </w:rPr>
+        <w:t>git checkout v1.0.0</w:t>
+      </w:r>
+    </w:p>
+    <w:p>
+      <w:pPr>
+        <w:rPr>
+          <w:lang w:val="en-US"/>
+        </w:rPr>
+      </w:pPr>
+      <w:r>
+        <w:rPr>
+          <w:lang w:val="en-US"/>
+        </w:rPr>
+        <w:t xml:space="preserve">Ak </w:t>
+      </w:r>
+      <w:proofErr w:type="spellStart"/>
+      <w:r>
+        <w:rPr>
+          <w:lang w:val="en-US"/>
+        </w:rPr>
+        <w:t>chceš</w:t>
+      </w:r>
+      <w:proofErr w:type="spellEnd"/>
+      <w:r>
+        <w:rPr>
+          <w:lang w:val="en-US"/>
+        </w:rPr>
+        <w:t xml:space="preserve"> z toho </w:t>
+      </w:r>
+      <w:proofErr w:type="spellStart"/>
+      <w:r>
+        <w:rPr>
+          <w:lang w:val="en-US"/>
+        </w:rPr>
+        <w:t>spraviť</w:t>
+      </w:r>
+      <w:proofErr w:type="spellEnd"/>
+      <w:r>
+        <w:rPr>
+          <w:lang w:val="en-US"/>
+        </w:rPr>
+        <w:t xml:space="preserve"> </w:t>
+      </w:r>
+      <w:proofErr w:type="spellStart"/>
+      <w:r>
+        <w:rPr>
+          <w:lang w:val="en-US"/>
+        </w:rPr>
+        <w:t>vetvu</w:t>
+      </w:r>
+      <w:proofErr w:type="spellEnd"/>
+      <w:r>
+        <w:rPr>
+          <w:lang w:val="en-US"/>
+        </w:rPr>
+        <w:t>:</w:t>
+      </w:r>
+    </w:p>
+    <w:p>
+      <w:pPr>
+        <w:rPr>
+          <w:lang w:val="en-US"/>
+        </w:rPr>
+      </w:pPr>
+      <w:r>
+        <w:rPr>
+          <w:lang w:val="en-US"/>
+        </w:rPr>
+        <w:t>git switch -c fix-legacy-bug</w:t>
+      </w:r>
+    </w:p>
+    <w:p>
+      <w:pPr>
+        <w:rPr>
+          <w:lang w:val="en-US"/>
+        </w:rPr>
+      </w:pPr>
+      <w:r>
+        <w:rPr>
+          <w:lang w:val="en-US"/>
+        </w:rPr>
+        <w:pict w14:anchorId="30D2B085">
+          <v:rect id="_x0000_i1045" style="width:0;height:1.5pt" o:hralign="center" o:hrstd="t" o:hr="t" fillcolor="#a0a0a0" stroked="f"/>
+        </w:pict>
+      </w:r>
+    </w:p>
+    <w:p>
+      <w:pPr>
+        <w:rPr>
+          <w:b/>
+          <w:bCs/>
+          <w:lang w:val="en-US"/>
+        </w:rPr>
+      </w:pPr>
+      <w:r>
+        <w:rPr>
+          <w:b/>
+          <w:bCs/>
+          <w:lang w:val="en-US"/>
+        </w:rPr>
         <w:lastRenderedPageBreak/>
-        <w:t xml:space="preserve">Toto je </w:t>
-      </w:r>
-      <w:proofErr w:type="spellStart"/>
-      <w:r>
-        <w:rPr>
-          <w:lang w:val="de-DE"/>
-        </w:rPr>
-        <w:t>extrémne</w:t>
-      </w:r>
-      <w:proofErr w:type="spellEnd"/>
-      <w:r>
-        <w:rPr>
-          <w:lang w:val="de-DE"/>
-        </w:rPr>
-        <w:t xml:space="preserve"> </w:t>
-      </w:r>
-      <w:proofErr w:type="spellStart"/>
-      <w:r>
-        <w:rPr>
-          <w:lang w:val="de-DE"/>
-        </w:rPr>
-        <w:t>silné</w:t>
-      </w:r>
-      <w:proofErr w:type="spellEnd"/>
-      <w:r>
-        <w:rPr>
+        <w:t xml:space="preserve">6) Workflow </w:t>
+      </w:r>
+      <w:proofErr w:type="gramStart"/>
+      <w:r>
+        <w:rPr>
+          <w:b/>
+          <w:bCs/>
+          <w:lang w:val="en-US"/>
+        </w:rPr>
+        <w:t>pre develop</w:t>
+      </w:r>
+      <w:proofErr w:type="gramEnd"/>
+      <w:r>
+        <w:rPr>
+          <w:b/>
+          <w:bCs/>
+          <w:lang w:val="en-US"/>
+        </w:rPr>
+        <w:t xml:space="preserve"> → release</w:t>
+      </w:r>
+    </w:p>
+    <w:p>
+      <w:pPr>
+        <w:rPr>
+          <w:b/>
+          <w:bCs/>
+          <w:lang w:val="en-US"/>
+        </w:rPr>
+      </w:pPr>
+      <w:r>
+        <w:rPr>
+          <w:b/>
+          <w:bCs/>
+          <w:lang w:val="en-US"/>
+        </w:rPr>
+        <w:t xml:space="preserve">1) </w:t>
+      </w:r>
+      <w:proofErr w:type="spellStart"/>
+      <w:r>
+        <w:rPr>
+          <w:b/>
+          <w:bCs/>
+          <w:lang w:val="en-US"/>
+        </w:rPr>
+        <w:t>Dokončíš</w:t>
+      </w:r>
+      <w:proofErr w:type="spellEnd"/>
+      <w:r>
+        <w:rPr>
+          <w:b/>
+          <w:bCs/>
+          <w:lang w:val="en-US"/>
+        </w:rPr>
+        <w:t xml:space="preserve"> </w:t>
+      </w:r>
+      <w:proofErr w:type="spellStart"/>
+      <w:r>
+        <w:rPr>
+          <w:b/>
+          <w:bCs/>
+          <w:lang w:val="en-US"/>
+        </w:rPr>
+        <w:t>funkcie</w:t>
+      </w:r>
+      <w:proofErr w:type="spellEnd"/>
+      <w:r>
+        <w:rPr>
+          <w:b/>
+          <w:bCs/>
+          <w:lang w:val="en-US"/>
+        </w:rPr>
+        <w:t xml:space="preserve"> </w:t>
+      </w:r>
+      <w:proofErr w:type="spellStart"/>
+      <w:r>
+        <w:rPr>
+          <w:b/>
+          <w:bCs/>
+          <w:lang w:val="en-US"/>
+        </w:rPr>
+        <w:t>vo</w:t>
+      </w:r>
+      <w:proofErr w:type="spellEnd"/>
+      <w:r>
+        <w:rPr>
+          <w:b/>
+          <w:bCs/>
+          <w:lang w:val="en-US"/>
+        </w:rPr>
+        <w:t xml:space="preserve"> feature </w:t>
+      </w:r>
+      <w:proofErr w:type="spellStart"/>
+      <w:r>
+        <w:rPr>
+          <w:b/>
+          <w:bCs/>
+          <w:lang w:val="en-US"/>
+        </w:rPr>
+        <w:t>vetvách</w:t>
+      </w:r>
+      <w:proofErr w:type="spellEnd"/>
+    </w:p>
+    <w:p>
+      <w:pPr>
+        <w:rPr>
+          <w:b/>
+          <w:bCs/>
+          <w:lang w:val="en-US"/>
+        </w:rPr>
+      </w:pPr>
+      <w:r>
+        <w:rPr>
+          <w:b/>
+          <w:bCs/>
+          <w:lang w:val="en-US"/>
+        </w:rPr>
+        <w:t>2) Merge do develop</w:t>
+      </w:r>
+    </w:p>
+    <w:p>
+      <w:pPr>
+        <w:rPr>
+          <w:b/>
+          <w:bCs/>
+          <w:lang w:val="en-US"/>
+        </w:rPr>
+      </w:pPr>
+      <w:r>
+        <w:rPr>
+          <w:b/>
+          <w:bCs/>
+          <w:lang w:val="en-US"/>
+        </w:rPr>
+        <w:t xml:space="preserve">3) </w:t>
+      </w:r>
+      <w:proofErr w:type="spellStart"/>
+      <w:r>
+        <w:rPr>
+          <w:b/>
+          <w:bCs/>
+          <w:lang w:val="en-US"/>
+        </w:rPr>
+        <w:t>Testovanie</w:t>
+      </w:r>
+      <w:proofErr w:type="spellEnd"/>
+    </w:p>
+    <w:p>
+      <w:pPr>
+        <w:rPr>
+          <w:b/>
+          <w:bCs/>
+          <w:lang w:val="en-US"/>
+        </w:rPr>
+      </w:pPr>
+      <w:r>
+        <w:rPr>
+          <w:b/>
+          <w:bCs/>
+          <w:lang w:val="en-US"/>
+        </w:rPr>
+        <w:t xml:space="preserve">4) </w:t>
+      </w:r>
+      <w:proofErr w:type="spellStart"/>
+      <w:r>
+        <w:rPr>
+          <w:b/>
+          <w:bCs/>
+          <w:lang w:val="en-US"/>
+        </w:rPr>
+        <w:t>Vytvoríš</w:t>
+      </w:r>
+      <w:proofErr w:type="spellEnd"/>
+      <w:r>
+        <w:rPr>
+          <w:b/>
+          <w:bCs/>
+          <w:lang w:val="en-US"/>
+        </w:rPr>
+        <w:t xml:space="preserve"> RC tag</w:t>
+      </w:r>
+    </w:p>
+    <w:p>
+      <w:pPr>
+        <w:rPr>
+          <w:lang w:val="en-US"/>
+        </w:rPr>
+      </w:pPr>
+      <w:r>
+        <w:rPr>
+          <w:lang w:val="en-US"/>
+        </w:rPr>
+        <w:t>git tag -a v1.2.0-rc1 -m "Release candidate"</w:t>
+      </w:r>
+    </w:p>
+    <w:p>
+      <w:pPr>
+        <w:rPr>
+          <w:lang w:val="en-US"/>
+        </w:rPr>
+      </w:pPr>
+      <w:r>
+        <w:rPr>
+          <w:lang w:val="en-US"/>
+        </w:rPr>
+        <w:t>git push origin v1.2.0-rc1</w:t>
+      </w:r>
+    </w:p>
+    <w:p>
+      <w:pPr>
+        <w:rPr>
+          <w:b/>
+          <w:bCs/>
+          <w:lang w:val="en-US"/>
+        </w:rPr>
+      </w:pPr>
+      <w:r>
+        <w:rPr>
+          <w:b/>
+          <w:bCs/>
+          <w:lang w:val="en-US"/>
+        </w:rPr>
+        <w:t xml:space="preserve">5) Ak je </w:t>
+      </w:r>
+      <w:proofErr w:type="spellStart"/>
+      <w:r>
+        <w:rPr>
+          <w:b/>
+          <w:bCs/>
+          <w:lang w:val="en-US"/>
+        </w:rPr>
+        <w:t>všetko</w:t>
+      </w:r>
+      <w:proofErr w:type="spellEnd"/>
+      <w:r>
+        <w:rPr>
+          <w:b/>
+          <w:bCs/>
+          <w:lang w:val="en-US"/>
+        </w:rPr>
+        <w:t xml:space="preserve"> OK → </w:t>
+      </w:r>
+      <w:proofErr w:type="spellStart"/>
+      <w:r>
+        <w:rPr>
+          <w:b/>
+          <w:bCs/>
+          <w:lang w:val="en-US"/>
+        </w:rPr>
+        <w:t>finálny</w:t>
+      </w:r>
+      <w:proofErr w:type="spellEnd"/>
+      <w:r>
+        <w:rPr>
+          <w:b/>
+          <w:bCs/>
+          <w:lang w:val="en-US"/>
+        </w:rPr>
+        <w:t xml:space="preserve"> release</w:t>
+      </w:r>
+    </w:p>
+    <w:p>
+      <w:pPr>
+        <w:rPr>
+          <w:lang w:val="en-US"/>
+        </w:rPr>
+      </w:pPr>
+      <w:r>
+        <w:rPr>
+          <w:lang w:val="en-US"/>
+        </w:rPr>
+        <w:t>git tag -a v1.2.0 -m "Stable release"</w:t>
+      </w:r>
+    </w:p>
+    <w:p>
+      <w:pPr>
+        <w:rPr>
+          <w:lang w:val="en-US"/>
+        </w:rPr>
+      </w:pPr>
+      <w:r>
+        <w:rPr>
+          <w:lang w:val="en-US"/>
+        </w:rPr>
+        <w:t>git push origin v1.2.0</w:t>
+      </w:r>
+    </w:p>
+    <w:p>
+      <w:pPr>
+        <w:rPr>
+          <w:lang w:val="en-US"/>
+        </w:rPr>
+      </w:pPr>
+      <w:r>
+        <w:rPr>
+          <w:lang w:val="en-US"/>
+        </w:rPr>
+        <w:pict w14:anchorId="1DCAAFEA">
+          <v:rect id="_x0000_i1046" style="width:0;height:1.5pt" o:hralign="center" o:hrstd="t" o:hr="t" fillcolor="#a0a0a0" stroked="f"/>
+        </w:pict>
+      </w:r>
+    </w:p>
+    <w:p>
+      <w:pPr>
+        <w:rPr>
+          <w:b/>
+          <w:bCs/>
+          <w:lang w:val="de-DE"/>
+        </w:rPr>
+      </w:pPr>
+      <w:r>
+        <w:rPr>
+          <w:b/>
+          <w:bCs/>
+          <w:lang w:val="de-DE"/>
+        </w:rPr>
+        <w:t xml:space="preserve">7) </w:t>
+      </w:r>
+      <w:proofErr w:type="spellStart"/>
+      <w:r>
+        <w:rPr>
+          <w:b/>
+          <w:bCs/>
+          <w:lang w:val="de-DE"/>
+        </w:rPr>
+        <w:t>Mazanie</w:t>
+      </w:r>
+      <w:proofErr w:type="spellEnd"/>
+      <w:r>
+        <w:rPr>
+          <w:b/>
+          <w:bCs/>
+          <w:lang w:val="de-DE"/>
+        </w:rPr>
+        <w:t xml:space="preserve"> </w:t>
+      </w:r>
+      <w:proofErr w:type="spellStart"/>
+      <w:r>
+        <w:rPr>
+          <w:b/>
+          <w:bCs/>
+          <w:lang w:val="de-DE"/>
+        </w:rPr>
+        <w:t>tagov</w:t>
+      </w:r>
+      <w:proofErr w:type="spellEnd"/>
+    </w:p>
+    <w:p>
+      <w:pPr>
+        <w:rPr>
+          <w:b/>
+          <w:bCs/>
+          <w:lang w:val="de-DE"/>
+        </w:rPr>
+      </w:pPr>
+      <w:proofErr w:type="spellStart"/>
+      <w:r>
+        <w:rPr>
+          <w:b/>
+          <w:bCs/>
+          <w:lang w:val="de-DE"/>
+        </w:rPr>
+        <w:t>Lokálne</w:t>
+      </w:r>
+      <w:proofErr w:type="spellEnd"/>
+      <w:r>
+        <w:rPr>
+          <w:b/>
+          <w:bCs/>
           <w:lang w:val="de-DE"/>
         </w:rPr>
         <w:t>:</w:t>
@@ -10577,67 +11161,47 @@
         <w:rPr>
           <w:lang w:val="de-DE"/>
         </w:rPr>
-        <w:t>pip</w:t>
-      </w:r>
-      <w:proofErr w:type="spellEnd"/>
-      <w:r>
-        <w:rPr>
-          <w:lang w:val="de-DE"/>
-        </w:rPr>
-        <w:t xml:space="preserve"> </w:t>
-      </w:r>
-      <w:proofErr w:type="spellStart"/>
-      <w:r>
-        <w:rPr>
-          <w:lang w:val="de-DE"/>
-        </w:rPr>
-        <w:t>install</w:t>
-      </w:r>
-      <w:proofErr w:type="spellEnd"/>
-      <w:r>
-        <w:rPr>
-          <w:lang w:val="de-DE"/>
-        </w:rPr>
-        <w:t xml:space="preserve"> git+https://github.com/tvoj-username/tvoj-projekt.git@v1.1.0-dev.1</w:t>
-      </w:r>
-    </w:p>
-    <w:p>
-      <w:pPr>
-        <w:rPr>
-          <w:lang w:val="de-DE"/>
-        </w:rPr>
-      </w:pPr>
-      <w:r>
-        <w:rPr>
-          <w:lang w:val="de-DE"/>
-        </w:rPr>
-        <w:t xml:space="preserve">Alebo </w:t>
-      </w:r>
-      <w:proofErr w:type="spellStart"/>
-      <w:r>
-        <w:rPr>
-          <w:lang w:val="de-DE"/>
-        </w:rPr>
-        <w:t>stabilná</w:t>
-      </w:r>
-      <w:proofErr w:type="spellEnd"/>
-      <w:r>
-        <w:rPr>
-          <w:lang w:val="de-DE"/>
-        </w:rPr>
-        <w:t xml:space="preserve"> </w:t>
-      </w:r>
-      <w:proofErr w:type="spellStart"/>
-      <w:r>
-        <w:rPr>
-          <w:lang w:val="de-DE"/>
-        </w:rPr>
-        <w:t>verzia</w:t>
-      </w:r>
-      <w:proofErr w:type="spellEnd"/>
-      <w:r>
-        <w:rPr>
-          <w:lang w:val="de-DE"/>
+        <w:t>git</w:t>
+      </w:r>
+      <w:proofErr w:type="spellEnd"/>
+      <w:r>
+        <w:rPr>
+          <w:lang w:val="de-DE"/>
+        </w:rPr>
+        <w:t xml:space="preserve"> tag -d v1.1.0-dev.1</w:t>
+      </w:r>
+    </w:p>
+    <w:p>
+      <w:pPr>
+        <w:rPr>
+          <w:b/>
+          <w:bCs/>
+          <w:lang w:val="en-US"/>
+        </w:rPr>
+      </w:pPr>
+      <w:r>
+        <w:rPr>
+          <w:b/>
+          <w:bCs/>
+          <w:lang w:val="en-US"/>
+        </w:rPr>
+        <w:t xml:space="preserve">Na </w:t>
+      </w:r>
+      <w:proofErr w:type="spellStart"/>
+      <w:r>
+        <w:rPr>
+          <w:b/>
+          <w:bCs/>
+          <w:lang w:val="en-US"/>
+        </w:rPr>
+        <w:t>GitHube</w:t>
+      </w:r>
+      <w:proofErr w:type="spellEnd"/>
+      <w:r>
+        <w:rPr>
+          <w:b/>
+          <w:bCs/>
+          <w:lang w:val="en-US"/>
         </w:rPr>
         <w:t>:</w:t>
       </w:r>
@@ -10645,231 +11209,28 @@
     <w:p>
       <w:pPr>
         <w:rPr>
-          <w:lang w:val="de-DE"/>
-        </w:rPr>
-      </w:pPr>
-      <w:proofErr w:type="spellStart"/>
-      <w:r>
-        <w:rPr>
-          <w:lang w:val="de-DE"/>
-        </w:rPr>
-        <w:t>pip</w:t>
-      </w:r>
-      <w:proofErr w:type="spellEnd"/>
-      <w:r>
-        <w:rPr>
-          <w:lang w:val="de-DE"/>
-        </w:rPr>
-        <w:t xml:space="preserve"> </w:t>
-      </w:r>
-      <w:proofErr w:type="spellStart"/>
-      <w:r>
-        <w:rPr>
-          <w:lang w:val="de-DE"/>
-        </w:rPr>
-        <w:t>install</w:t>
-      </w:r>
-      <w:proofErr w:type="spellEnd"/>
-      <w:r>
-        <w:rPr>
-          <w:lang w:val="de-DE"/>
-        </w:rPr>
-        <w:t xml:space="preserve"> </w:t>
-      </w:r>
-      <w:proofErr w:type="spellStart"/>
-      <w:r>
-        <w:rPr>
-          <w:lang w:val="de-DE"/>
-        </w:rPr>
-        <w:t>git+https</w:t>
-      </w:r>
-      <w:proofErr w:type="spellEnd"/>
-      <w:r>
-        <w:rPr>
-          <w:lang w:val="de-DE"/>
-        </w:rPr>
-        <w:t>://github.com/</w:t>
-      </w:r>
-      <w:proofErr w:type="spellStart"/>
-      <w:r>
-        <w:rPr>
-          <w:lang w:val="de-DE"/>
-        </w:rPr>
-        <w:t>tvoj-username</w:t>
-      </w:r>
-      <w:proofErr w:type="spellEnd"/>
-      <w:r>
-        <w:rPr>
-          <w:lang w:val="de-DE"/>
-        </w:rPr>
-        <w:t>/tvoj-projekt.git@v1.0.0</w:t>
-      </w:r>
-    </w:p>
-    <w:p>
-      <w:pPr>
-        <w:rPr>
-          <w:b/>
-          <w:bCs/>
-          <w:lang w:val="de-DE"/>
-        </w:rPr>
-      </w:pPr>
-      <w:r>
-        <w:rPr>
-          <w:rFonts w:ascii="Segoe UI Symbol" w:hAnsi="Segoe UI Symbol" w:cs="Segoe UI Symbol"/>
-          <w:b/>
-          <w:bCs/>
-          <w:lang w:val="de-DE"/>
-        </w:rPr>
-        <w:t>✔</w:t>
-      </w:r>
-      <w:r>
-        <w:rPr>
-          <w:b/>
-          <w:bCs/>
-          <w:lang w:val="de-DE"/>
-        </w:rPr>
-        <w:t xml:space="preserve"> </w:t>
-      </w:r>
-      <w:proofErr w:type="spellStart"/>
-      <w:r>
-        <w:rPr>
-          <w:b/>
-          <w:bCs/>
-          <w:lang w:val="de-DE"/>
-        </w:rPr>
-        <w:t>Testovanie</w:t>
-      </w:r>
-      <w:proofErr w:type="spellEnd"/>
-      <w:r>
-        <w:rPr>
-          <w:b/>
-          <w:bCs/>
-          <w:lang w:val="de-DE"/>
-        </w:rPr>
-        <w:t xml:space="preserve"> </w:t>
-      </w:r>
-      <w:proofErr w:type="spellStart"/>
-      <w:r>
-        <w:rPr>
-          <w:b/>
-          <w:bCs/>
-          <w:lang w:val="de-DE"/>
-        </w:rPr>
-        <w:t>starých</w:t>
-      </w:r>
-      <w:proofErr w:type="spellEnd"/>
-      <w:r>
-        <w:rPr>
-          <w:b/>
-          <w:bCs/>
-          <w:lang w:val="de-DE"/>
-        </w:rPr>
-        <w:t xml:space="preserve"> </w:t>
-      </w:r>
-      <w:proofErr w:type="spellStart"/>
-      <w:r>
-        <w:rPr>
-          <w:b/>
-          <w:bCs/>
-          <w:lang w:val="de-DE"/>
-        </w:rPr>
-        <w:t>verzií</w:t>
-      </w:r>
-      <w:proofErr w:type="spellEnd"/>
-    </w:p>
-    <w:p>
-      <w:pPr>
-        <w:rPr>
-          <w:lang w:val="en-US"/>
-        </w:rPr>
-      </w:pPr>
-      <w:r>
-        <w:rPr>
-          <w:lang w:val="en-US"/>
-        </w:rPr>
-        <w:t>git checkout v1.0.0</w:t>
-      </w:r>
-    </w:p>
-    <w:p>
-      <w:pPr>
-        <w:rPr>
-          <w:lang w:val="en-US"/>
-        </w:rPr>
-      </w:pPr>
-      <w:r>
-        <w:rPr>
-          <w:lang w:val="en-US"/>
-        </w:rPr>
-        <w:t xml:space="preserve">Ak </w:t>
-      </w:r>
-      <w:proofErr w:type="spellStart"/>
-      <w:r>
-        <w:rPr>
-          <w:lang w:val="en-US"/>
-        </w:rPr>
-        <w:t>chceš</w:t>
-      </w:r>
-      <w:proofErr w:type="spellEnd"/>
-      <w:r>
-        <w:rPr>
-          <w:lang w:val="en-US"/>
-        </w:rPr>
-        <w:t xml:space="preserve"> z toho </w:t>
-      </w:r>
-      <w:proofErr w:type="spellStart"/>
-      <w:r>
-        <w:rPr>
-          <w:lang w:val="en-US"/>
-        </w:rPr>
-        <w:t>spraviť</w:t>
-      </w:r>
-      <w:proofErr w:type="spellEnd"/>
-      <w:r>
-        <w:rPr>
-          <w:lang w:val="en-US"/>
-        </w:rPr>
-        <w:t xml:space="preserve"> </w:t>
-      </w:r>
-      <w:proofErr w:type="spellStart"/>
-      <w:r>
-        <w:rPr>
-          <w:lang w:val="en-US"/>
-        </w:rPr>
-        <w:t>vetvu</w:t>
-      </w:r>
-      <w:proofErr w:type="spellEnd"/>
-      <w:r>
-        <w:rPr>
-          <w:lang w:val="en-US"/>
-        </w:rPr>
-        <w:t>:</w:t>
-      </w:r>
-    </w:p>
-    <w:p>
-      <w:pPr>
-        <w:rPr>
-          <w:lang w:val="en-US"/>
-        </w:rPr>
-      </w:pPr>
-      <w:r>
-        <w:rPr>
-          <w:lang w:val="en-US"/>
-        </w:rPr>
-        <w:t>git switch -c fix-legacy-bug</w:t>
-      </w:r>
-    </w:p>
-    <w:p>
-      <w:pPr>
-        <w:rPr>
-          <w:lang w:val="en-US"/>
-        </w:rPr>
-      </w:pPr>
-      <w:r>
-        <w:rPr>
-          <w:lang w:val="en-US"/>
-        </w:rPr>
-        <w:pict w14:anchorId="30D2B085">
-          <v:rect id="_x0000_i1105" style="width:0;height:1.5pt" o:hralign="center" o:hrstd="t" o:hr="t" fillcolor="#a0a0a0" stroked="f"/>
+          <w:lang w:val="en-US"/>
+        </w:rPr>
+      </w:pPr>
+      <w:r>
+        <w:rPr>
+          <w:lang w:val="en-US"/>
+        </w:rPr>
+        <w:t>git push origin --delete v1.1.0-dev.1</w:t>
+      </w:r>
+    </w:p>
+    <w:p>
+      <w:pPr>
+        <w:rPr>
+          <w:lang w:val="en-US"/>
+        </w:rPr>
+      </w:pPr>
+      <w:r>
+        <w:rPr>
+          <w:lang w:val="en-US"/>
+        </w:rPr>
+        <w:pict w14:anchorId="03CB766F">
+          <v:rect id="_x0000_i1047" style="width:0;height:1.5pt" o:hralign="center" o:hrstd="t" o:hr="t" fillcolor="#a0a0a0" stroked="f"/>
         </w:pict>
       </w:r>
     </w:p>
@@ -10881,485 +11242,13 @@
           <w:lang w:val="en-US"/>
         </w:rPr>
       </w:pPr>
-      <w:r>
-        <w:rPr>
-          <w:b/>
-          <w:bCs/>
-          <w:lang w:val="en-US"/>
-        </w:rPr>
-        <w:t xml:space="preserve">6) Workflow </w:t>
-      </w:r>
-      <w:proofErr w:type="gramStart"/>
-      <w:r>
-        <w:rPr>
-          <w:b/>
-          <w:bCs/>
-          <w:lang w:val="en-US"/>
-        </w:rPr>
-        <w:t>pre develop</w:t>
-      </w:r>
-      <w:proofErr w:type="gramEnd"/>
-      <w:r>
-        <w:rPr>
-          <w:b/>
-          <w:bCs/>
-          <w:lang w:val="en-US"/>
-        </w:rPr>
-        <w:t xml:space="preserve"> → release</w:t>
-      </w:r>
-    </w:p>
-    <w:p>
-      <w:pPr>
-        <w:rPr>
-          <w:b/>
-          <w:bCs/>
-          <w:lang w:val="en-US"/>
-        </w:rPr>
-      </w:pPr>
-      <w:r>
-        <w:rPr>
-          <w:b/>
-          <w:bCs/>
-          <w:lang w:val="en-US"/>
-        </w:rPr>
-        <w:t xml:space="preserve">1) </w:t>
-      </w:r>
-      <w:proofErr w:type="spellStart"/>
-      <w:r>
-        <w:rPr>
-          <w:b/>
-          <w:bCs/>
-          <w:lang w:val="en-US"/>
-        </w:rPr>
-        <w:t>Dokončíš</w:t>
-      </w:r>
-      <w:proofErr w:type="spellEnd"/>
-      <w:r>
-        <w:rPr>
-          <w:b/>
-          <w:bCs/>
-          <w:lang w:val="en-US"/>
-        </w:rPr>
-        <w:t xml:space="preserve"> </w:t>
-      </w:r>
-      <w:proofErr w:type="spellStart"/>
-      <w:r>
-        <w:rPr>
-          <w:b/>
-          <w:bCs/>
-          <w:lang w:val="en-US"/>
-        </w:rPr>
-        <w:t>funkcie</w:t>
-      </w:r>
-      <w:proofErr w:type="spellEnd"/>
-      <w:r>
-        <w:rPr>
-          <w:b/>
-          <w:bCs/>
-          <w:lang w:val="en-US"/>
-        </w:rPr>
-        <w:t xml:space="preserve"> </w:t>
-      </w:r>
-      <w:proofErr w:type="spellStart"/>
-      <w:r>
-        <w:rPr>
-          <w:b/>
-          <w:bCs/>
-          <w:lang w:val="en-US"/>
-        </w:rPr>
-        <w:t>vo</w:t>
-      </w:r>
-      <w:proofErr w:type="spellEnd"/>
-      <w:r>
-        <w:rPr>
-          <w:b/>
-          <w:bCs/>
-          <w:lang w:val="en-US"/>
-        </w:rPr>
-        <w:t xml:space="preserve"> feature </w:t>
-      </w:r>
-      <w:proofErr w:type="spellStart"/>
-      <w:r>
-        <w:rPr>
-          <w:b/>
-          <w:bCs/>
-          <w:lang w:val="en-US"/>
-        </w:rPr>
-        <w:t>vetvách</w:t>
-      </w:r>
-      <w:proofErr w:type="spellEnd"/>
-    </w:p>
-    <w:p>
-      <w:pPr>
-        <w:rPr>
-          <w:b/>
-          <w:bCs/>
-          <w:lang w:val="en-US"/>
-        </w:rPr>
-      </w:pPr>
-      <w:r>
-        <w:rPr>
-          <w:b/>
-          <w:bCs/>
-          <w:lang w:val="en-US"/>
-        </w:rPr>
-        <w:t>2) Merge do develop</w:t>
-      </w:r>
-    </w:p>
-    <w:p>
-      <w:pPr>
-        <w:rPr>
-          <w:b/>
-          <w:bCs/>
-          <w:lang w:val="en-US"/>
-        </w:rPr>
-      </w:pPr>
-      <w:r>
-        <w:rPr>
-          <w:b/>
-          <w:bCs/>
-          <w:lang w:val="en-US"/>
-        </w:rPr>
-        <w:t xml:space="preserve">3) </w:t>
-      </w:r>
-      <w:proofErr w:type="spellStart"/>
-      <w:r>
-        <w:rPr>
-          <w:b/>
-          <w:bCs/>
-          <w:lang w:val="en-US"/>
-        </w:rPr>
-        <w:t>Testovanie</w:t>
-      </w:r>
-      <w:proofErr w:type="spellEnd"/>
-    </w:p>
-    <w:p>
-      <w:pPr>
-        <w:rPr>
-          <w:b/>
-          <w:bCs/>
-          <w:lang w:val="en-US"/>
-        </w:rPr>
-      </w:pPr>
-      <w:r>
-        <w:rPr>
-          <w:b/>
-          <w:bCs/>
-          <w:lang w:val="en-US"/>
-        </w:rPr>
-        <w:t xml:space="preserve">4) </w:t>
-      </w:r>
-      <w:proofErr w:type="spellStart"/>
-      <w:r>
-        <w:rPr>
-          <w:b/>
-          <w:bCs/>
-          <w:lang w:val="en-US"/>
-        </w:rPr>
-        <w:t>Vytvoríš</w:t>
-      </w:r>
-      <w:proofErr w:type="spellEnd"/>
-      <w:r>
-        <w:rPr>
-          <w:b/>
-          <w:bCs/>
-          <w:lang w:val="en-US"/>
-        </w:rPr>
-        <w:t xml:space="preserve"> RC tag</w:t>
-      </w:r>
-    </w:p>
-    <w:p>
-      <w:pPr>
-        <w:rPr>
-          <w:lang w:val="en-US"/>
-        </w:rPr>
-      </w:pPr>
-      <w:r>
-        <w:rPr>
-          <w:lang w:val="en-US"/>
-        </w:rPr>
-        <w:t>git tag -a v1.2.0-rc1 -m "Release candidate"</w:t>
-      </w:r>
-    </w:p>
-    <w:p>
-      <w:pPr>
-        <w:rPr>
-          <w:lang w:val="en-US"/>
-        </w:rPr>
-      </w:pPr>
-      <w:r>
-        <w:rPr>
-          <w:lang w:val="en-US"/>
-        </w:rPr>
-        <w:t>git push origin v1.2.0-rc1</w:t>
-      </w:r>
-    </w:p>
-    <w:p>
-      <w:pPr>
-        <w:rPr>
-          <w:b/>
-          <w:bCs/>
-          <w:lang w:val="en-US"/>
-        </w:rPr>
-      </w:pPr>
-      <w:r>
-        <w:rPr>
-          <w:b/>
-          <w:bCs/>
-          <w:lang w:val="en-US"/>
-        </w:rPr>
-        <w:t xml:space="preserve">5) Ak je </w:t>
-      </w:r>
-      <w:proofErr w:type="spellStart"/>
-      <w:r>
-        <w:rPr>
-          <w:b/>
-          <w:bCs/>
-          <w:lang w:val="en-US"/>
-        </w:rPr>
-        <w:t>všetko</w:t>
-      </w:r>
-      <w:proofErr w:type="spellEnd"/>
-      <w:r>
-        <w:rPr>
-          <w:b/>
-          <w:bCs/>
-          <w:lang w:val="en-US"/>
-        </w:rPr>
-        <w:t xml:space="preserve"> OK → </w:t>
-      </w:r>
-      <w:proofErr w:type="spellStart"/>
-      <w:r>
-        <w:rPr>
-          <w:b/>
-          <w:bCs/>
-          <w:lang w:val="en-US"/>
-        </w:rPr>
-        <w:t>finálny</w:t>
-      </w:r>
-      <w:proofErr w:type="spellEnd"/>
-      <w:r>
-        <w:rPr>
-          <w:b/>
-          <w:bCs/>
-          <w:lang w:val="en-US"/>
-        </w:rPr>
-        <w:t xml:space="preserve"> release</w:t>
-      </w:r>
-    </w:p>
-    <w:p>
-      <w:pPr>
-        <w:rPr>
-          <w:lang w:val="en-US"/>
-        </w:rPr>
-      </w:pPr>
-      <w:r>
-        <w:rPr>
-          <w:lang w:val="en-US"/>
-        </w:rPr>
-        <w:t>git tag -a v1.2.0 -m "Stable release"</w:t>
-      </w:r>
-    </w:p>
-    <w:p>
-      <w:pPr>
-        <w:rPr>
-          <w:lang w:val="en-US"/>
-        </w:rPr>
-      </w:pPr>
-      <w:r>
-        <w:rPr>
-          <w:lang w:val="en-US"/>
-        </w:rPr>
-        <w:t>git push origin v1.2.0</w:t>
-      </w:r>
-    </w:p>
-    <w:p>
-      <w:pPr>
-        <w:rPr>
-          <w:lang w:val="en-US"/>
-        </w:rPr>
-      </w:pPr>
-      <w:r>
-        <w:rPr>
-          <w:lang w:val="en-US"/>
-        </w:rPr>
-        <w:pict w14:anchorId="1DCAAFEA">
-          <v:rect id="_x0000_i1106" style="width:0;height:1.5pt" o:hralign="center" o:hrstd="t" o:hr="t" fillcolor="#a0a0a0" stroked="f"/>
-        </w:pict>
-      </w:r>
-    </w:p>
-    <w:p>
-      <w:pPr>
-        <w:rPr>
-          <w:b/>
-          <w:bCs/>
-          <w:lang w:val="de-DE"/>
-        </w:rPr>
-      </w:pPr>
-      <w:r>
-        <w:rPr>
-          <w:b/>
-          <w:bCs/>
-          <w:lang w:val="de-DE"/>
-        </w:rPr>
-        <w:t xml:space="preserve">7) </w:t>
-      </w:r>
-      <w:proofErr w:type="spellStart"/>
-      <w:r>
-        <w:rPr>
-          <w:b/>
-          <w:bCs/>
-          <w:lang w:val="de-DE"/>
-        </w:rPr>
-        <w:t>Mazanie</w:t>
-      </w:r>
-      <w:proofErr w:type="spellEnd"/>
-      <w:r>
-        <w:rPr>
-          <w:b/>
-          <w:bCs/>
-          <w:lang w:val="de-DE"/>
-        </w:rPr>
-        <w:t xml:space="preserve"> </w:t>
-      </w:r>
-      <w:proofErr w:type="spellStart"/>
-      <w:r>
-        <w:rPr>
-          <w:b/>
-          <w:bCs/>
-          <w:lang w:val="de-DE"/>
-        </w:rPr>
-        <w:t>tagov</w:t>
-      </w:r>
-      <w:proofErr w:type="spellEnd"/>
-    </w:p>
-    <w:p>
-      <w:pPr>
-        <w:rPr>
-          <w:b/>
-          <w:bCs/>
-          <w:lang w:val="de-DE"/>
-        </w:rPr>
-      </w:pPr>
-      <w:proofErr w:type="spellStart"/>
-      <w:r>
-        <w:rPr>
-          <w:b/>
-          <w:bCs/>
-          <w:lang w:val="de-DE"/>
-        </w:rPr>
-        <w:t>Lokálne</w:t>
-      </w:r>
-      <w:proofErr w:type="spellEnd"/>
-      <w:r>
-        <w:rPr>
-          <w:b/>
-          <w:bCs/>
-          <w:lang w:val="de-DE"/>
-        </w:rPr>
-        <w:t>:</w:t>
-      </w:r>
-    </w:p>
-    <w:p>
-      <w:pPr>
-        <w:rPr>
-          <w:lang w:val="de-DE"/>
-        </w:rPr>
-      </w:pPr>
-      <w:proofErr w:type="spellStart"/>
-      <w:r>
-        <w:rPr>
-          <w:lang w:val="de-DE"/>
-        </w:rPr>
-        <w:t>git</w:t>
-      </w:r>
-      <w:proofErr w:type="spellEnd"/>
-      <w:r>
-        <w:rPr>
-          <w:lang w:val="de-DE"/>
-        </w:rPr>
-        <w:t xml:space="preserve"> tag -d v1.1.0-dev.1</w:t>
-      </w:r>
-    </w:p>
-    <w:p>
-      <w:pPr>
-        <w:rPr>
-          <w:b/>
-          <w:bCs/>
-          <w:lang w:val="en-US"/>
-        </w:rPr>
-      </w:pPr>
-      <w:r>
-        <w:rPr>
-          <w:b/>
-          <w:bCs/>
-          <w:lang w:val="en-US"/>
-        </w:rPr>
-        <w:t xml:space="preserve">Na </w:t>
-      </w:r>
-      <w:proofErr w:type="spellStart"/>
-      <w:r>
-        <w:rPr>
-          <w:b/>
-          <w:bCs/>
-          <w:lang w:val="en-US"/>
-        </w:rPr>
-        <w:t>GitHube</w:t>
-      </w:r>
-      <w:proofErr w:type="spellEnd"/>
-      <w:r>
-        <w:rPr>
-          <w:b/>
-          <w:bCs/>
-          <w:lang w:val="en-US"/>
-        </w:rPr>
-        <w:t>:</w:t>
-      </w:r>
-    </w:p>
-    <w:p>
-      <w:pPr>
-        <w:rPr>
-          <w:lang w:val="en-US"/>
-        </w:rPr>
-      </w:pPr>
-      <w:r>
-        <w:rPr>
-          <w:lang w:val="en-US"/>
-        </w:rPr>
-        <w:t>git push origin --delete v1.1.0-dev.1</w:t>
-      </w:r>
-    </w:p>
-    <w:p>
-      <w:pPr>
-        <w:rPr>
-          <w:lang w:val="en-US"/>
-        </w:rPr>
-      </w:pPr>
-      <w:r>
-        <w:rPr>
-          <w:lang w:val="en-US"/>
-        </w:rPr>
-        <w:pict w14:anchorId="03CB766F">
-          <v:rect id="_x0000_i1107" style="width:0;height:1.5pt" o:hralign="center" o:hrstd="t" o:hr="t" fillcolor="#a0a0a0" stroked="f"/>
-        </w:pict>
-      </w:r>
-    </w:p>
-    <w:p>
-      <w:pPr>
-        <w:rPr>
-          <w:b/>
-          <w:bCs/>
-          <w:lang w:val="en-US"/>
-        </w:rPr>
-      </w:pPr>
-      <w:proofErr w:type="spellStart"/>
-      <w:r>
-        <w:rPr>
-          <w:b/>
-          <w:bCs/>
-          <w:lang w:val="en-US"/>
-        </w:rPr>
-        <w:lastRenderedPageBreak/>
+      <w:proofErr w:type="spellStart"/>
+      <w:r>
+        <w:rPr>
+          <w:b/>
+          <w:bCs/>
+          <w:lang w:val="en-US"/>
+        </w:rPr>
         <w:t>Tiborov</w:t>
       </w:r>
       <w:proofErr w:type="spellEnd"/>
@@ -11882,6 +11771,7 @@
           <w:bCs/>
           <w:lang w:val="en-US"/>
         </w:rPr>
+        <w:lastRenderedPageBreak/>
         <w:t>v1.0.0</w:t>
       </w:r>
       <w:r>
@@ -12381,7 +12271,7 @@
           <w:lang w:val="en-US"/>
         </w:rPr>
         <w:pict w14:anchorId="2F8B2C4F">
-          <v:rect id="_x0000_i1108" style="width:0;height:1.5pt" o:hralign="center" o:hrstd="t" o:hr="t" fillcolor="#a0a0a0" stroked="f"/>
+          <v:rect id="_x0000_i1048" style="width:0;height:1.5pt" o:hralign="center" o:hrstd="t" o:hr="t" fillcolor="#a0a0a0" stroked="f"/>
         </w:pict>
       </w:r>
     </w:p>
@@ -12707,7 +12597,6 @@
         <w:rPr>
           <w:lang w:val="en-US"/>
         </w:rPr>
-        <w:lastRenderedPageBreak/>
         <w:t>pripravená</w:t>
       </w:r>
       <w:proofErr w:type="spellEnd"/>
@@ -12979,7 +12868,7 @@
           <w:lang w:val="en-US"/>
         </w:rPr>
         <w:pict w14:anchorId="6E5E4D5B">
-          <v:rect id="_x0000_i1167" style="width:0;height:1.5pt" o:hralign="center" o:hrstd="t" o:hr="t" fillcolor="#a0a0a0" stroked="f"/>
+          <v:rect id="_x0000_i1049" style="width:0;height:1.5pt" o:hralign="center" o:hrstd="t" o:hr="t" fillcolor="#a0a0a0" stroked="f"/>
         </w:pict>
       </w:r>
     </w:p>
@@ -13121,6 +13010,7 @@
           <w:bCs/>
           <w:lang w:val="en-US"/>
         </w:rPr>
+        <w:lastRenderedPageBreak/>
         <w:t>blueprints/</w:t>
       </w:r>
       <w:r>
@@ -13385,7 +13275,7 @@
           <w:lang w:val="en-US"/>
         </w:rPr>
         <w:pict w14:anchorId="32CAA0D5">
-          <v:rect id="_x0000_i1168" style="width:0;height:1.5pt" o:hralign="center" o:hrstd="t" o:hr="t" fillcolor="#a0a0a0" stroked="f"/>
+          <v:rect id="_x0000_i1050" style="width:0;height:1.5pt" o:hralign="center" o:hrstd="t" o:hr="t" fillcolor="#a0a0a0" stroked="f"/>
         </w:pict>
       </w:r>
     </w:p>
@@ -13704,7 +13594,345 @@
         <w:rPr>
           <w:lang w:val="de-DE"/>
         </w:rPr>
+        <w:t xml:space="preserve">│   </w:t>
+      </w:r>
+      <w:r>
+        <w:rPr>
+          <w:rFonts w:ascii="MS Gothic" w:eastAsia="MS Gothic" w:hAnsi="MS Gothic" w:cs="MS Gothic" w:hint="eastAsia"/>
+          <w:lang w:val="de-DE"/>
+        </w:rPr>
+        <w:t>├</w:t>
+      </w:r>
+      <w:r>
+        <w:rPr>
+          <w:rFonts w:ascii="Aptos" w:hAnsi="Aptos" w:cs="Aptos"/>
+          <w:lang w:val="de-DE"/>
+        </w:rPr>
+        <w:t>──</w:t>
+      </w:r>
+      <w:r>
+        <w:rPr>
+          <w:lang w:val="de-DE"/>
+        </w:rPr>
+        <w:t xml:space="preserve"> config.py</w:t>
+      </w:r>
+    </w:p>
+    <w:p>
+      <w:pPr>
+        <w:rPr>
+          <w:lang w:val="de-DE"/>
+        </w:rPr>
+      </w:pPr>
+      <w:r>
+        <w:rPr>
+          <w:lang w:val="de-DE"/>
+        </w:rPr>
+        <w:t>│   │</w:t>
+      </w:r>
+    </w:p>
+    <w:p>
+      <w:pPr>
+        <w:rPr>
+          <w:lang w:val="de-DE"/>
+        </w:rPr>
+      </w:pPr>
+      <w:r>
+        <w:rPr>
+          <w:lang w:val="de-DE"/>
+        </w:rPr>
+        <w:t xml:space="preserve">│   </w:t>
+      </w:r>
+      <w:r>
+        <w:rPr>
+          <w:rFonts w:ascii="MS Gothic" w:eastAsia="MS Gothic" w:hAnsi="MS Gothic" w:cs="MS Gothic" w:hint="eastAsia"/>
+          <w:lang w:val="de-DE"/>
+        </w:rPr>
+        <w:t>├</w:t>
+      </w:r>
+      <w:r>
+        <w:rPr>
+          <w:rFonts w:ascii="Aptos" w:hAnsi="Aptos" w:cs="Aptos"/>
+          <w:lang w:val="de-DE"/>
+        </w:rPr>
+        <w:t>──</w:t>
+      </w:r>
+      <w:r>
+        <w:rPr>
+          <w:lang w:val="de-DE"/>
+        </w:rPr>
+        <w:t xml:space="preserve"> </w:t>
+      </w:r>
+      <w:proofErr w:type="spellStart"/>
+      <w:r>
+        <w:rPr>
+          <w:lang w:val="de-DE"/>
+        </w:rPr>
+        <w:t>blueprints</w:t>
+      </w:r>
+      <w:proofErr w:type="spellEnd"/>
+      <w:r>
+        <w:rPr>
+          <w:lang w:val="de-DE"/>
+        </w:rPr>
+        <w:t>/</w:t>
+      </w:r>
+    </w:p>
+    <w:p>
+      <w:pPr>
+        <w:rPr>
+          <w:lang w:val="de-DE"/>
+        </w:rPr>
+      </w:pPr>
+      <w:r>
+        <w:rPr>
+          <w:lang w:val="de-DE"/>
+        </w:rPr>
+        <w:t xml:space="preserve">│   │   </w:t>
+      </w:r>
+      <w:r>
+        <w:rPr>
+          <w:rFonts w:ascii="MS Gothic" w:eastAsia="MS Gothic" w:hAnsi="MS Gothic" w:cs="MS Gothic" w:hint="eastAsia"/>
+          <w:lang w:val="de-DE"/>
+        </w:rPr>
+        <w:t>├</w:t>
+      </w:r>
+      <w:r>
+        <w:rPr>
+          <w:rFonts w:ascii="Aptos" w:hAnsi="Aptos" w:cs="Aptos"/>
+          <w:lang w:val="de-DE"/>
+        </w:rPr>
+        <w:t>──</w:t>
+      </w:r>
+      <w:r>
+        <w:rPr>
+          <w:lang w:val="de-DE"/>
+        </w:rPr>
+        <w:t xml:space="preserve"> __init__.py</w:t>
+      </w:r>
+    </w:p>
+    <w:p>
+      <w:pPr>
+        <w:rPr>
+          <w:lang w:val="de-DE"/>
+        </w:rPr>
+      </w:pPr>
+      <w:r>
+        <w:rPr>
+          <w:lang w:val="de-DE"/>
+        </w:rPr>
+        <w:t xml:space="preserve">│   │   </w:t>
+      </w:r>
+      <w:r>
+        <w:rPr>
+          <w:rFonts w:ascii="MS Gothic" w:eastAsia="MS Gothic" w:hAnsi="MS Gothic" w:cs="MS Gothic" w:hint="eastAsia"/>
+          <w:lang w:val="de-DE"/>
+        </w:rPr>
+        <w:t>├</w:t>
+      </w:r>
+      <w:r>
+        <w:rPr>
+          <w:rFonts w:ascii="Aptos" w:hAnsi="Aptos" w:cs="Aptos"/>
+          <w:lang w:val="de-DE"/>
+        </w:rPr>
+        <w:t>──</w:t>
+      </w:r>
+      <w:r>
+        <w:rPr>
+          <w:lang w:val="de-DE"/>
+        </w:rPr>
+        <w:t xml:space="preserve"> </w:t>
+      </w:r>
+      <w:proofErr w:type="spellStart"/>
+      <w:r>
+        <w:rPr>
+          <w:lang w:val="de-DE"/>
+        </w:rPr>
+        <w:t>auth</w:t>
+      </w:r>
+      <w:proofErr w:type="spellEnd"/>
+      <w:r>
+        <w:rPr>
+          <w:lang w:val="de-DE"/>
+        </w:rPr>
+        <w:t>/</w:t>
+      </w:r>
+    </w:p>
+    <w:p>
+      <w:pPr>
+        <w:rPr>
+          <w:lang w:val="de-DE"/>
+        </w:rPr>
+      </w:pPr>
+      <w:r>
+        <w:rPr>
+          <w:lang w:val="de-DE"/>
+        </w:rPr>
+        <w:t xml:space="preserve">│   │   │   </w:t>
+      </w:r>
+      <w:r>
+        <w:rPr>
+          <w:rFonts w:ascii="MS Gothic" w:eastAsia="MS Gothic" w:hAnsi="MS Gothic" w:cs="MS Gothic" w:hint="eastAsia"/>
+          <w:lang w:val="de-DE"/>
+        </w:rPr>
+        <w:t>├</w:t>
+      </w:r>
+      <w:r>
+        <w:rPr>
+          <w:rFonts w:ascii="Aptos" w:hAnsi="Aptos" w:cs="Aptos"/>
+          <w:lang w:val="de-DE"/>
+        </w:rPr>
+        <w:t>──</w:t>
+      </w:r>
+      <w:r>
+        <w:rPr>
+          <w:lang w:val="de-DE"/>
+        </w:rPr>
+        <w:t xml:space="preserve"> __init__.py</w:t>
+      </w:r>
+    </w:p>
+    <w:p>
+      <w:pPr>
+        <w:rPr>
+          <w:lang w:val="de-DE"/>
+        </w:rPr>
+      </w:pPr>
+      <w:r>
+        <w:rPr>
+          <w:lang w:val="de-DE"/>
+        </w:rPr>
+        <w:t xml:space="preserve">│   │   │   </w:t>
+      </w:r>
+      <w:r>
+        <w:rPr>
+          <w:rFonts w:ascii="MS Gothic" w:eastAsia="MS Gothic" w:hAnsi="MS Gothic" w:cs="MS Gothic" w:hint="eastAsia"/>
+          <w:lang w:val="de-DE"/>
+        </w:rPr>
+        <w:t>├</w:t>
+      </w:r>
+      <w:r>
+        <w:rPr>
+          <w:rFonts w:ascii="Aptos" w:hAnsi="Aptos" w:cs="Aptos"/>
+          <w:lang w:val="de-DE"/>
+        </w:rPr>
+        <w:t>──</w:t>
+      </w:r>
+      <w:r>
+        <w:rPr>
+          <w:lang w:val="de-DE"/>
+        </w:rPr>
+        <w:t xml:space="preserve"> routes.py</w:t>
+      </w:r>
+    </w:p>
+    <w:p>
+      <w:pPr>
+        <w:rPr>
+          <w:lang w:val="de-DE"/>
+        </w:rPr>
+      </w:pPr>
+      <w:r>
+        <w:rPr>
+          <w:lang w:val="de-DE"/>
+        </w:rPr>
+        <w:t>│   │   │   └── forms.py</w:t>
+      </w:r>
+    </w:p>
+    <w:p>
+      <w:pPr>
+        <w:rPr>
+          <w:lang w:val="de-DE"/>
+        </w:rPr>
+      </w:pPr>
+      <w:r>
+        <w:rPr>
+          <w:lang w:val="de-DE"/>
+        </w:rPr>
+        <w:t xml:space="preserve">│   │   └── </w:t>
+      </w:r>
+      <w:proofErr w:type="spellStart"/>
+      <w:r>
+        <w:rPr>
+          <w:lang w:val="de-DE"/>
+        </w:rPr>
+        <w:t>api</w:t>
+      </w:r>
+      <w:proofErr w:type="spellEnd"/>
+      <w:r>
+        <w:rPr>
+          <w:lang w:val="de-DE"/>
+        </w:rPr>
+        <w:t>/</w:t>
+      </w:r>
+    </w:p>
+    <w:p>
+      <w:pPr>
+        <w:rPr>
+          <w:lang w:val="de-DE"/>
+        </w:rPr>
+      </w:pPr>
+      <w:r>
+        <w:rPr>
+          <w:lang w:val="de-DE"/>
+        </w:rPr>
         <w:lastRenderedPageBreak/>
+        <w:t xml:space="preserve">│   │       </w:t>
+      </w:r>
+      <w:r>
+        <w:rPr>
+          <w:rFonts w:ascii="MS Gothic" w:eastAsia="MS Gothic" w:hAnsi="MS Gothic" w:cs="MS Gothic" w:hint="eastAsia"/>
+          <w:lang w:val="de-DE"/>
+        </w:rPr>
+        <w:t>├</w:t>
+      </w:r>
+      <w:r>
+        <w:rPr>
+          <w:rFonts w:ascii="Aptos" w:hAnsi="Aptos" w:cs="Aptos"/>
+          <w:lang w:val="de-DE"/>
+        </w:rPr>
+        <w:t>──</w:t>
+      </w:r>
+      <w:r>
+        <w:rPr>
+          <w:lang w:val="de-DE"/>
+        </w:rPr>
+        <w:t xml:space="preserve"> __init__.py</w:t>
+      </w:r>
+    </w:p>
+    <w:p>
+      <w:pPr>
+        <w:rPr>
+          <w:lang w:val="de-DE"/>
+        </w:rPr>
+      </w:pPr>
+      <w:r>
+        <w:rPr>
+          <w:lang w:val="de-DE"/>
+        </w:rPr>
+        <w:t>│   │       └── routes.py</w:t>
+      </w:r>
+    </w:p>
+    <w:p>
+      <w:pPr>
+        <w:rPr>
+          <w:lang w:val="de-DE"/>
+        </w:rPr>
+      </w:pPr>
+      <w:r>
+        <w:rPr>
+          <w:lang w:val="de-DE"/>
+        </w:rPr>
+        <w:t>│   │</w:t>
+      </w:r>
+    </w:p>
+    <w:p>
+      <w:pPr>
+        <w:rPr>
+          <w:lang w:val="de-DE"/>
+        </w:rPr>
+      </w:pPr>
+      <w:r>
+        <w:rPr>
+          <w:lang w:val="de-DE"/>
+        </w:rPr>
         <w:t xml:space="preserve">│   </w:t>
       </w:r>
       <w:r>
@@ -13725,7 +13953,127 @@
         <w:rPr>
           <w:lang w:val="de-DE"/>
         </w:rPr>
-        <w:t xml:space="preserve"> config.py</w:t>
+        <w:t xml:space="preserve"> </w:t>
+      </w:r>
+      <w:proofErr w:type="spellStart"/>
+      <w:r>
+        <w:rPr>
+          <w:lang w:val="de-DE"/>
+        </w:rPr>
+        <w:t>templates</w:t>
+      </w:r>
+      <w:proofErr w:type="spellEnd"/>
+      <w:r>
+        <w:rPr>
+          <w:lang w:val="de-DE"/>
+        </w:rPr>
+        <w:t>/</w:t>
+      </w:r>
+    </w:p>
+    <w:p>
+      <w:pPr>
+        <w:rPr>
+          <w:lang w:val="de-DE"/>
+        </w:rPr>
+      </w:pPr>
+      <w:r>
+        <w:rPr>
+          <w:lang w:val="de-DE"/>
+        </w:rPr>
+        <w:t xml:space="preserve">│   │   </w:t>
+      </w:r>
+      <w:r>
+        <w:rPr>
+          <w:rFonts w:ascii="MS Gothic" w:eastAsia="MS Gothic" w:hAnsi="MS Gothic" w:cs="MS Gothic" w:hint="eastAsia"/>
+          <w:lang w:val="de-DE"/>
+        </w:rPr>
+        <w:t>├</w:t>
+      </w:r>
+      <w:r>
+        <w:rPr>
+          <w:rFonts w:ascii="Aptos" w:hAnsi="Aptos" w:cs="Aptos"/>
+          <w:lang w:val="de-DE"/>
+        </w:rPr>
+        <w:t>──</w:t>
+      </w:r>
+      <w:r>
+        <w:rPr>
+          <w:lang w:val="de-DE"/>
+        </w:rPr>
+        <w:t xml:space="preserve"> base.html</w:t>
+      </w:r>
+    </w:p>
+    <w:p>
+      <w:pPr>
+        <w:rPr>
+          <w:lang w:val="de-DE"/>
+        </w:rPr>
+      </w:pPr>
+      <w:r>
+        <w:rPr>
+          <w:lang w:val="de-DE"/>
+        </w:rPr>
+        <w:t xml:space="preserve">│   │   </w:t>
+      </w:r>
+      <w:r>
+        <w:rPr>
+          <w:rFonts w:ascii="MS Gothic" w:eastAsia="MS Gothic" w:hAnsi="MS Gothic" w:cs="MS Gothic" w:hint="eastAsia"/>
+          <w:lang w:val="de-DE"/>
+        </w:rPr>
+        <w:t>├</w:t>
+      </w:r>
+      <w:r>
+        <w:rPr>
+          <w:rFonts w:ascii="Aptos" w:hAnsi="Aptos" w:cs="Aptos"/>
+          <w:lang w:val="de-DE"/>
+        </w:rPr>
+        <w:t>──</w:t>
+      </w:r>
+      <w:r>
+        <w:rPr>
+          <w:lang w:val="de-DE"/>
+        </w:rPr>
+        <w:t xml:space="preserve"> index.html</w:t>
+      </w:r>
+    </w:p>
+    <w:p>
+      <w:pPr>
+        <w:rPr>
+          <w:lang w:val="de-DE"/>
+        </w:rPr>
+      </w:pPr>
+      <w:r>
+        <w:rPr>
+          <w:lang w:val="de-DE"/>
+        </w:rPr>
+        <w:t xml:space="preserve">│   │   └── </w:t>
+      </w:r>
+      <w:proofErr w:type="spellStart"/>
+      <w:r>
+        <w:rPr>
+          <w:lang w:val="de-DE"/>
+        </w:rPr>
+        <w:t>auth</w:t>
+      </w:r>
+      <w:proofErr w:type="spellEnd"/>
+      <w:r>
+        <w:rPr>
+          <w:lang w:val="de-DE"/>
+        </w:rPr>
+        <w:t>/</w:t>
+      </w:r>
+    </w:p>
+    <w:p>
+      <w:pPr>
+        <w:rPr>
+          <w:lang w:val="de-DE"/>
+        </w:rPr>
+      </w:pPr>
+      <w:r>
+        <w:rPr>
+          <w:lang w:val="de-DE"/>
+        </w:rPr>
+        <w:t>│   │       └── login.html</w:t>
       </w:r>
     </w:p>
     <w:p>
@@ -13751,6 +14099,301 @@
         <w:rPr>
           <w:lang w:val="de-DE"/>
         </w:rPr>
+        <w:t xml:space="preserve">│   └── </w:t>
+      </w:r>
+      <w:proofErr w:type="spellStart"/>
+      <w:r>
+        <w:rPr>
+          <w:lang w:val="de-DE"/>
+        </w:rPr>
+        <w:t>static</w:t>
+      </w:r>
+      <w:proofErr w:type="spellEnd"/>
+      <w:r>
+        <w:rPr>
+          <w:lang w:val="de-DE"/>
+        </w:rPr>
+        <w:t>/</w:t>
+      </w:r>
+    </w:p>
+    <w:p>
+      <w:pPr>
+        <w:rPr>
+          <w:lang w:val="de-DE"/>
+        </w:rPr>
+      </w:pPr>
+      <w:r>
+        <w:rPr>
+          <w:lang w:val="de-DE"/>
+        </w:rPr>
+        <w:t xml:space="preserve">│       </w:t>
+      </w:r>
+      <w:r>
+        <w:rPr>
+          <w:rFonts w:ascii="MS Gothic" w:eastAsia="MS Gothic" w:hAnsi="MS Gothic" w:cs="MS Gothic" w:hint="eastAsia"/>
+          <w:lang w:val="de-DE"/>
+        </w:rPr>
+        <w:t>├</w:t>
+      </w:r>
+      <w:r>
+        <w:rPr>
+          <w:rFonts w:ascii="Aptos" w:hAnsi="Aptos" w:cs="Aptos"/>
+          <w:lang w:val="de-DE"/>
+        </w:rPr>
+        <w:t>──</w:t>
+      </w:r>
+      <w:r>
+        <w:rPr>
+          <w:lang w:val="de-DE"/>
+        </w:rPr>
+        <w:t xml:space="preserve"> </w:t>
+      </w:r>
+      <w:proofErr w:type="spellStart"/>
+      <w:r>
+        <w:rPr>
+          <w:lang w:val="de-DE"/>
+        </w:rPr>
+        <w:t>css</w:t>
+      </w:r>
+      <w:proofErr w:type="spellEnd"/>
+      <w:r>
+        <w:rPr>
+          <w:lang w:val="de-DE"/>
+        </w:rPr>
+        <w:t>/</w:t>
+      </w:r>
+    </w:p>
+    <w:p>
+      <w:pPr>
+        <w:rPr>
+          <w:lang w:val="de-DE"/>
+        </w:rPr>
+      </w:pPr>
+      <w:r>
+        <w:rPr>
+          <w:lang w:val="de-DE"/>
+        </w:rPr>
+        <w:t>│       │   └── styles.css</w:t>
+      </w:r>
+    </w:p>
+    <w:p>
+      <w:pPr>
+        <w:rPr>
+          <w:lang w:val="de-DE"/>
+        </w:rPr>
+      </w:pPr>
+      <w:r>
+        <w:rPr>
+          <w:lang w:val="de-DE"/>
+        </w:rPr>
+        <w:t xml:space="preserve">│       </w:t>
+      </w:r>
+      <w:r>
+        <w:rPr>
+          <w:rFonts w:ascii="MS Gothic" w:eastAsia="MS Gothic" w:hAnsi="MS Gothic" w:cs="MS Gothic" w:hint="eastAsia"/>
+          <w:lang w:val="de-DE"/>
+        </w:rPr>
+        <w:t>├</w:t>
+      </w:r>
+      <w:r>
+        <w:rPr>
+          <w:rFonts w:ascii="Aptos" w:hAnsi="Aptos" w:cs="Aptos"/>
+          <w:lang w:val="de-DE"/>
+        </w:rPr>
+        <w:t>──</w:t>
+      </w:r>
+      <w:r>
+        <w:rPr>
+          <w:lang w:val="de-DE"/>
+        </w:rPr>
+        <w:t xml:space="preserve"> </w:t>
+      </w:r>
+      <w:proofErr w:type="spellStart"/>
+      <w:r>
+        <w:rPr>
+          <w:lang w:val="de-DE"/>
+        </w:rPr>
+        <w:t>js</w:t>
+      </w:r>
+      <w:proofErr w:type="spellEnd"/>
+      <w:r>
+        <w:rPr>
+          <w:lang w:val="de-DE"/>
+        </w:rPr>
+        <w:t>/</w:t>
+      </w:r>
+    </w:p>
+    <w:p>
+      <w:pPr>
+        <w:rPr>
+          <w:lang w:val="de-DE"/>
+        </w:rPr>
+      </w:pPr>
+      <w:r>
+        <w:rPr>
+          <w:lang w:val="de-DE"/>
+        </w:rPr>
+        <w:t>│       │   └── app.js</w:t>
+      </w:r>
+    </w:p>
+    <w:p>
+      <w:pPr>
+        <w:rPr>
+          <w:lang w:val="de-DE"/>
+        </w:rPr>
+      </w:pPr>
+      <w:r>
+        <w:rPr>
+          <w:lang w:val="de-DE"/>
+        </w:rPr>
+        <w:t xml:space="preserve">│       └── </w:t>
+      </w:r>
+      <w:proofErr w:type="spellStart"/>
+      <w:r>
+        <w:rPr>
+          <w:lang w:val="de-DE"/>
+        </w:rPr>
+        <w:t>img</w:t>
+      </w:r>
+      <w:proofErr w:type="spellEnd"/>
+      <w:r>
+        <w:rPr>
+          <w:lang w:val="de-DE"/>
+        </w:rPr>
+        <w:t>/</w:t>
+      </w:r>
+    </w:p>
+    <w:p>
+      <w:pPr>
+        <w:rPr>
+          <w:lang w:val="de-DE"/>
+        </w:rPr>
+      </w:pPr>
+      <w:r>
+        <w:rPr>
+          <w:lang w:val="de-DE"/>
+        </w:rPr>
+        <w:t>│</w:t>
+      </w:r>
+    </w:p>
+    <w:p>
+      <w:pPr>
+        <w:rPr>
+          <w:lang w:val="de-DE"/>
+        </w:rPr>
+      </w:pPr>
+      <w:r>
+        <w:rPr>
+          <w:rFonts w:ascii="MS Gothic" w:eastAsia="MS Gothic" w:hAnsi="MS Gothic" w:cs="MS Gothic" w:hint="eastAsia"/>
+          <w:lang w:val="de-DE"/>
+        </w:rPr>
+        <w:t>├</w:t>
+      </w:r>
+      <w:r>
+        <w:rPr>
+          <w:rFonts w:ascii="Aptos" w:hAnsi="Aptos" w:cs="Aptos"/>
+          <w:lang w:val="de-DE"/>
+        </w:rPr>
+        <w:t>──</w:t>
+      </w:r>
+      <w:r>
+        <w:rPr>
+          <w:lang w:val="de-DE"/>
+        </w:rPr>
+        <w:t xml:space="preserve"> </w:t>
+      </w:r>
+      <w:proofErr w:type="spellStart"/>
+      <w:r>
+        <w:rPr>
+          <w:lang w:val="de-DE"/>
+        </w:rPr>
+        <w:t>instance</w:t>
+      </w:r>
+      <w:proofErr w:type="spellEnd"/>
+      <w:r>
+        <w:rPr>
+          <w:lang w:val="de-DE"/>
+        </w:rPr>
+        <w:t>/</w:t>
+      </w:r>
+    </w:p>
+    <w:p>
+      <w:pPr>
+        <w:rPr>
+          <w:lang w:val="de-DE"/>
+        </w:rPr>
+      </w:pPr>
+      <w:r>
+        <w:rPr>
+          <w:lang w:val="de-DE"/>
+        </w:rPr>
+        <w:t>│   └── config.py</w:t>
+      </w:r>
+    </w:p>
+    <w:p>
+      <w:pPr>
+        <w:rPr>
+          <w:lang w:val="de-DE"/>
+        </w:rPr>
+      </w:pPr>
+      <w:r>
+        <w:rPr>
+          <w:lang w:val="de-DE"/>
+        </w:rPr>
+        <w:t>│</w:t>
+      </w:r>
+    </w:p>
+    <w:p>
+      <w:pPr>
+        <w:rPr>
+          <w:lang w:val="de-DE"/>
+        </w:rPr>
+      </w:pPr>
+      <w:r>
+        <w:rPr>
+          <w:rFonts w:ascii="MS Gothic" w:eastAsia="MS Gothic" w:hAnsi="MS Gothic" w:cs="MS Gothic" w:hint="eastAsia"/>
+          <w:lang w:val="de-DE"/>
+        </w:rPr>
+        <w:t>├</w:t>
+      </w:r>
+      <w:r>
+        <w:rPr>
+          <w:rFonts w:ascii="Aptos" w:hAnsi="Aptos" w:cs="Aptos"/>
+          <w:lang w:val="de-DE"/>
+        </w:rPr>
+        <w:t>──</w:t>
+      </w:r>
+      <w:r>
+        <w:rPr>
+          <w:lang w:val="de-DE"/>
+        </w:rPr>
+        <w:t xml:space="preserve"> </w:t>
+      </w:r>
+      <w:proofErr w:type="spellStart"/>
+      <w:r>
+        <w:rPr>
+          <w:lang w:val="de-DE"/>
+        </w:rPr>
+        <w:t>tests</w:t>
+      </w:r>
+      <w:proofErr w:type="spellEnd"/>
+      <w:r>
+        <w:rPr>
+          <w:lang w:val="de-DE"/>
+        </w:rPr>
+        <w:t>/</w:t>
+      </w:r>
+    </w:p>
+    <w:p>
+      <w:pPr>
+        <w:rPr>
+          <w:lang w:val="de-DE"/>
+        </w:rPr>
+      </w:pPr>
+      <w:r>
+        <w:rPr>
+          <w:lang w:val="de-DE"/>
+        </w:rPr>
         <w:t xml:space="preserve">│   </w:t>
       </w:r>
       <w:r>
@@ -13771,35 +14414,41 @@
         <w:rPr>
           <w:lang w:val="de-DE"/>
         </w:rPr>
-        <w:t xml:space="preserve"> </w:t>
-      </w:r>
-      <w:proofErr w:type="spellStart"/>
-      <w:r>
-        <w:rPr>
-          <w:lang w:val="de-DE"/>
-        </w:rPr>
-        <w:t>blueprints</w:t>
-      </w:r>
-      <w:proofErr w:type="spellEnd"/>
-      <w:r>
-        <w:rPr>
-          <w:lang w:val="de-DE"/>
-        </w:rPr>
-        <w:t>/</w:t>
-      </w:r>
-    </w:p>
-    <w:p>
-      <w:pPr>
-        <w:rPr>
-          <w:lang w:val="de-DE"/>
-        </w:rPr>
-      </w:pPr>
-      <w:r>
-        <w:rPr>
-          <w:lang w:val="de-DE"/>
-        </w:rPr>
-        <w:t xml:space="preserve">│   │   </w:t>
-      </w:r>
+        <w:t xml:space="preserve"> __init__.py</w:t>
+      </w:r>
+    </w:p>
+    <w:p>
+      <w:pPr>
+        <w:rPr>
+          <w:lang w:val="de-DE"/>
+        </w:rPr>
+      </w:pPr>
+      <w:r>
+        <w:rPr>
+          <w:lang w:val="de-DE"/>
+        </w:rPr>
+        <w:t>│   └── test_routes.py</w:t>
+      </w:r>
+    </w:p>
+    <w:p>
+      <w:pPr>
+        <w:rPr>
+          <w:lang w:val="de-DE"/>
+        </w:rPr>
+      </w:pPr>
+      <w:r>
+        <w:rPr>
+          <w:lang w:val="de-DE"/>
+        </w:rPr>
+        <w:t>│</w:t>
+      </w:r>
+    </w:p>
+    <w:p>
+      <w:pPr>
+        <w:rPr>
+          <w:lang w:val="de-DE"/>
+        </w:rPr>
+      </w:pPr>
       <w:r>
         <w:rPr>
           <w:rFonts w:ascii="MS Gothic" w:eastAsia="MS Gothic" w:hAnsi="MS Gothic" w:cs="MS Gothic" w:hint="eastAsia"/>
@@ -13812,27 +14461,38 @@
           <w:rFonts w:ascii="Aptos" w:hAnsi="Aptos" w:cs="Aptos"/>
           <w:lang w:val="de-DE"/>
         </w:rPr>
-        <w:t>──</w:t>
-      </w:r>
-      <w:r>
-        <w:rPr>
-          <w:lang w:val="de-DE"/>
-        </w:rPr>
-        <w:t xml:space="preserve"> __init__.py</w:t>
-      </w:r>
-    </w:p>
-    <w:p>
-      <w:pPr>
-        <w:rPr>
-          <w:lang w:val="de-DE"/>
-        </w:rPr>
-      </w:pPr>
-      <w:r>
-        <w:rPr>
-          <w:lang w:val="de-DE"/>
-        </w:rPr>
-        <w:t xml:space="preserve">│   │   </w:t>
-      </w:r>
+        <w:t>─</w:t>
+      </w:r>
+      <w:proofErr w:type="gramStart"/>
+      <w:r>
+        <w:rPr>
+          <w:rFonts w:ascii="Aptos" w:hAnsi="Aptos" w:cs="Aptos"/>
+          <w:lang w:val="de-DE"/>
+        </w:rPr>
+        <w:t>─</w:t>
+      </w:r>
+      <w:r>
+        <w:rPr>
+          <w:lang w:val="de-DE"/>
+        </w:rPr>
+        <w:t xml:space="preserve"> .</w:t>
+      </w:r>
+      <w:proofErr w:type="spellStart"/>
+      <w:r>
+        <w:rPr>
+          <w:lang w:val="de-DE"/>
+        </w:rPr>
+        <w:t>env</w:t>
+      </w:r>
+      <w:proofErr w:type="spellEnd"/>
+      <w:proofErr w:type="gramEnd"/>
+    </w:p>
+    <w:p>
+      <w:pPr>
+        <w:rPr>
+          <w:lang w:val="de-DE"/>
+        </w:rPr>
+      </w:pPr>
       <w:r>
         <w:rPr>
           <w:rFonts w:ascii="MS Gothic" w:eastAsia="MS Gothic" w:hAnsi="MS Gothic" w:cs="MS Gothic" w:hint="eastAsia"/>
@@ -13845,546 +14505,31 @@
           <w:rFonts w:ascii="Aptos" w:hAnsi="Aptos" w:cs="Aptos"/>
           <w:lang w:val="de-DE"/>
         </w:rPr>
-        <w:t>──</w:t>
-      </w:r>
-      <w:r>
-        <w:rPr>
-          <w:lang w:val="de-DE"/>
-        </w:rPr>
-        <w:t xml:space="preserve"> </w:t>
-      </w:r>
-      <w:proofErr w:type="spellStart"/>
-      <w:r>
-        <w:rPr>
-          <w:lang w:val="de-DE"/>
-        </w:rPr>
-        <w:t>auth</w:t>
-      </w:r>
-      <w:proofErr w:type="spellEnd"/>
-      <w:r>
-        <w:rPr>
-          <w:lang w:val="de-DE"/>
-        </w:rPr>
-        <w:t>/</w:t>
-      </w:r>
-    </w:p>
-    <w:p>
-      <w:pPr>
-        <w:rPr>
-          <w:lang w:val="de-DE"/>
-        </w:rPr>
-      </w:pPr>
-      <w:r>
-        <w:rPr>
-          <w:lang w:val="de-DE"/>
-        </w:rPr>
-        <w:t xml:space="preserve">│   │   │   </w:t>
-      </w:r>
-      <w:r>
-        <w:rPr>
-          <w:rFonts w:ascii="MS Gothic" w:eastAsia="MS Gothic" w:hAnsi="MS Gothic" w:cs="MS Gothic" w:hint="eastAsia"/>
-          <w:lang w:val="de-DE"/>
-        </w:rPr>
-        <w:t>├</w:t>
-      </w:r>
+        <w:t>─</w:t>
+      </w:r>
+      <w:proofErr w:type="gramStart"/>
       <w:r>
         <w:rPr>
           <w:rFonts w:ascii="Aptos" w:hAnsi="Aptos" w:cs="Aptos"/>
           <w:lang w:val="de-DE"/>
         </w:rPr>
-        <w:t>──</w:t>
-      </w:r>
-      <w:r>
-        <w:rPr>
-          <w:lang w:val="de-DE"/>
-        </w:rPr>
-        <w:t xml:space="preserve"> __init__.py</w:t>
-      </w:r>
-    </w:p>
-    <w:p>
-      <w:pPr>
-        <w:rPr>
-          <w:lang w:val="de-DE"/>
-        </w:rPr>
-      </w:pPr>
-      <w:r>
-        <w:rPr>
-          <w:lang w:val="de-DE"/>
-        </w:rPr>
-        <w:t xml:space="preserve">│   │   │   </w:t>
-      </w:r>
-      <w:r>
-        <w:rPr>
-          <w:rFonts w:ascii="MS Gothic" w:eastAsia="MS Gothic" w:hAnsi="MS Gothic" w:cs="MS Gothic" w:hint="eastAsia"/>
-          <w:lang w:val="de-DE"/>
-        </w:rPr>
-        <w:t>├</w:t>
-      </w:r>
-      <w:r>
-        <w:rPr>
-          <w:rFonts w:ascii="Aptos" w:hAnsi="Aptos" w:cs="Aptos"/>
-          <w:lang w:val="de-DE"/>
-        </w:rPr>
-        <w:t>──</w:t>
-      </w:r>
-      <w:r>
-        <w:rPr>
-          <w:lang w:val="de-DE"/>
-        </w:rPr>
-        <w:t xml:space="preserve"> routes.py</w:t>
-      </w:r>
-    </w:p>
-    <w:p>
-      <w:pPr>
-        <w:rPr>
-          <w:lang w:val="de-DE"/>
-        </w:rPr>
-      </w:pPr>
-      <w:r>
-        <w:rPr>
-          <w:lang w:val="de-DE"/>
-        </w:rPr>
-        <w:t>│   │   │   └── forms.py</w:t>
-      </w:r>
-    </w:p>
-    <w:p>
-      <w:pPr>
-        <w:rPr>
-          <w:lang w:val="de-DE"/>
-        </w:rPr>
-      </w:pPr>
-      <w:r>
-        <w:rPr>
-          <w:lang w:val="de-DE"/>
-        </w:rPr>
-        <w:t xml:space="preserve">│   │   └── </w:t>
-      </w:r>
-      <w:proofErr w:type="spellStart"/>
-      <w:r>
-        <w:rPr>
-          <w:lang w:val="de-DE"/>
-        </w:rPr>
-        <w:t>api</w:t>
-      </w:r>
-      <w:proofErr w:type="spellEnd"/>
-      <w:r>
-        <w:rPr>
-          <w:lang w:val="de-DE"/>
-        </w:rPr>
-        <w:t>/</w:t>
-      </w:r>
-    </w:p>
-    <w:p>
-      <w:pPr>
-        <w:rPr>
-          <w:lang w:val="de-DE"/>
-        </w:rPr>
-      </w:pPr>
-      <w:r>
-        <w:rPr>
-          <w:lang w:val="de-DE"/>
-        </w:rPr>
-        <w:t xml:space="preserve">│   │       </w:t>
-      </w:r>
-      <w:r>
-        <w:rPr>
-          <w:rFonts w:ascii="MS Gothic" w:eastAsia="MS Gothic" w:hAnsi="MS Gothic" w:cs="MS Gothic" w:hint="eastAsia"/>
-          <w:lang w:val="de-DE"/>
-        </w:rPr>
-        <w:t>├</w:t>
-      </w:r>
-      <w:r>
-        <w:rPr>
-          <w:rFonts w:ascii="Aptos" w:hAnsi="Aptos" w:cs="Aptos"/>
-          <w:lang w:val="de-DE"/>
-        </w:rPr>
-        <w:t>──</w:t>
-      </w:r>
-      <w:r>
-        <w:rPr>
-          <w:lang w:val="de-DE"/>
-        </w:rPr>
-        <w:t xml:space="preserve"> __init__.py</w:t>
-      </w:r>
-    </w:p>
-    <w:p>
-      <w:pPr>
-        <w:rPr>
-          <w:lang w:val="de-DE"/>
-        </w:rPr>
-      </w:pPr>
-      <w:r>
-        <w:rPr>
-          <w:lang w:val="de-DE"/>
-        </w:rPr>
-        <w:t>│   │       └── routes.py</w:t>
-      </w:r>
-    </w:p>
-    <w:p>
-      <w:pPr>
-        <w:rPr>
-          <w:lang w:val="de-DE"/>
-        </w:rPr>
-      </w:pPr>
-      <w:r>
-        <w:rPr>
-          <w:lang w:val="de-DE"/>
-        </w:rPr>
-        <w:t>│   │</w:t>
-      </w:r>
-    </w:p>
-    <w:p>
-      <w:pPr>
-        <w:rPr>
-          <w:lang w:val="de-DE"/>
-        </w:rPr>
-      </w:pPr>
-      <w:r>
-        <w:rPr>
-          <w:lang w:val="de-DE"/>
-        </w:rPr>
-        <w:t xml:space="preserve">│   </w:t>
-      </w:r>
-      <w:r>
-        <w:rPr>
-          <w:rFonts w:ascii="MS Gothic" w:eastAsia="MS Gothic" w:hAnsi="MS Gothic" w:cs="MS Gothic" w:hint="eastAsia"/>
-          <w:lang w:val="de-DE"/>
-        </w:rPr>
-        <w:t>├</w:t>
-      </w:r>
-      <w:r>
-        <w:rPr>
-          <w:rFonts w:ascii="Aptos" w:hAnsi="Aptos" w:cs="Aptos"/>
-          <w:lang w:val="de-DE"/>
-        </w:rPr>
-        <w:t>──</w:t>
-      </w:r>
-      <w:r>
-        <w:rPr>
-          <w:lang w:val="de-DE"/>
-        </w:rPr>
-        <w:t xml:space="preserve"> </w:t>
-      </w:r>
-      <w:proofErr w:type="spellStart"/>
-      <w:r>
-        <w:rPr>
-          <w:lang w:val="de-DE"/>
-        </w:rPr>
-        <w:t>templates</w:t>
-      </w:r>
-      <w:proofErr w:type="spellEnd"/>
-      <w:r>
-        <w:rPr>
-          <w:lang w:val="de-DE"/>
-        </w:rPr>
-        <w:t>/</w:t>
-      </w:r>
-    </w:p>
-    <w:p>
-      <w:pPr>
-        <w:rPr>
-          <w:lang w:val="de-DE"/>
-        </w:rPr>
-      </w:pPr>
-      <w:r>
-        <w:rPr>
-          <w:lang w:val="de-DE"/>
-        </w:rPr>
-        <w:t xml:space="preserve">│   │   </w:t>
-      </w:r>
-      <w:r>
-        <w:rPr>
-          <w:rFonts w:ascii="MS Gothic" w:eastAsia="MS Gothic" w:hAnsi="MS Gothic" w:cs="MS Gothic" w:hint="eastAsia"/>
-          <w:lang w:val="de-DE"/>
-        </w:rPr>
-        <w:t>├</w:t>
-      </w:r>
-      <w:r>
-        <w:rPr>
-          <w:rFonts w:ascii="Aptos" w:hAnsi="Aptos" w:cs="Aptos"/>
-          <w:lang w:val="de-DE"/>
-        </w:rPr>
-        <w:t>──</w:t>
-      </w:r>
-      <w:r>
-        <w:rPr>
-          <w:lang w:val="de-DE"/>
-        </w:rPr>
-        <w:t xml:space="preserve"> base.html</w:t>
-      </w:r>
-    </w:p>
-    <w:p>
-      <w:pPr>
-        <w:rPr>
-          <w:lang w:val="de-DE"/>
-        </w:rPr>
-      </w:pPr>
-      <w:r>
-        <w:rPr>
-          <w:lang w:val="de-DE"/>
-        </w:rPr>
-        <w:t xml:space="preserve">│   │   </w:t>
-      </w:r>
-      <w:r>
-        <w:rPr>
-          <w:rFonts w:ascii="MS Gothic" w:eastAsia="MS Gothic" w:hAnsi="MS Gothic" w:cs="MS Gothic" w:hint="eastAsia"/>
-          <w:lang w:val="de-DE"/>
-        </w:rPr>
-        <w:t>├</w:t>
-      </w:r>
-      <w:r>
-        <w:rPr>
-          <w:rFonts w:ascii="Aptos" w:hAnsi="Aptos" w:cs="Aptos"/>
-          <w:lang w:val="de-DE"/>
-        </w:rPr>
-        <w:t>──</w:t>
-      </w:r>
-      <w:r>
-        <w:rPr>
-          <w:lang w:val="de-DE"/>
-        </w:rPr>
-        <w:t xml:space="preserve"> index.html</w:t>
-      </w:r>
-    </w:p>
-    <w:p>
-      <w:pPr>
-        <w:rPr>
-          <w:lang w:val="de-DE"/>
-        </w:rPr>
-      </w:pPr>
-      <w:r>
-        <w:rPr>
-          <w:lang w:val="de-DE"/>
-        </w:rPr>
-        <w:t xml:space="preserve">│   │   └── </w:t>
-      </w:r>
-      <w:proofErr w:type="spellStart"/>
-      <w:r>
-        <w:rPr>
-          <w:lang w:val="de-DE"/>
-        </w:rPr>
-        <w:t>auth</w:t>
-      </w:r>
-      <w:proofErr w:type="spellEnd"/>
-      <w:r>
-        <w:rPr>
-          <w:lang w:val="de-DE"/>
-        </w:rPr>
-        <w:t>/</w:t>
-      </w:r>
-    </w:p>
-    <w:p>
-      <w:pPr>
-        <w:rPr>
-          <w:lang w:val="de-DE"/>
-        </w:rPr>
-      </w:pPr>
-      <w:r>
-        <w:rPr>
-          <w:lang w:val="de-DE"/>
-        </w:rPr>
-        <w:t>│   │       └── login.html</w:t>
-      </w:r>
-    </w:p>
-    <w:p>
-      <w:pPr>
-        <w:rPr>
-          <w:lang w:val="de-DE"/>
-        </w:rPr>
-      </w:pPr>
-      <w:r>
-        <w:rPr>
-          <w:lang w:val="de-DE"/>
-        </w:rPr>
-        <w:t>│   │</w:t>
-      </w:r>
-    </w:p>
-    <w:p>
-      <w:pPr>
-        <w:rPr>
-          <w:lang w:val="de-DE"/>
-        </w:rPr>
-      </w:pPr>
-      <w:r>
-        <w:rPr>
-          <w:lang w:val="de-DE"/>
-        </w:rPr>
-        <w:t xml:space="preserve">│   └── </w:t>
-      </w:r>
-      <w:proofErr w:type="spellStart"/>
-      <w:r>
-        <w:rPr>
-          <w:lang w:val="de-DE"/>
-        </w:rPr>
-        <w:t>static</w:t>
-      </w:r>
-      <w:proofErr w:type="spellEnd"/>
-      <w:r>
-        <w:rPr>
-          <w:lang w:val="de-DE"/>
-        </w:rPr>
-        <w:t>/</w:t>
-      </w:r>
-    </w:p>
-    <w:p>
-      <w:pPr>
-        <w:rPr>
-          <w:lang w:val="de-DE"/>
-        </w:rPr>
-      </w:pPr>
-      <w:r>
-        <w:rPr>
-          <w:lang w:val="de-DE"/>
-        </w:rPr>
-        <w:t xml:space="preserve">│       </w:t>
-      </w:r>
-      <w:r>
-        <w:rPr>
-          <w:rFonts w:ascii="MS Gothic" w:eastAsia="MS Gothic" w:hAnsi="MS Gothic" w:cs="MS Gothic" w:hint="eastAsia"/>
-          <w:lang w:val="de-DE"/>
-        </w:rPr>
-        <w:t>├</w:t>
-      </w:r>
-      <w:r>
-        <w:rPr>
-          <w:rFonts w:ascii="Aptos" w:hAnsi="Aptos" w:cs="Aptos"/>
-          <w:lang w:val="de-DE"/>
-        </w:rPr>
-        <w:t>──</w:t>
-      </w:r>
-      <w:r>
-        <w:rPr>
-          <w:lang w:val="de-DE"/>
-        </w:rPr>
-        <w:t xml:space="preserve"> </w:t>
-      </w:r>
-      <w:proofErr w:type="spellStart"/>
-      <w:r>
-        <w:rPr>
-          <w:lang w:val="de-DE"/>
-        </w:rPr>
-        <w:t>css</w:t>
-      </w:r>
-      <w:proofErr w:type="spellEnd"/>
-      <w:r>
-        <w:rPr>
-          <w:lang w:val="de-DE"/>
-        </w:rPr>
-        <w:t>/</w:t>
-      </w:r>
-    </w:p>
-    <w:p>
-      <w:pPr>
-        <w:rPr>
-          <w:lang w:val="de-DE"/>
-        </w:rPr>
-      </w:pPr>
-      <w:r>
-        <w:rPr>
-          <w:lang w:val="de-DE"/>
-        </w:rPr>
-        <w:t>│       │   └── styles.css</w:t>
-      </w:r>
-    </w:p>
-    <w:p>
-      <w:pPr>
-        <w:rPr>
-          <w:lang w:val="de-DE"/>
-        </w:rPr>
-      </w:pPr>
-      <w:r>
-        <w:rPr>
-          <w:lang w:val="de-DE"/>
-        </w:rPr>
-        <w:t xml:space="preserve">│       </w:t>
-      </w:r>
-      <w:r>
-        <w:rPr>
-          <w:rFonts w:ascii="MS Gothic" w:eastAsia="MS Gothic" w:hAnsi="MS Gothic" w:cs="MS Gothic" w:hint="eastAsia"/>
-          <w:lang w:val="de-DE"/>
-        </w:rPr>
-        <w:t>├</w:t>
-      </w:r>
-      <w:r>
-        <w:rPr>
-          <w:rFonts w:ascii="Aptos" w:hAnsi="Aptos" w:cs="Aptos"/>
-          <w:lang w:val="de-DE"/>
-        </w:rPr>
-        <w:t>──</w:t>
-      </w:r>
-      <w:r>
-        <w:rPr>
-          <w:lang w:val="de-DE"/>
-        </w:rPr>
-        <w:t xml:space="preserve"> </w:t>
-      </w:r>
-      <w:proofErr w:type="spellStart"/>
-      <w:r>
-        <w:rPr>
-          <w:lang w:val="de-DE"/>
-        </w:rPr>
-        <w:t>js</w:t>
-      </w:r>
-      <w:proofErr w:type="spellEnd"/>
-      <w:r>
-        <w:rPr>
-          <w:lang w:val="de-DE"/>
-        </w:rPr>
-        <w:t>/</w:t>
-      </w:r>
-    </w:p>
-    <w:p>
-      <w:pPr>
-        <w:rPr>
-          <w:lang w:val="de-DE"/>
-        </w:rPr>
-      </w:pPr>
-      <w:r>
-        <w:rPr>
-          <w:lang w:val="de-DE"/>
-        </w:rPr>
-        <w:t>│       │   └── app.js</w:t>
-      </w:r>
-    </w:p>
-    <w:p>
-      <w:pPr>
-        <w:rPr>
-          <w:lang w:val="de-DE"/>
-        </w:rPr>
-      </w:pPr>
-      <w:r>
-        <w:rPr>
-          <w:lang w:val="de-DE"/>
-        </w:rPr>
-        <w:t xml:space="preserve">│       └── </w:t>
-      </w:r>
-      <w:proofErr w:type="spellStart"/>
-      <w:r>
-        <w:rPr>
-          <w:lang w:val="de-DE"/>
-        </w:rPr>
-        <w:t>img</w:t>
-      </w:r>
-      <w:proofErr w:type="spellEnd"/>
-      <w:r>
-        <w:rPr>
-          <w:lang w:val="de-DE"/>
-        </w:rPr>
-        <w:t>/</w:t>
-      </w:r>
-    </w:p>
-    <w:p>
-      <w:pPr>
-        <w:rPr>
-          <w:lang w:val="de-DE"/>
-        </w:rPr>
-      </w:pPr>
-      <w:r>
-        <w:rPr>
-          <w:lang w:val="de-DE"/>
-        </w:rPr>
-        <w:t>│</w:t>
-      </w:r>
+        <w:t>─</w:t>
+      </w:r>
+      <w:r>
+        <w:rPr>
+          <w:lang w:val="de-DE"/>
+        </w:rPr>
+        <w:t xml:space="preserve"> .</w:t>
+      </w:r>
+      <w:proofErr w:type="spellStart"/>
+      <w:r>
+        <w:rPr>
+          <w:lang w:val="de-DE"/>
+        </w:rPr>
+        <w:t>gitignore</w:t>
+      </w:r>
+      <w:proofErr w:type="spellEnd"/>
+      <w:proofErr w:type="gramEnd"/>
     </w:p>
     <w:p>
       <w:pPr>
@@ -14411,47 +14556,7 @@
         <w:rPr>
           <w:lang w:val="de-DE"/>
         </w:rPr>
-        <w:t xml:space="preserve"> </w:t>
-      </w:r>
-      <w:proofErr w:type="spellStart"/>
-      <w:r>
-        <w:rPr>
-          <w:lang w:val="de-DE"/>
-        </w:rPr>
-        <w:t>instance</w:t>
-      </w:r>
-      <w:proofErr w:type="spellEnd"/>
-      <w:r>
-        <w:rPr>
-          <w:lang w:val="de-DE"/>
-        </w:rPr>
-        <w:t>/</w:t>
-      </w:r>
-    </w:p>
-    <w:p>
-      <w:pPr>
-        <w:rPr>
-          <w:lang w:val="de-DE"/>
-        </w:rPr>
-      </w:pPr>
-      <w:r>
-        <w:rPr>
-          <w:lang w:val="de-DE"/>
-        </w:rPr>
-        <w:t>│   └── config.py</w:t>
-      </w:r>
-    </w:p>
-    <w:p>
-      <w:pPr>
-        <w:rPr>
-          <w:lang w:val="de-DE"/>
-        </w:rPr>
-      </w:pPr>
-      <w:r>
-        <w:rPr>
-          <w:lang w:val="de-DE"/>
-        </w:rPr>
-        <w:t>│</w:t>
+        <w:t xml:space="preserve"> requirements.txt</w:t>
       </w:r>
     </w:p>
     <w:p>
@@ -14481,32 +14586,22 @@
         <w:t xml:space="preserve"> </w:t>
       </w:r>
       <w:proofErr w:type="spellStart"/>
-      <w:r>
-        <w:rPr>
-          <w:lang w:val="de-DE"/>
-        </w:rPr>
-        <w:t>tests</w:t>
-      </w:r>
-      <w:proofErr w:type="spellEnd"/>
-      <w:r>
-        <w:rPr>
-          <w:lang w:val="de-DE"/>
-        </w:rPr>
-        <w:t>/</w:t>
-      </w:r>
-    </w:p>
-    <w:p>
-      <w:pPr>
-        <w:rPr>
-          <w:lang w:val="de-DE"/>
-        </w:rPr>
-      </w:pPr>
-      <w:r>
-        <w:rPr>
-          <w:lang w:val="de-DE"/>
-        </w:rPr>
-        <w:t xml:space="preserve">│   </w:t>
-      </w:r>
+      <w:proofErr w:type="gramStart"/>
+      <w:r>
+        <w:rPr>
+          <w:lang w:val="de-DE"/>
+        </w:rPr>
+        <w:t>pyproject.toml</w:t>
+      </w:r>
+      <w:proofErr w:type="spellEnd"/>
+      <w:proofErr w:type="gramEnd"/>
+    </w:p>
+    <w:p>
+      <w:pPr>
+        <w:rPr>
+          <w:lang w:val="de-DE"/>
+        </w:rPr>
+      </w:pPr>
       <w:r>
         <w:rPr>
           <w:rFonts w:ascii="MS Gothic" w:eastAsia="MS Gothic" w:hAnsi="MS Gothic" w:cs="MS Gothic" w:hint="eastAsia"/>
@@ -14525,211 +14620,6 @@
         <w:rPr>
           <w:lang w:val="de-DE"/>
         </w:rPr>
-        <w:t xml:space="preserve"> __init__.py</w:t>
-      </w:r>
-    </w:p>
-    <w:p>
-      <w:pPr>
-        <w:rPr>
-          <w:lang w:val="de-DE"/>
-        </w:rPr>
-      </w:pPr>
-      <w:r>
-        <w:rPr>
-          <w:lang w:val="de-DE"/>
-        </w:rPr>
-        <w:t>│   └── test_routes.py</w:t>
-      </w:r>
-    </w:p>
-    <w:p>
-      <w:pPr>
-        <w:rPr>
-          <w:lang w:val="de-DE"/>
-        </w:rPr>
-      </w:pPr>
-      <w:r>
-        <w:rPr>
-          <w:lang w:val="de-DE"/>
-        </w:rPr>
-        <w:t>│</w:t>
-      </w:r>
-    </w:p>
-    <w:p>
-      <w:pPr>
-        <w:rPr>
-          <w:lang w:val="de-DE"/>
-        </w:rPr>
-      </w:pPr>
-      <w:r>
-        <w:rPr>
-          <w:rFonts w:ascii="MS Gothic" w:eastAsia="MS Gothic" w:hAnsi="MS Gothic" w:cs="MS Gothic" w:hint="eastAsia"/>
-          <w:lang w:val="de-DE"/>
-        </w:rPr>
-        <w:t>├</w:t>
-      </w:r>
-      <w:r>
-        <w:rPr>
-          <w:rFonts w:ascii="Aptos" w:hAnsi="Aptos" w:cs="Aptos"/>
-          <w:lang w:val="de-DE"/>
-        </w:rPr>
-        <w:t>─</w:t>
-      </w:r>
-      <w:proofErr w:type="gramStart"/>
-      <w:r>
-        <w:rPr>
-          <w:rFonts w:ascii="Aptos" w:hAnsi="Aptos" w:cs="Aptos"/>
-          <w:lang w:val="de-DE"/>
-        </w:rPr>
-        <w:t>─</w:t>
-      </w:r>
-      <w:r>
-        <w:rPr>
-          <w:lang w:val="de-DE"/>
-        </w:rPr>
-        <w:t xml:space="preserve"> .</w:t>
-      </w:r>
-      <w:proofErr w:type="spellStart"/>
-      <w:r>
-        <w:rPr>
-          <w:lang w:val="de-DE"/>
-        </w:rPr>
-        <w:t>env</w:t>
-      </w:r>
-      <w:proofErr w:type="spellEnd"/>
-      <w:proofErr w:type="gramEnd"/>
-    </w:p>
-    <w:p>
-      <w:pPr>
-        <w:rPr>
-          <w:lang w:val="de-DE"/>
-        </w:rPr>
-      </w:pPr>
-      <w:r>
-        <w:rPr>
-          <w:rFonts w:ascii="MS Gothic" w:eastAsia="MS Gothic" w:hAnsi="MS Gothic" w:cs="MS Gothic" w:hint="eastAsia"/>
-          <w:lang w:val="de-DE"/>
-        </w:rPr>
-        <w:t>├</w:t>
-      </w:r>
-      <w:r>
-        <w:rPr>
-          <w:rFonts w:ascii="Aptos" w:hAnsi="Aptos" w:cs="Aptos"/>
-          <w:lang w:val="de-DE"/>
-        </w:rPr>
-        <w:t>─</w:t>
-      </w:r>
-      <w:proofErr w:type="gramStart"/>
-      <w:r>
-        <w:rPr>
-          <w:rFonts w:ascii="Aptos" w:hAnsi="Aptos" w:cs="Aptos"/>
-          <w:lang w:val="de-DE"/>
-        </w:rPr>
-        <w:t>─</w:t>
-      </w:r>
-      <w:r>
-        <w:rPr>
-          <w:lang w:val="de-DE"/>
-        </w:rPr>
-        <w:t xml:space="preserve"> .</w:t>
-      </w:r>
-      <w:proofErr w:type="spellStart"/>
-      <w:r>
-        <w:rPr>
-          <w:lang w:val="de-DE"/>
-        </w:rPr>
-        <w:t>gitignore</w:t>
-      </w:r>
-      <w:proofErr w:type="spellEnd"/>
-      <w:proofErr w:type="gramEnd"/>
-    </w:p>
-    <w:p>
-      <w:pPr>
-        <w:rPr>
-          <w:lang w:val="de-DE"/>
-        </w:rPr>
-      </w:pPr>
-      <w:r>
-        <w:rPr>
-          <w:rFonts w:ascii="MS Gothic" w:eastAsia="MS Gothic" w:hAnsi="MS Gothic" w:cs="MS Gothic" w:hint="eastAsia"/>
-          <w:lang w:val="de-DE"/>
-        </w:rPr>
-        <w:t>├</w:t>
-      </w:r>
-      <w:r>
-        <w:rPr>
-          <w:rFonts w:ascii="Aptos" w:hAnsi="Aptos" w:cs="Aptos"/>
-          <w:lang w:val="de-DE"/>
-        </w:rPr>
-        <w:t>──</w:t>
-      </w:r>
-      <w:r>
-        <w:rPr>
-          <w:lang w:val="de-DE"/>
-        </w:rPr>
-        <w:t xml:space="preserve"> requirements.txt</w:t>
-      </w:r>
-    </w:p>
-    <w:p>
-      <w:pPr>
-        <w:rPr>
-          <w:lang w:val="de-DE"/>
-        </w:rPr>
-      </w:pPr>
-      <w:r>
-        <w:rPr>
-          <w:rFonts w:ascii="MS Gothic" w:eastAsia="MS Gothic" w:hAnsi="MS Gothic" w:cs="MS Gothic" w:hint="eastAsia"/>
-          <w:lang w:val="de-DE"/>
-        </w:rPr>
-        <w:t>├</w:t>
-      </w:r>
-      <w:r>
-        <w:rPr>
-          <w:rFonts w:ascii="Aptos" w:hAnsi="Aptos" w:cs="Aptos"/>
-          <w:lang w:val="de-DE"/>
-        </w:rPr>
-        <w:t>──</w:t>
-      </w:r>
-      <w:r>
-        <w:rPr>
-          <w:lang w:val="de-DE"/>
-        </w:rPr>
-        <w:t xml:space="preserve"> </w:t>
-      </w:r>
-      <w:proofErr w:type="spellStart"/>
-      <w:proofErr w:type="gramStart"/>
-      <w:r>
-        <w:rPr>
-          <w:lang w:val="de-DE"/>
-        </w:rPr>
-        <w:t>pyproject.toml</w:t>
-      </w:r>
-      <w:proofErr w:type="spellEnd"/>
-      <w:proofErr w:type="gramEnd"/>
-    </w:p>
-    <w:p>
-      <w:pPr>
-        <w:rPr>
-          <w:lang w:val="en-US"/>
-        </w:rPr>
-      </w:pPr>
-      <w:r>
-        <w:rPr>
-          <w:rFonts w:ascii="MS Gothic" w:eastAsia="MS Gothic" w:hAnsi="MS Gothic" w:cs="MS Gothic" w:hint="eastAsia"/>
-          <w:lang w:val="en-US"/>
-        </w:rPr>
-        <w:t>├</w:t>
-      </w:r>
-      <w:r>
-        <w:rPr>
-          <w:rFonts w:ascii="Aptos" w:hAnsi="Aptos" w:cs="Aptos"/>
-          <w:lang w:val="en-US"/>
-        </w:rPr>
-        <w:t>──</w:t>
-      </w:r>
-      <w:r>
-        <w:rPr>
-          <w:lang w:val="en-US"/>
-        </w:rPr>
         <w:t xml:space="preserve"> wsgi.py</w:t>
       </w:r>
     </w:p>
@@ -14757,7 +14647,7 @@
           <w:lang w:val="en-US"/>
         </w:rPr>
         <w:pict w14:anchorId="2288E020">
-          <v:rect id="_x0000_i1169" style="width:0;height:1.5pt" o:hralign="center" o:hrstd="t" o:hr="t" fillcolor="#a0a0a0" stroked="f"/>
+          <v:rect id="_x0000_i1051" style="width:0;height:1.5pt" o:hralign="center" o:hrstd="t" o:hr="t" fillcolor="#a0a0a0" stroked="f"/>
         </w:pict>
       </w:r>
     </w:p>
@@ -15201,7 +15091,6 @@
         <w:rPr>
           <w:lang w:val="en-US"/>
         </w:rPr>
-        <w:lastRenderedPageBreak/>
         <w:t>Migrate</w:t>
       </w:r>
     </w:p>
@@ -15417,6 +15306,7 @@
         <w:rPr>
           <w:lang w:val="en-US"/>
         </w:rPr>
+        <w:lastRenderedPageBreak/>
         <w:t xml:space="preserve">Jinja2 HTML </w:t>
       </w:r>
       <w:proofErr w:type="spellStart"/>
@@ -15676,7 +15566,7 @@
           <w:lang w:val="en-US"/>
         </w:rPr>
         <w:pict w14:anchorId="780AEFCF">
-          <v:rect id="_x0000_i1170" style="width:0;height:1.5pt" o:hralign="center" o:hrstd="t" o:hr="t" fillcolor="#a0a0a0" stroked="f"/>
+          <v:rect id="_x0000_i1052" style="width:0;height:1.5pt" o:hralign="center" o:hrstd="t" o:hr="t" fillcolor="#a0a0a0" stroked="f"/>
         </w:pict>
       </w:r>
     </w:p>
@@ -15909,106 +15799,434 @@
           <w:bCs/>
           <w:lang w:val="en-US"/>
         </w:rPr>
+        <w:t>✔</w:t>
+      </w:r>
+      <w:r>
+        <w:rPr>
+          <w:b/>
+          <w:bCs/>
+          <w:lang w:val="en-US"/>
+        </w:rPr>
+        <w:t xml:space="preserve"> app/__init__.py</w:t>
+      </w:r>
+    </w:p>
+    <w:p>
+      <w:pPr>
+        <w:rPr>
+          <w:lang w:val="en-US"/>
+        </w:rPr>
+      </w:pPr>
+      <w:r>
+        <w:rPr>
+          <w:lang w:val="en-US"/>
+        </w:rPr>
+        <w:t>from flask import Flask</w:t>
+      </w:r>
+    </w:p>
+    <w:p>
+      <w:pPr>
+        <w:rPr>
+          <w:lang w:val="en-US"/>
+        </w:rPr>
+      </w:pPr>
+      <w:r>
+        <w:rPr>
+          <w:lang w:val="en-US"/>
+        </w:rPr>
+        <w:t>from .config import Config</w:t>
+      </w:r>
+    </w:p>
+    <w:p>
+      <w:pPr>
+        <w:rPr>
+          <w:lang w:val="en-US"/>
+        </w:rPr>
+      </w:pPr>
+      <w:proofErr w:type="gramStart"/>
+      <w:r>
+        <w:rPr>
+          <w:lang w:val="en-US"/>
+        </w:rPr>
+        <w:t>from .extensions</w:t>
+      </w:r>
+      <w:proofErr w:type="gramEnd"/>
+      <w:r>
+        <w:rPr>
+          <w:lang w:val="en-US"/>
+        </w:rPr>
+        <w:t xml:space="preserve"> import </w:t>
+      </w:r>
+      <w:proofErr w:type="spellStart"/>
+      <w:r>
+        <w:rPr>
+          <w:lang w:val="en-US"/>
+        </w:rPr>
+        <w:t>db</w:t>
+      </w:r>
+      <w:proofErr w:type="spellEnd"/>
+    </w:p>
+    <w:p>
+      <w:pPr>
+        <w:rPr>
+          <w:lang w:val="en-US"/>
+        </w:rPr>
+      </w:pPr>
+      <w:proofErr w:type="gramStart"/>
+      <w:r>
+        <w:rPr>
+          <w:lang w:val="en-US"/>
+        </w:rPr>
+        <w:t>from .</w:t>
+      </w:r>
+      <w:proofErr w:type="spellStart"/>
+      <w:r>
+        <w:rPr>
+          <w:lang w:val="en-US"/>
+        </w:rPr>
+        <w:t>blueprints</w:t>
+      </w:r>
+      <w:proofErr w:type="gramEnd"/>
+      <w:r>
+        <w:rPr>
+          <w:lang w:val="en-US"/>
+        </w:rPr>
+        <w:t>.auth</w:t>
+      </w:r>
+      <w:proofErr w:type="spellEnd"/>
+      <w:r>
+        <w:rPr>
+          <w:lang w:val="en-US"/>
+        </w:rPr>
+        <w:t xml:space="preserve"> import </w:t>
+      </w:r>
+      <w:proofErr w:type="spellStart"/>
+      <w:r>
+        <w:rPr>
+          <w:lang w:val="en-US"/>
+        </w:rPr>
+        <w:t>auth_bp</w:t>
+      </w:r>
+      <w:proofErr w:type="spellEnd"/>
+    </w:p>
+    <w:p>
+      <w:pPr>
+        <w:rPr>
+          <w:lang w:val="en-US"/>
+        </w:rPr>
+      </w:pPr>
+      <w:proofErr w:type="gramStart"/>
+      <w:r>
+        <w:rPr>
+          <w:lang w:val="en-US"/>
+        </w:rPr>
+        <w:t>from .</w:t>
+      </w:r>
+      <w:proofErr w:type="spellStart"/>
+      <w:proofErr w:type="gramEnd"/>
+      <w:r>
+        <w:rPr>
+          <w:lang w:val="en-US"/>
+        </w:rPr>
+        <w:t>blueprints.api</w:t>
+      </w:r>
+      <w:proofErr w:type="spellEnd"/>
+      <w:r>
+        <w:rPr>
+          <w:lang w:val="en-US"/>
+        </w:rPr>
+        <w:t xml:space="preserve"> import </w:t>
+      </w:r>
+      <w:proofErr w:type="spellStart"/>
+      <w:r>
+        <w:rPr>
+          <w:lang w:val="en-US"/>
+        </w:rPr>
+        <w:t>api_bp</w:t>
+      </w:r>
+      <w:proofErr w:type="spellEnd"/>
+    </w:p>
+    <w:p>
+      <w:pPr>
+        <w:rPr>
+          <w:lang w:val="en-US"/>
+        </w:rPr>
+      </w:pPr>
+    </w:p>
+    <w:p>
+      <w:pPr>
+        <w:rPr>
+          <w:lang w:val="en-US"/>
+        </w:rPr>
+      </w:pPr>
+      <w:r>
+        <w:rPr>
+          <w:lang w:val="en-US"/>
+        </w:rPr>
+        <w:t xml:space="preserve">def </w:t>
+      </w:r>
+      <w:proofErr w:type="spellStart"/>
+      <w:r>
+        <w:rPr>
+          <w:lang w:val="en-US"/>
+        </w:rPr>
+        <w:t>create_</w:t>
+      </w:r>
+      <w:proofErr w:type="gramStart"/>
+      <w:r>
+        <w:rPr>
+          <w:lang w:val="en-US"/>
+        </w:rPr>
+        <w:t>app</w:t>
+      </w:r>
+      <w:proofErr w:type="spellEnd"/>
+      <w:r>
+        <w:rPr>
+          <w:lang w:val="en-US"/>
+        </w:rPr>
+        <w:t>(</w:t>
+      </w:r>
+      <w:proofErr w:type="gramEnd"/>
+      <w:r>
+        <w:rPr>
+          <w:lang w:val="en-US"/>
+        </w:rPr>
+        <w:t>):</w:t>
+      </w:r>
+    </w:p>
+    <w:p>
+      <w:pPr>
+        <w:rPr>
+          <w:lang w:val="en-US"/>
+        </w:rPr>
+      </w:pPr>
+      <w:r>
+        <w:rPr>
+          <w:lang w:val="en-US"/>
+        </w:rPr>
+        <w:t xml:space="preserve">    app = </w:t>
+      </w:r>
+      <w:proofErr w:type="gramStart"/>
+      <w:r>
+        <w:rPr>
+          <w:lang w:val="en-US"/>
+        </w:rPr>
+        <w:t>Flask(</w:t>
+      </w:r>
+      <w:proofErr w:type="gramEnd"/>
+      <w:r>
+        <w:rPr>
+          <w:lang w:val="en-US"/>
+        </w:rPr>
+        <w:t xml:space="preserve">__name__, </w:t>
+      </w:r>
+      <w:proofErr w:type="spellStart"/>
+      <w:r>
+        <w:rPr>
+          <w:lang w:val="en-US"/>
+        </w:rPr>
+        <w:t>instance_relative_config</w:t>
+      </w:r>
+      <w:proofErr w:type="spellEnd"/>
+      <w:r>
+        <w:rPr>
+          <w:lang w:val="en-US"/>
+        </w:rPr>
+        <w:t>=True)</w:t>
+      </w:r>
+    </w:p>
+    <w:p>
+      <w:pPr>
+        <w:rPr>
+          <w:lang w:val="en-US"/>
+        </w:rPr>
+      </w:pPr>
+      <w:r>
+        <w:rPr>
+          <w:lang w:val="en-US"/>
+        </w:rPr>
         <w:lastRenderedPageBreak/>
-        <w:t>✔</w:t>
-      </w:r>
-      <w:r>
-        <w:rPr>
-          <w:b/>
-          <w:bCs/>
-          <w:lang w:val="en-US"/>
-        </w:rPr>
-        <w:t xml:space="preserve"> app/__init__.py</w:t>
-      </w:r>
-    </w:p>
-    <w:p>
-      <w:pPr>
-        <w:rPr>
-          <w:lang w:val="en-US"/>
-        </w:rPr>
-      </w:pPr>
-      <w:r>
-        <w:rPr>
-          <w:lang w:val="en-US"/>
-        </w:rPr>
-        <w:t>from flask import Flask</w:t>
-      </w:r>
-    </w:p>
-    <w:p>
-      <w:pPr>
-        <w:rPr>
-          <w:lang w:val="en-US"/>
-        </w:rPr>
-      </w:pPr>
-      <w:r>
-        <w:rPr>
-          <w:lang w:val="en-US"/>
-        </w:rPr>
-        <w:t>from .config import Config</w:t>
-      </w:r>
-    </w:p>
-    <w:p>
-      <w:pPr>
-        <w:rPr>
-          <w:lang w:val="en-US"/>
-        </w:rPr>
-      </w:pPr>
+        <w:t xml:space="preserve">    </w:t>
+      </w:r>
+      <w:proofErr w:type="spellStart"/>
+      <w:r>
+        <w:rPr>
+          <w:lang w:val="en-US"/>
+        </w:rPr>
+        <w:t>app.</w:t>
+      </w:r>
       <w:proofErr w:type="gramStart"/>
       <w:r>
         <w:rPr>
           <w:lang w:val="en-US"/>
         </w:rPr>
-        <w:t>from .extensions</w:t>
+        <w:t>config.from</w:t>
       </w:r>
       <w:proofErr w:type="gramEnd"/>
       <w:r>
         <w:rPr>
           <w:lang w:val="en-US"/>
         </w:rPr>
-        <w:t xml:space="preserve"> import </w:t>
-      </w:r>
-      <w:proofErr w:type="spellStart"/>
-      <w:r>
-        <w:rPr>
-          <w:lang w:val="en-US"/>
-        </w:rPr>
-        <w:t>db</w:t>
-      </w:r>
-      <w:proofErr w:type="spellEnd"/>
-    </w:p>
-    <w:p>
-      <w:pPr>
-        <w:rPr>
-          <w:lang w:val="en-US"/>
-        </w:rPr>
-      </w:pPr>
+        <w:t>_</w:t>
+      </w:r>
       <w:proofErr w:type="gramStart"/>
       <w:r>
         <w:rPr>
           <w:lang w:val="en-US"/>
         </w:rPr>
-        <w:t>from .</w:t>
-      </w:r>
-      <w:proofErr w:type="spellStart"/>
-      <w:r>
-        <w:rPr>
-          <w:lang w:val="en-US"/>
-        </w:rPr>
-        <w:t>blueprints</w:t>
+        <w:t>object</w:t>
+      </w:r>
+      <w:proofErr w:type="spellEnd"/>
+      <w:r>
+        <w:rPr>
+          <w:lang w:val="en-US"/>
+        </w:rPr>
+        <w:t>(</w:t>
       </w:r>
       <w:proofErr w:type="gramEnd"/>
       <w:r>
         <w:rPr>
           <w:lang w:val="en-US"/>
         </w:rPr>
-        <w:t>.auth</w:t>
-      </w:r>
-      <w:proofErr w:type="spellEnd"/>
-      <w:r>
-        <w:rPr>
-          <w:lang w:val="en-US"/>
-        </w:rPr>
-        <w:t xml:space="preserve"> import </w:t>
+        <w:t>Config)</w:t>
+      </w:r>
+    </w:p>
+    <w:p>
+      <w:pPr>
+        <w:rPr>
+          <w:lang w:val="en-US"/>
+        </w:rPr>
+      </w:pPr>
+      <w:r>
+        <w:rPr>
+          <w:lang w:val="en-US"/>
+        </w:rPr>
+        <w:t xml:space="preserve">    </w:t>
+      </w:r>
+      <w:proofErr w:type="spellStart"/>
+      <w:r>
+        <w:rPr>
+          <w:lang w:val="en-US"/>
+        </w:rPr>
+        <w:t>app.</w:t>
+      </w:r>
+      <w:proofErr w:type="gramStart"/>
+      <w:r>
+        <w:rPr>
+          <w:lang w:val="en-US"/>
+        </w:rPr>
+        <w:t>config.from</w:t>
+      </w:r>
+      <w:proofErr w:type="gramEnd"/>
+      <w:r>
+        <w:rPr>
+          <w:lang w:val="en-US"/>
+        </w:rPr>
+        <w:t>_</w:t>
+      </w:r>
+      <w:proofErr w:type="gramStart"/>
+      <w:r>
+        <w:rPr>
+          <w:lang w:val="en-US"/>
+        </w:rPr>
+        <w:t>pyfile</w:t>
+      </w:r>
+      <w:proofErr w:type="spellEnd"/>
+      <w:r>
+        <w:rPr>
+          <w:lang w:val="en-US"/>
+        </w:rPr>
+        <w:t>(</w:t>
+      </w:r>
+      <w:proofErr w:type="gramEnd"/>
+      <w:r>
+        <w:rPr>
+          <w:lang w:val="en-US"/>
+        </w:rPr>
+        <w:t>"config.py", silent=True)</w:t>
+      </w:r>
+    </w:p>
+    <w:p>
+      <w:pPr>
+        <w:rPr>
+          <w:lang w:val="en-US"/>
+        </w:rPr>
+      </w:pPr>
+    </w:p>
+    <w:p>
+      <w:pPr>
+        <w:rPr>
+          <w:lang w:val="en-US"/>
+        </w:rPr>
+      </w:pPr>
+      <w:r>
+        <w:rPr>
+          <w:lang w:val="en-US"/>
+        </w:rPr>
+        <w:t xml:space="preserve">    </w:t>
+      </w:r>
+      <w:proofErr w:type="spellStart"/>
+      <w:proofErr w:type="gramStart"/>
+      <w:r>
+        <w:rPr>
+          <w:lang w:val="en-US"/>
+        </w:rPr>
+        <w:t>db.init</w:t>
+      </w:r>
+      <w:proofErr w:type="gramEnd"/>
+      <w:r>
+        <w:rPr>
+          <w:lang w:val="en-US"/>
+        </w:rPr>
+        <w:t>_app</w:t>
+      </w:r>
+      <w:proofErr w:type="spellEnd"/>
+      <w:r>
+        <w:rPr>
+          <w:lang w:val="en-US"/>
+        </w:rPr>
+        <w:t>(app)</w:t>
+      </w:r>
+    </w:p>
+    <w:p>
+      <w:pPr>
+        <w:rPr>
+          <w:lang w:val="en-US"/>
+        </w:rPr>
+      </w:pPr>
+    </w:p>
+    <w:p>
+      <w:pPr>
+        <w:rPr>
+          <w:lang w:val="en-US"/>
+        </w:rPr>
+      </w:pPr>
+      <w:r>
+        <w:rPr>
+          <w:lang w:val="en-US"/>
+        </w:rPr>
+        <w:t xml:space="preserve">    </w:t>
+      </w:r>
+      <w:proofErr w:type="spellStart"/>
+      <w:proofErr w:type="gramStart"/>
+      <w:r>
+        <w:rPr>
+          <w:lang w:val="en-US"/>
+        </w:rPr>
+        <w:t>app.register</w:t>
+      </w:r>
+      <w:proofErr w:type="gramEnd"/>
+      <w:r>
+        <w:rPr>
+          <w:lang w:val="en-US"/>
+        </w:rPr>
+        <w:t>_blueprint</w:t>
+      </w:r>
+      <w:proofErr w:type="spellEnd"/>
+      <w:r>
+        <w:rPr>
+          <w:lang w:val="en-US"/>
+        </w:rPr>
+        <w:t>(</w:t>
       </w:r>
       <w:proofErr w:type="spellStart"/>
       <w:r>
@@ -16018,36 +16236,56 @@
         <w:t>auth_bp</w:t>
       </w:r>
       <w:proofErr w:type="spellEnd"/>
-    </w:p>
-    <w:p>
-      <w:pPr>
-        <w:rPr>
-          <w:lang w:val="en-US"/>
-        </w:rPr>
-      </w:pPr>
+      <w:r>
+        <w:rPr>
+          <w:lang w:val="en-US"/>
+        </w:rPr>
+        <w:t>)</w:t>
+      </w:r>
+    </w:p>
+    <w:p>
+      <w:pPr>
+        <w:rPr>
+          <w:lang w:val="en-US"/>
+        </w:rPr>
+      </w:pPr>
+      <w:r>
+        <w:rPr>
+          <w:lang w:val="en-US"/>
+        </w:rPr>
+        <w:t xml:space="preserve">    </w:t>
+      </w:r>
+      <w:proofErr w:type="spellStart"/>
       <w:proofErr w:type="gramStart"/>
       <w:r>
         <w:rPr>
           <w:lang w:val="en-US"/>
         </w:rPr>
-        <w:t>from .</w:t>
-      </w:r>
-      <w:proofErr w:type="spellStart"/>
+        <w:t>app.register</w:t>
+      </w:r>
       <w:proofErr w:type="gramEnd"/>
       <w:r>
         <w:rPr>
           <w:lang w:val="en-US"/>
         </w:rPr>
-        <w:t>blueprints.api</w:t>
-      </w:r>
-      <w:proofErr w:type="spellEnd"/>
-      <w:r>
-        <w:rPr>
-          <w:lang w:val="en-US"/>
-        </w:rPr>
-        <w:t xml:space="preserve"> import </w:t>
-      </w:r>
-      <w:proofErr w:type="spellStart"/>
+        <w:t>_</w:t>
+      </w:r>
+      <w:proofErr w:type="gramStart"/>
+      <w:r>
+        <w:rPr>
+          <w:lang w:val="en-US"/>
+        </w:rPr>
+        <w:t>blueprint</w:t>
+      </w:r>
+      <w:proofErr w:type="spellEnd"/>
+      <w:r>
+        <w:rPr>
+          <w:lang w:val="en-US"/>
+        </w:rPr>
+        <w:t>(</w:t>
+      </w:r>
+      <w:proofErr w:type="spellStart"/>
+      <w:proofErr w:type="gramEnd"/>
       <w:r>
         <w:rPr>
           <w:lang w:val="en-US"/>
@@ -16055,373 +16293,588 @@
         <w:t>api_bp</w:t>
       </w:r>
       <w:proofErr w:type="spellEnd"/>
-    </w:p>
-    <w:p>
-      <w:pPr>
-        <w:rPr>
-          <w:lang w:val="en-US"/>
-        </w:rPr>
-      </w:pPr>
-    </w:p>
-    <w:p>
-      <w:pPr>
-        <w:rPr>
-          <w:lang w:val="en-US"/>
-        </w:rPr>
-      </w:pPr>
-      <w:r>
-        <w:rPr>
-          <w:lang w:val="en-US"/>
-        </w:rPr>
-        <w:t xml:space="preserve">def </w:t>
-      </w:r>
-      <w:proofErr w:type="spellStart"/>
-      <w:r>
-        <w:rPr>
-          <w:lang w:val="en-US"/>
-        </w:rPr>
-        <w:t>create_</w:t>
+      <w:r>
+        <w:rPr>
+          <w:lang w:val="en-US"/>
+        </w:rPr>
+        <w:t xml:space="preserve">, </w:t>
+      </w:r>
+      <w:proofErr w:type="spellStart"/>
+      <w:r>
+        <w:rPr>
+          <w:lang w:val="en-US"/>
+        </w:rPr>
+        <w:t>url_prefix</w:t>
+      </w:r>
+      <w:proofErr w:type="spellEnd"/>
+      <w:r>
+        <w:rPr>
+          <w:lang w:val="en-US"/>
+        </w:rPr>
+        <w:t>="/</w:t>
+      </w:r>
+      <w:proofErr w:type="spellStart"/>
+      <w:r>
+        <w:rPr>
+          <w:lang w:val="en-US"/>
+        </w:rPr>
+        <w:t>api</w:t>
+      </w:r>
+      <w:proofErr w:type="spellEnd"/>
+      <w:r>
+        <w:rPr>
+          <w:lang w:val="en-US"/>
+        </w:rPr>
+        <w:t>")</w:t>
+      </w:r>
+    </w:p>
+    <w:p>
+      <w:pPr>
+        <w:rPr>
+          <w:lang w:val="en-US"/>
+        </w:rPr>
+      </w:pPr>
+    </w:p>
+    <w:p>
+      <w:pPr>
+        <w:rPr>
+          <w:lang w:val="en-US"/>
+        </w:rPr>
+      </w:pPr>
+      <w:r>
+        <w:rPr>
+          <w:lang w:val="en-US"/>
+        </w:rPr>
+        <w:t xml:space="preserve">    return app</w:t>
+      </w:r>
+    </w:p>
+    <w:p>
+      <w:pPr>
+        <w:rPr>
+          <w:lang w:val="en-US"/>
+        </w:rPr>
+      </w:pPr>
+      <w:r>
+        <w:rPr>
+          <w:lang w:val="en-US"/>
+        </w:rPr>
+        <w:pict w14:anchorId="569EBD47">
+          <v:rect id="_x0000_i1053" style="width:0;height:1.5pt" o:hralign="center" o:hrstd="t" o:hr="t" fillcolor="#a0a0a0" stroked="f"/>
+        </w:pict>
+      </w:r>
+    </w:p>
+    <w:p>
+      <w:pPr>
+        <w:rPr>
+          <w:b/>
+          <w:bCs/>
+          <w:lang w:val="en-US"/>
+        </w:rPr>
+      </w:pPr>
+      <w:r>
+        <w:rPr>
+          <w:rFonts w:ascii="Segoe UI Emoji" w:hAnsi="Segoe UI Emoji" w:cs="Segoe UI Emoji"/>
+          <w:b/>
+          <w:bCs/>
+          <w:lang w:val="en-US"/>
+        </w:rPr>
+        <w:t>🧪</w:t>
+      </w:r>
+      <w:r>
+        <w:rPr>
+          <w:b/>
+          <w:bCs/>
+          <w:lang w:val="en-US"/>
+        </w:rPr>
+        <w:t xml:space="preserve"> 4) </w:t>
+      </w:r>
+      <w:proofErr w:type="spellStart"/>
+      <w:r>
+        <w:rPr>
+          <w:b/>
+          <w:bCs/>
+          <w:lang w:val="en-US"/>
+        </w:rPr>
+        <w:t>Vývojový</w:t>
+      </w:r>
+      <w:proofErr w:type="spellEnd"/>
+      <w:r>
+        <w:rPr>
+          <w:b/>
+          <w:bCs/>
+          <w:lang w:val="en-US"/>
+        </w:rPr>
+        <w:t xml:space="preserve"> workflow (</w:t>
+      </w:r>
+      <w:proofErr w:type="spellStart"/>
+      <w:r>
+        <w:rPr>
+          <w:b/>
+          <w:bCs/>
+          <w:lang w:val="en-US"/>
+        </w:rPr>
+        <w:t>tvoj</w:t>
+      </w:r>
+      <w:proofErr w:type="spellEnd"/>
+      <w:r>
+        <w:rPr>
+          <w:b/>
+          <w:bCs/>
+          <w:lang w:val="en-US"/>
+        </w:rPr>
+        <w:t xml:space="preserve"> </w:t>
+      </w:r>
+      <w:proofErr w:type="spellStart"/>
+      <w:r>
+        <w:rPr>
+          <w:b/>
+          <w:bCs/>
+          <w:lang w:val="en-US"/>
+        </w:rPr>
+        <w:t>štýl</w:t>
+      </w:r>
+      <w:proofErr w:type="spellEnd"/>
+      <w:r>
+        <w:rPr>
+          <w:b/>
+          <w:bCs/>
+          <w:lang w:val="en-US"/>
+        </w:rPr>
+        <w:t>)</w:t>
+      </w:r>
+    </w:p>
+    <w:p>
+      <w:pPr>
+        <w:rPr>
+          <w:b/>
+          <w:bCs/>
+          <w:lang w:val="en-US"/>
+        </w:rPr>
+      </w:pPr>
+      <w:r>
+        <w:rPr>
+          <w:b/>
+          <w:bCs/>
+          <w:lang w:val="en-US"/>
+        </w:rPr>
+        <w:t xml:space="preserve">1) </w:t>
+      </w:r>
+      <w:proofErr w:type="spellStart"/>
+      <w:r>
+        <w:rPr>
+          <w:b/>
+          <w:bCs/>
+          <w:lang w:val="en-US"/>
+        </w:rPr>
+        <w:t>Vytvoríš</w:t>
+      </w:r>
+      <w:proofErr w:type="spellEnd"/>
+      <w:r>
+        <w:rPr>
+          <w:b/>
+          <w:bCs/>
+          <w:lang w:val="en-US"/>
+        </w:rPr>
+        <w:t xml:space="preserve"> </w:t>
+      </w:r>
+      <w:proofErr w:type="spellStart"/>
+      <w:r>
+        <w:rPr>
+          <w:b/>
+          <w:bCs/>
+          <w:lang w:val="en-US"/>
+        </w:rPr>
+        <w:t>virtuálne</w:t>
+      </w:r>
+      <w:proofErr w:type="spellEnd"/>
+      <w:r>
+        <w:rPr>
+          <w:b/>
+          <w:bCs/>
+          <w:lang w:val="en-US"/>
+        </w:rPr>
+        <w:t xml:space="preserve"> </w:t>
+      </w:r>
+      <w:proofErr w:type="spellStart"/>
+      <w:r>
+        <w:rPr>
+          <w:b/>
+          <w:bCs/>
+          <w:lang w:val="en-US"/>
+        </w:rPr>
+        <w:t>prostredie</w:t>
+      </w:r>
+      <w:proofErr w:type="spellEnd"/>
+    </w:p>
+    <w:p>
+      <w:pPr>
+        <w:rPr>
+          <w:lang w:val="en-US"/>
+        </w:rPr>
+      </w:pPr>
+      <w:r>
+        <w:rPr>
+          <w:lang w:val="en-US"/>
+        </w:rPr>
+        <w:t xml:space="preserve">python3.13 -m </w:t>
+      </w:r>
+      <w:proofErr w:type="spellStart"/>
+      <w:r>
+        <w:rPr>
+          <w:lang w:val="en-US"/>
+        </w:rPr>
+        <w:t>venv</w:t>
+      </w:r>
+      <w:proofErr w:type="spellEnd"/>
+      <w:r>
+        <w:rPr>
+          <w:lang w:val="en-US"/>
+        </w:rPr>
+        <w:t xml:space="preserve"> </w:t>
+      </w:r>
+      <w:proofErr w:type="spellStart"/>
+      <w:r>
+        <w:rPr>
+          <w:lang w:val="en-US"/>
+        </w:rPr>
+        <w:t>venv</w:t>
+      </w:r>
+      <w:proofErr w:type="spellEnd"/>
+    </w:p>
+    <w:p>
+      <w:pPr>
+        <w:rPr>
+          <w:lang w:val="en-US"/>
+        </w:rPr>
+      </w:pPr>
+      <w:r>
+        <w:rPr>
+          <w:lang w:val="en-US"/>
+        </w:rPr>
+        <w:t xml:space="preserve">source </w:t>
+      </w:r>
+      <w:proofErr w:type="spellStart"/>
+      <w:r>
+        <w:rPr>
+          <w:lang w:val="en-US"/>
+        </w:rPr>
+        <w:t>venv</w:t>
+      </w:r>
+      <w:proofErr w:type="spellEnd"/>
+      <w:r>
+        <w:rPr>
+          <w:lang w:val="en-US"/>
+        </w:rPr>
+        <w:t>/bin/activate</w:t>
+      </w:r>
+    </w:p>
+    <w:p>
+      <w:pPr>
+        <w:rPr>
+          <w:b/>
+          <w:bCs/>
+          <w:lang w:val="en-US"/>
+        </w:rPr>
+      </w:pPr>
+      <w:r>
+        <w:rPr>
+          <w:b/>
+          <w:bCs/>
+          <w:lang w:val="en-US"/>
+        </w:rPr>
+        <w:t xml:space="preserve">2) </w:t>
+      </w:r>
+      <w:proofErr w:type="spellStart"/>
+      <w:r>
+        <w:rPr>
+          <w:b/>
+          <w:bCs/>
+          <w:lang w:val="en-US"/>
+        </w:rPr>
+        <w:t>Nainštaluješ</w:t>
+      </w:r>
+      <w:proofErr w:type="spellEnd"/>
+      <w:r>
+        <w:rPr>
+          <w:b/>
+          <w:bCs/>
+          <w:lang w:val="en-US"/>
+        </w:rPr>
+        <w:t xml:space="preserve"> Flask</w:t>
+      </w:r>
+    </w:p>
+    <w:p>
+      <w:pPr>
+        <w:rPr>
+          <w:lang w:val="en-US"/>
+        </w:rPr>
+      </w:pPr>
+      <w:r>
+        <w:rPr>
+          <w:lang w:val="en-US"/>
+        </w:rPr>
+        <w:t xml:space="preserve">pip install flask </w:t>
+      </w:r>
+      <w:proofErr w:type="spellStart"/>
+      <w:r>
+        <w:rPr>
+          <w:lang w:val="en-US"/>
+        </w:rPr>
+        <w:t>flask_sqlalchemy</w:t>
+      </w:r>
+      <w:proofErr w:type="spellEnd"/>
+      <w:r>
+        <w:rPr>
+          <w:lang w:val="en-US"/>
+        </w:rPr>
+        <w:t xml:space="preserve"> </w:t>
+      </w:r>
+      <w:proofErr w:type="spellStart"/>
+      <w:r>
+        <w:rPr>
+          <w:lang w:val="en-US"/>
+        </w:rPr>
+        <w:t>flask_login</w:t>
+      </w:r>
+      <w:proofErr w:type="spellEnd"/>
+      <w:r>
+        <w:rPr>
+          <w:lang w:val="en-US"/>
+        </w:rPr>
+        <w:t xml:space="preserve"> </w:t>
+      </w:r>
+      <w:proofErr w:type="spellStart"/>
+      <w:r>
+        <w:rPr>
+          <w:lang w:val="en-US"/>
+        </w:rPr>
+        <w:t>flask_migrate</w:t>
+      </w:r>
+      <w:proofErr w:type="spellEnd"/>
+    </w:p>
+    <w:p>
+      <w:pPr>
+        <w:rPr>
+          <w:b/>
+          <w:bCs/>
+          <w:lang w:val="en-US"/>
+        </w:rPr>
+      </w:pPr>
+      <w:r>
+        <w:rPr>
+          <w:b/>
+          <w:bCs/>
+          <w:lang w:val="en-US"/>
+        </w:rPr>
+        <w:t xml:space="preserve">3) </w:t>
+      </w:r>
+      <w:proofErr w:type="spellStart"/>
+      <w:r>
+        <w:rPr>
+          <w:b/>
+          <w:bCs/>
+          <w:lang w:val="en-US"/>
+        </w:rPr>
+        <w:t>Spustíš</w:t>
+      </w:r>
+      <w:proofErr w:type="spellEnd"/>
+      <w:r>
+        <w:rPr>
+          <w:b/>
+          <w:bCs/>
+          <w:lang w:val="en-US"/>
+        </w:rPr>
+        <w:t xml:space="preserve"> </w:t>
+      </w:r>
+      <w:proofErr w:type="spellStart"/>
+      <w:r>
+        <w:rPr>
+          <w:b/>
+          <w:bCs/>
+          <w:lang w:val="en-US"/>
+        </w:rPr>
+        <w:t>aplikáciu</w:t>
+      </w:r>
+      <w:proofErr w:type="spellEnd"/>
+    </w:p>
+    <w:p>
+      <w:pPr>
+        <w:rPr>
+          <w:lang w:val="en-US"/>
+        </w:rPr>
+      </w:pPr>
+      <w:r>
+        <w:rPr>
+          <w:lang w:val="en-US"/>
+        </w:rPr>
+        <w:t xml:space="preserve">flask --app </w:t>
+      </w:r>
+      <w:proofErr w:type="spellStart"/>
+      <w:r>
+        <w:rPr>
+          <w:lang w:val="en-US"/>
+        </w:rPr>
+        <w:t>wsgi</w:t>
+      </w:r>
+      <w:proofErr w:type="spellEnd"/>
+      <w:r>
+        <w:rPr>
+          <w:lang w:val="en-US"/>
+        </w:rPr>
+        <w:t xml:space="preserve"> run --debug</w:t>
+      </w:r>
+    </w:p>
+    <w:p>
+      <w:pPr>
+        <w:rPr>
+          <w:lang w:val="en-US"/>
+        </w:rPr>
+      </w:pPr>
+      <w:r>
+        <w:rPr>
+          <w:lang w:val="en-US"/>
+        </w:rPr>
+        <w:pict w14:anchorId="22D027FC">
+          <v:rect id="_x0000_i1054" style="width:0;height:1.5pt" o:hralign="center" o:hrstd="t" o:hr="t" fillcolor="#a0a0a0" stroked="f"/>
+        </w:pict>
+      </w:r>
+    </w:p>
+    <w:p>
+      <w:pPr>
+        <w:rPr>
+          <w:b/>
+          <w:bCs/>
+          <w:lang w:val="en-US"/>
+        </w:rPr>
+      </w:pPr>
+      <w:r>
+        <w:rPr>
+          <w:rFonts w:ascii="Segoe UI Emoji" w:hAnsi="Segoe UI Emoji" w:cs="Segoe UI Emoji"/>
+          <w:b/>
+          <w:bCs/>
+          <w:lang w:val="en-US"/>
+        </w:rPr>
+        <w:t>🏷️</w:t>
+      </w:r>
+      <w:r>
+        <w:rPr>
+          <w:b/>
+          <w:bCs/>
+          <w:lang w:val="en-US"/>
+        </w:rPr>
+        <w:t xml:space="preserve"> 5) Git workflow + </w:t>
+      </w:r>
+      <w:proofErr w:type="spellStart"/>
+      <w:r>
+        <w:rPr>
+          <w:b/>
+          <w:bCs/>
+          <w:lang w:val="en-US"/>
+        </w:rPr>
+        <w:t>tagy</w:t>
+      </w:r>
+      <w:proofErr w:type="spellEnd"/>
+      <w:r>
+        <w:rPr>
+          <w:b/>
+          <w:bCs/>
+          <w:lang w:val="en-US"/>
+        </w:rPr>
+        <w:t xml:space="preserve"> </w:t>
       </w:r>
       <w:proofErr w:type="gramStart"/>
       <w:r>
         <w:rPr>
-          <w:lang w:val="en-US"/>
-        </w:rPr>
-        <w:t>app</w:t>
-      </w:r>
-      <w:proofErr w:type="spellEnd"/>
-      <w:r>
-        <w:rPr>
-          <w:lang w:val="en-US"/>
-        </w:rPr>
-        <w:t>(</w:t>
+          <w:b/>
+          <w:bCs/>
+          <w:lang w:val="en-US"/>
+        </w:rPr>
+        <w:t>pre Flask</w:t>
       </w:r>
       <w:proofErr w:type="gramEnd"/>
       <w:r>
         <w:rPr>
-          <w:lang w:val="en-US"/>
-        </w:rPr>
-        <w:t>):</w:t>
-      </w:r>
-    </w:p>
-    <w:p>
-      <w:pPr>
-        <w:rPr>
-          <w:lang w:val="en-US"/>
-        </w:rPr>
-      </w:pPr>
-      <w:r>
-        <w:rPr>
-          <w:lang w:val="en-US"/>
-        </w:rPr>
-        <w:t xml:space="preserve">    app = </w:t>
-      </w:r>
-      <w:proofErr w:type="gramStart"/>
-      <w:r>
-        <w:rPr>
-          <w:lang w:val="en-US"/>
-        </w:rPr>
-        <w:t>Flask(</w:t>
-      </w:r>
-      <w:proofErr w:type="gramEnd"/>
-      <w:r>
-        <w:rPr>
-          <w:lang w:val="en-US"/>
-        </w:rPr>
-        <w:t xml:space="preserve">__name__, </w:t>
-      </w:r>
-      <w:proofErr w:type="spellStart"/>
-      <w:r>
-        <w:rPr>
-          <w:lang w:val="en-US"/>
-        </w:rPr>
-        <w:t>instance_relative_config</w:t>
-      </w:r>
-      <w:proofErr w:type="spellEnd"/>
-      <w:r>
-        <w:rPr>
-          <w:lang w:val="en-US"/>
-        </w:rPr>
-        <w:t>=True)</w:t>
-      </w:r>
-    </w:p>
-    <w:p>
-      <w:pPr>
-        <w:rPr>
-          <w:lang w:val="en-US"/>
-        </w:rPr>
-      </w:pPr>
-      <w:r>
-        <w:rPr>
-          <w:lang w:val="en-US"/>
-        </w:rPr>
-        <w:t xml:space="preserve">    </w:t>
-      </w:r>
-      <w:proofErr w:type="spellStart"/>
-      <w:r>
-        <w:rPr>
-          <w:lang w:val="en-US"/>
-        </w:rPr>
-        <w:t>app.</w:t>
-      </w:r>
-      <w:proofErr w:type="gramStart"/>
-      <w:r>
-        <w:rPr>
-          <w:lang w:val="en-US"/>
-        </w:rPr>
-        <w:t>config.from</w:t>
-      </w:r>
-      <w:proofErr w:type="gramEnd"/>
-      <w:r>
-        <w:rPr>
-          <w:lang w:val="en-US"/>
-        </w:rPr>
-        <w:t>_</w:t>
-      </w:r>
-      <w:proofErr w:type="gramStart"/>
-      <w:r>
-        <w:rPr>
-          <w:lang w:val="en-US"/>
-        </w:rPr>
-        <w:t>object</w:t>
-      </w:r>
-      <w:proofErr w:type="spellEnd"/>
-      <w:r>
-        <w:rPr>
-          <w:lang w:val="en-US"/>
-        </w:rPr>
-        <w:t>(</w:t>
-      </w:r>
-      <w:proofErr w:type="gramEnd"/>
-      <w:r>
-        <w:rPr>
-          <w:lang w:val="en-US"/>
-        </w:rPr>
-        <w:t>Config)</w:t>
-      </w:r>
-    </w:p>
-    <w:p>
-      <w:pPr>
-        <w:rPr>
-          <w:lang w:val="en-US"/>
-        </w:rPr>
-      </w:pPr>
-      <w:r>
-        <w:rPr>
-          <w:lang w:val="en-US"/>
-        </w:rPr>
-        <w:t xml:space="preserve">    </w:t>
-      </w:r>
-      <w:proofErr w:type="spellStart"/>
-      <w:r>
-        <w:rPr>
-          <w:lang w:val="en-US"/>
-        </w:rPr>
-        <w:t>app.</w:t>
-      </w:r>
-      <w:proofErr w:type="gramStart"/>
-      <w:r>
-        <w:rPr>
-          <w:lang w:val="en-US"/>
-        </w:rPr>
-        <w:t>config.from</w:t>
-      </w:r>
-      <w:proofErr w:type="gramEnd"/>
-      <w:r>
-        <w:rPr>
-          <w:lang w:val="en-US"/>
-        </w:rPr>
-        <w:t>_</w:t>
-      </w:r>
-      <w:proofErr w:type="gramStart"/>
-      <w:r>
-        <w:rPr>
-          <w:lang w:val="en-US"/>
-        </w:rPr>
-        <w:t>pyfile</w:t>
-      </w:r>
-      <w:proofErr w:type="spellEnd"/>
-      <w:r>
-        <w:rPr>
-          <w:lang w:val="en-US"/>
-        </w:rPr>
-        <w:t>(</w:t>
-      </w:r>
-      <w:proofErr w:type="gramEnd"/>
-      <w:r>
-        <w:rPr>
-          <w:lang w:val="en-US"/>
-        </w:rPr>
-        <w:t>"config.py", silent=True)</w:t>
-      </w:r>
-    </w:p>
-    <w:p>
-      <w:pPr>
-        <w:rPr>
-          <w:lang w:val="en-US"/>
-        </w:rPr>
-      </w:pPr>
-    </w:p>
-    <w:p>
-      <w:pPr>
-        <w:rPr>
-          <w:lang w:val="en-US"/>
-        </w:rPr>
-      </w:pPr>
-      <w:r>
-        <w:rPr>
-          <w:lang w:val="en-US"/>
-        </w:rPr>
-        <w:t xml:space="preserve">    </w:t>
-      </w:r>
-      <w:proofErr w:type="spellStart"/>
-      <w:proofErr w:type="gramStart"/>
-      <w:r>
-        <w:rPr>
-          <w:lang w:val="en-US"/>
-        </w:rPr>
-        <w:t>db.init</w:t>
-      </w:r>
-      <w:proofErr w:type="gramEnd"/>
-      <w:r>
-        <w:rPr>
-          <w:lang w:val="en-US"/>
-        </w:rPr>
-        <w:t>_app</w:t>
-      </w:r>
-      <w:proofErr w:type="spellEnd"/>
-      <w:r>
-        <w:rPr>
-          <w:lang w:val="en-US"/>
-        </w:rPr>
-        <w:t>(app)</w:t>
-      </w:r>
-    </w:p>
-    <w:p>
-      <w:pPr>
-        <w:rPr>
-          <w:lang w:val="en-US"/>
-        </w:rPr>
-      </w:pPr>
-    </w:p>
-    <w:p>
-      <w:pPr>
-        <w:rPr>
-          <w:lang w:val="en-US"/>
-        </w:rPr>
-      </w:pPr>
-      <w:r>
-        <w:rPr>
-          <w:lang w:val="en-US"/>
-        </w:rPr>
-        <w:t xml:space="preserve">    </w:t>
-      </w:r>
-      <w:proofErr w:type="spellStart"/>
-      <w:proofErr w:type="gramStart"/>
-      <w:r>
-        <w:rPr>
-          <w:lang w:val="en-US"/>
-        </w:rPr>
-        <w:t>app.register</w:t>
-      </w:r>
-      <w:proofErr w:type="gramEnd"/>
-      <w:r>
-        <w:rPr>
-          <w:lang w:val="en-US"/>
-        </w:rPr>
-        <w:t>_blueprint</w:t>
-      </w:r>
-      <w:proofErr w:type="spellEnd"/>
-      <w:r>
-        <w:rPr>
-          <w:lang w:val="en-US"/>
-        </w:rPr>
-        <w:t>(</w:t>
-      </w:r>
-      <w:proofErr w:type="spellStart"/>
-      <w:r>
-        <w:rPr>
-          <w:lang w:val="en-US"/>
-        </w:rPr>
-        <w:t>auth_bp</w:t>
-      </w:r>
-      <w:proofErr w:type="spellEnd"/>
-      <w:r>
-        <w:rPr>
-          <w:lang w:val="en-US"/>
-        </w:rPr>
-        <w:t>)</w:t>
-      </w:r>
-    </w:p>
-    <w:p>
-      <w:pPr>
-        <w:rPr>
-          <w:lang w:val="en-US"/>
-        </w:rPr>
-      </w:pPr>
-      <w:r>
-        <w:rPr>
-          <w:lang w:val="en-US"/>
-        </w:rPr>
-        <w:t xml:space="preserve">    </w:t>
-      </w:r>
-      <w:proofErr w:type="spellStart"/>
-      <w:proofErr w:type="gramStart"/>
-      <w:r>
-        <w:rPr>
-          <w:lang w:val="en-US"/>
-        </w:rPr>
-        <w:t>app.register</w:t>
-      </w:r>
-      <w:proofErr w:type="gramEnd"/>
-      <w:r>
-        <w:rPr>
-          <w:lang w:val="en-US"/>
-        </w:rPr>
-        <w:t>_</w:t>
-      </w:r>
-      <w:proofErr w:type="gramStart"/>
-      <w:r>
-        <w:rPr>
-          <w:lang w:val="en-US"/>
-        </w:rPr>
-        <w:t>blueprint</w:t>
-      </w:r>
-      <w:proofErr w:type="spellEnd"/>
-      <w:r>
-        <w:rPr>
-          <w:lang w:val="en-US"/>
-        </w:rPr>
-        <w:t>(</w:t>
-      </w:r>
-      <w:proofErr w:type="spellStart"/>
-      <w:proofErr w:type="gramEnd"/>
-      <w:r>
-        <w:rPr>
-          <w:lang w:val="en-US"/>
-        </w:rPr>
-        <w:t>api_bp</w:t>
-      </w:r>
-      <w:proofErr w:type="spellEnd"/>
-      <w:r>
-        <w:rPr>
-          <w:lang w:val="en-US"/>
-        </w:rPr>
-        <w:t xml:space="preserve">, </w:t>
-      </w:r>
-      <w:proofErr w:type="spellStart"/>
-      <w:r>
-        <w:rPr>
-          <w:lang w:val="en-US"/>
-        </w:rPr>
-        <w:t>url_prefix</w:t>
-      </w:r>
-      <w:proofErr w:type="spellEnd"/>
-      <w:r>
-        <w:rPr>
-          <w:lang w:val="en-US"/>
-        </w:rPr>
-        <w:t>="/</w:t>
+          <w:b/>
+          <w:bCs/>
+          <w:lang w:val="en-US"/>
+        </w:rPr>
+        <w:t xml:space="preserve"> </w:t>
+      </w:r>
+      <w:proofErr w:type="spellStart"/>
+      <w:r>
+        <w:rPr>
+          <w:b/>
+          <w:bCs/>
+          <w:lang w:val="en-US"/>
+        </w:rPr>
+        <w:t>projekt</w:t>
+      </w:r>
+      <w:proofErr w:type="spellEnd"/>
+    </w:p>
+    <w:p>
+      <w:pPr>
+        <w:rPr>
+          <w:b/>
+          <w:bCs/>
+          <w:lang w:val="en-US"/>
+        </w:rPr>
+      </w:pPr>
+      <w:proofErr w:type="spellStart"/>
+      <w:r>
+        <w:rPr>
+          <w:b/>
+          <w:bCs/>
+          <w:lang w:val="en-US"/>
+        </w:rPr>
+        <w:t>Vývoj</w:t>
+      </w:r>
+      <w:proofErr w:type="spellEnd"/>
+      <w:r>
+        <w:rPr>
+          <w:b/>
+          <w:bCs/>
+          <w:lang w:val="en-US"/>
+        </w:rPr>
+        <w:t>:</w:t>
+      </w:r>
+    </w:p>
+    <w:p>
+      <w:pPr>
+        <w:rPr>
+          <w:lang w:val="en-US"/>
+        </w:rPr>
+      </w:pPr>
+      <w:r>
+        <w:rPr>
+          <w:lang w:val="en-US"/>
+        </w:rPr>
+        <w:t>develop</w:t>
+      </w:r>
+    </w:p>
+    <w:p>
+      <w:pPr>
+        <w:rPr>
+          <w:lang w:val="en-US"/>
+        </w:rPr>
+      </w:pPr>
+      <w:r>
+        <w:rPr>
+          <w:lang w:val="en-US"/>
+        </w:rPr>
+        <w:t>feature/auth</w:t>
+      </w:r>
+    </w:p>
+    <w:p>
+      <w:pPr>
+        <w:rPr>
+          <w:lang w:val="en-US"/>
+        </w:rPr>
+      </w:pPr>
+      <w:r>
+        <w:rPr>
+          <w:lang w:val="en-US"/>
+        </w:rPr>
+        <w:t>feature/</w:t>
       </w:r>
       <w:proofErr w:type="spellStart"/>
       <w:r>
@@ -16431,45 +16884,114 @@
         <w:t>api</w:t>
       </w:r>
       <w:proofErr w:type="spellEnd"/>
-      <w:r>
-        <w:rPr>
-          <w:lang w:val="en-US"/>
-        </w:rPr>
-        <w:t>")</w:t>
-      </w:r>
-    </w:p>
-    <w:p>
-      <w:pPr>
-        <w:rPr>
-          <w:lang w:val="en-US"/>
-        </w:rPr>
-      </w:pPr>
-    </w:p>
-    <w:p>
-      <w:pPr>
-        <w:rPr>
-          <w:lang w:val="en-US"/>
-        </w:rPr>
-      </w:pPr>
-      <w:r>
-        <w:rPr>
-          <w:lang w:val="en-US"/>
-        </w:rPr>
-        <w:t xml:space="preserve">    return app</w:t>
-      </w:r>
-    </w:p>
-    <w:p>
-      <w:pPr>
-        <w:rPr>
-          <w:lang w:val="en-US"/>
-        </w:rPr>
-      </w:pPr>
-      <w:r>
-        <w:rPr>
-          <w:lang w:val="en-US"/>
-        </w:rPr>
-        <w:pict w14:anchorId="569EBD47">
-          <v:rect id="_x0000_i1171" style="width:0;height:1.5pt" o:hralign="center" o:hrstd="t" o:hr="t" fillcolor="#a0a0a0" stroked="f"/>
+    </w:p>
+    <w:p>
+      <w:pPr>
+        <w:rPr>
+          <w:lang w:val="en-US"/>
+        </w:rPr>
+      </w:pPr>
+      <w:r>
+        <w:rPr>
+          <w:lang w:val="en-US"/>
+        </w:rPr>
+        <w:t>feature/</w:t>
+      </w:r>
+      <w:proofErr w:type="spellStart"/>
+      <w:r>
+        <w:rPr>
+          <w:lang w:val="en-US"/>
+        </w:rPr>
+        <w:t>ui</w:t>
+      </w:r>
+      <w:proofErr w:type="spellEnd"/>
+    </w:p>
+    <w:p>
+      <w:pPr>
+        <w:rPr>
+          <w:b/>
+          <w:bCs/>
+          <w:lang w:val="en-US"/>
+        </w:rPr>
+      </w:pPr>
+      <w:r>
+        <w:rPr>
+          <w:b/>
+          <w:bCs/>
+          <w:lang w:val="en-US"/>
+        </w:rPr>
+        <w:t>Release:</w:t>
+      </w:r>
+    </w:p>
+    <w:p>
+      <w:pPr>
+        <w:rPr>
+          <w:lang w:val="en-US"/>
+        </w:rPr>
+      </w:pPr>
+      <w:r>
+        <w:rPr>
+          <w:lang w:val="en-US"/>
+        </w:rPr>
+        <w:lastRenderedPageBreak/>
+        <w:t>git tag -a v1.0.0 -m "First stable Flask release"</w:t>
+      </w:r>
+    </w:p>
+    <w:p>
+      <w:pPr>
+        <w:rPr>
+          <w:lang w:val="en-US"/>
+        </w:rPr>
+      </w:pPr>
+      <w:r>
+        <w:rPr>
+          <w:lang w:val="en-US"/>
+        </w:rPr>
+        <w:t>git push origin v1.0.0</w:t>
+      </w:r>
+    </w:p>
+    <w:p>
+      <w:pPr>
+        <w:rPr>
+          <w:b/>
+          <w:bCs/>
+          <w:lang w:val="en-US"/>
+        </w:rPr>
+      </w:pPr>
+      <w:r>
+        <w:rPr>
+          <w:b/>
+          <w:bCs/>
+          <w:lang w:val="en-US"/>
+        </w:rPr>
+        <w:t>Dev snapshot:</w:t>
+      </w:r>
+    </w:p>
+    <w:p>
+      <w:pPr>
+        <w:rPr>
+          <w:lang w:val="en-US"/>
+        </w:rPr>
+      </w:pPr>
+      <w:r>
+        <w:rPr>
+          <w:lang w:val="en-US"/>
+        </w:rPr>
+        <w:t>git tag -a v1.1.0-dev.1 -m "New API module"</w:t>
+      </w:r>
+    </w:p>
+    <w:p>
+      <w:pPr>
+        <w:rPr>
+          <w:lang w:val="en-US"/>
+        </w:rPr>
+      </w:pPr>
+      <w:r>
+        <w:rPr>
+          <w:lang w:val="en-US"/>
+        </w:rPr>
+        <w:pict w14:anchorId="269AA433">
+          <v:rect id="_x0000_i1055" style="width:0;height:1.5pt" o:hralign="center" o:hrstd="t" o:hr="t" fillcolor="#a0a0a0" stroked="f"/>
         </w:pict>
       </w:r>
     </w:p>
@@ -16481,638 +17003,6 @@
           <w:lang w:val="en-US"/>
         </w:rPr>
       </w:pPr>
-      <w:r>
-        <w:rPr>
-          <w:rFonts w:ascii="Segoe UI Emoji" w:hAnsi="Segoe UI Emoji" w:cs="Segoe UI Emoji"/>
-          <w:b/>
-          <w:bCs/>
-          <w:lang w:val="en-US"/>
-        </w:rPr>
-        <w:t>🧪</w:t>
-      </w:r>
-      <w:r>
-        <w:rPr>
-          <w:b/>
-          <w:bCs/>
-          <w:lang w:val="en-US"/>
-        </w:rPr>
-        <w:t xml:space="preserve"> 4) </w:t>
-      </w:r>
-      <w:proofErr w:type="spellStart"/>
-      <w:r>
-        <w:rPr>
-          <w:b/>
-          <w:bCs/>
-          <w:lang w:val="en-US"/>
-        </w:rPr>
-        <w:t>Vývojový</w:t>
-      </w:r>
-      <w:proofErr w:type="spellEnd"/>
-      <w:r>
-        <w:rPr>
-          <w:b/>
-          <w:bCs/>
-          <w:lang w:val="en-US"/>
-        </w:rPr>
-        <w:t xml:space="preserve"> workflow (</w:t>
-      </w:r>
-      <w:proofErr w:type="spellStart"/>
-      <w:r>
-        <w:rPr>
-          <w:b/>
-          <w:bCs/>
-          <w:lang w:val="en-US"/>
-        </w:rPr>
-        <w:t>tvoj</w:t>
-      </w:r>
-      <w:proofErr w:type="spellEnd"/>
-      <w:r>
-        <w:rPr>
-          <w:b/>
-          <w:bCs/>
-          <w:lang w:val="en-US"/>
-        </w:rPr>
-        <w:t xml:space="preserve"> </w:t>
-      </w:r>
-      <w:proofErr w:type="spellStart"/>
-      <w:r>
-        <w:rPr>
-          <w:b/>
-          <w:bCs/>
-          <w:lang w:val="en-US"/>
-        </w:rPr>
-        <w:t>štýl</w:t>
-      </w:r>
-      <w:proofErr w:type="spellEnd"/>
-      <w:r>
-        <w:rPr>
-          <w:b/>
-          <w:bCs/>
-          <w:lang w:val="en-US"/>
-        </w:rPr>
-        <w:t>)</w:t>
-      </w:r>
-    </w:p>
-    <w:p>
-      <w:pPr>
-        <w:rPr>
-          <w:b/>
-          <w:bCs/>
-          <w:lang w:val="en-US"/>
-        </w:rPr>
-      </w:pPr>
-      <w:r>
-        <w:rPr>
-          <w:b/>
-          <w:bCs/>
-          <w:lang w:val="en-US"/>
-        </w:rPr>
-        <w:t xml:space="preserve">1) </w:t>
-      </w:r>
-      <w:proofErr w:type="spellStart"/>
-      <w:r>
-        <w:rPr>
-          <w:b/>
-          <w:bCs/>
-          <w:lang w:val="en-US"/>
-        </w:rPr>
-        <w:t>Vytvoríš</w:t>
-      </w:r>
-      <w:proofErr w:type="spellEnd"/>
-      <w:r>
-        <w:rPr>
-          <w:b/>
-          <w:bCs/>
-          <w:lang w:val="en-US"/>
-        </w:rPr>
-        <w:t xml:space="preserve"> </w:t>
-      </w:r>
-      <w:proofErr w:type="spellStart"/>
-      <w:r>
-        <w:rPr>
-          <w:b/>
-          <w:bCs/>
-          <w:lang w:val="en-US"/>
-        </w:rPr>
-        <w:t>virtuálne</w:t>
-      </w:r>
-      <w:proofErr w:type="spellEnd"/>
-      <w:r>
-        <w:rPr>
-          <w:b/>
-          <w:bCs/>
-          <w:lang w:val="en-US"/>
-        </w:rPr>
-        <w:t xml:space="preserve"> </w:t>
-      </w:r>
-      <w:proofErr w:type="spellStart"/>
-      <w:r>
-        <w:rPr>
-          <w:b/>
-          <w:bCs/>
-          <w:lang w:val="en-US"/>
-        </w:rPr>
-        <w:t>prostredie</w:t>
-      </w:r>
-      <w:proofErr w:type="spellEnd"/>
-    </w:p>
-    <w:p>
-      <w:pPr>
-        <w:rPr>
-          <w:lang w:val="en-US"/>
-        </w:rPr>
-      </w:pPr>
-      <w:r>
-        <w:rPr>
-          <w:lang w:val="en-US"/>
-        </w:rPr>
-        <w:t xml:space="preserve">python3.13 -m </w:t>
-      </w:r>
-      <w:proofErr w:type="spellStart"/>
-      <w:r>
-        <w:rPr>
-          <w:lang w:val="en-US"/>
-        </w:rPr>
-        <w:t>venv</w:t>
-      </w:r>
-      <w:proofErr w:type="spellEnd"/>
-      <w:r>
-        <w:rPr>
-          <w:lang w:val="en-US"/>
-        </w:rPr>
-        <w:t xml:space="preserve"> </w:t>
-      </w:r>
-      <w:proofErr w:type="spellStart"/>
-      <w:r>
-        <w:rPr>
-          <w:lang w:val="en-US"/>
-        </w:rPr>
-        <w:t>venv</w:t>
-      </w:r>
-      <w:proofErr w:type="spellEnd"/>
-    </w:p>
-    <w:p>
-      <w:pPr>
-        <w:rPr>
-          <w:lang w:val="en-US"/>
-        </w:rPr>
-      </w:pPr>
-      <w:r>
-        <w:rPr>
-          <w:lang w:val="en-US"/>
-        </w:rPr>
-        <w:t xml:space="preserve">source </w:t>
-      </w:r>
-      <w:proofErr w:type="spellStart"/>
-      <w:r>
-        <w:rPr>
-          <w:lang w:val="en-US"/>
-        </w:rPr>
-        <w:t>venv</w:t>
-      </w:r>
-      <w:proofErr w:type="spellEnd"/>
-      <w:r>
-        <w:rPr>
-          <w:lang w:val="en-US"/>
-        </w:rPr>
-        <w:t>/bin/activate</w:t>
-      </w:r>
-    </w:p>
-    <w:p>
-      <w:pPr>
-        <w:rPr>
-          <w:b/>
-          <w:bCs/>
-          <w:lang w:val="en-US"/>
-        </w:rPr>
-      </w:pPr>
-      <w:r>
-        <w:rPr>
-          <w:b/>
-          <w:bCs/>
-          <w:lang w:val="en-US"/>
-        </w:rPr>
-        <w:t xml:space="preserve">2) </w:t>
-      </w:r>
-      <w:proofErr w:type="spellStart"/>
-      <w:r>
-        <w:rPr>
-          <w:b/>
-          <w:bCs/>
-          <w:lang w:val="en-US"/>
-        </w:rPr>
-        <w:t>Nainštaluješ</w:t>
-      </w:r>
-      <w:proofErr w:type="spellEnd"/>
-      <w:r>
-        <w:rPr>
-          <w:b/>
-          <w:bCs/>
-          <w:lang w:val="en-US"/>
-        </w:rPr>
-        <w:t xml:space="preserve"> Flask</w:t>
-      </w:r>
-    </w:p>
-    <w:p>
-      <w:pPr>
-        <w:rPr>
-          <w:lang w:val="en-US"/>
-        </w:rPr>
-      </w:pPr>
-      <w:r>
-        <w:rPr>
-          <w:lang w:val="en-US"/>
-        </w:rPr>
-        <w:t xml:space="preserve">pip install flask </w:t>
-      </w:r>
-      <w:proofErr w:type="spellStart"/>
-      <w:r>
-        <w:rPr>
-          <w:lang w:val="en-US"/>
-        </w:rPr>
-        <w:t>flask_sqlalchemy</w:t>
-      </w:r>
-      <w:proofErr w:type="spellEnd"/>
-      <w:r>
-        <w:rPr>
-          <w:lang w:val="en-US"/>
-        </w:rPr>
-        <w:t xml:space="preserve"> </w:t>
-      </w:r>
-      <w:proofErr w:type="spellStart"/>
-      <w:r>
-        <w:rPr>
-          <w:lang w:val="en-US"/>
-        </w:rPr>
-        <w:t>flask_login</w:t>
-      </w:r>
-      <w:proofErr w:type="spellEnd"/>
-      <w:r>
-        <w:rPr>
-          <w:lang w:val="en-US"/>
-        </w:rPr>
-        <w:t xml:space="preserve"> </w:t>
-      </w:r>
-      <w:proofErr w:type="spellStart"/>
-      <w:r>
-        <w:rPr>
-          <w:lang w:val="en-US"/>
-        </w:rPr>
-        <w:t>flask_migrate</w:t>
-      </w:r>
-      <w:proofErr w:type="spellEnd"/>
-    </w:p>
-    <w:p>
-      <w:pPr>
-        <w:rPr>
-          <w:b/>
-          <w:bCs/>
-          <w:lang w:val="en-US"/>
-        </w:rPr>
-      </w:pPr>
-      <w:r>
-        <w:rPr>
-          <w:b/>
-          <w:bCs/>
-          <w:lang w:val="en-US"/>
-        </w:rPr>
-        <w:t xml:space="preserve">3) </w:t>
-      </w:r>
-      <w:proofErr w:type="spellStart"/>
-      <w:r>
-        <w:rPr>
-          <w:b/>
-          <w:bCs/>
-          <w:lang w:val="en-US"/>
-        </w:rPr>
-        <w:t>Spustíš</w:t>
-      </w:r>
-      <w:proofErr w:type="spellEnd"/>
-      <w:r>
-        <w:rPr>
-          <w:b/>
-          <w:bCs/>
-          <w:lang w:val="en-US"/>
-        </w:rPr>
-        <w:t xml:space="preserve"> </w:t>
-      </w:r>
-      <w:proofErr w:type="spellStart"/>
-      <w:r>
-        <w:rPr>
-          <w:b/>
-          <w:bCs/>
-          <w:lang w:val="en-US"/>
-        </w:rPr>
-        <w:t>aplikáciu</w:t>
-      </w:r>
-      <w:proofErr w:type="spellEnd"/>
-    </w:p>
-    <w:p>
-      <w:pPr>
-        <w:rPr>
-          <w:lang w:val="en-US"/>
-        </w:rPr>
-      </w:pPr>
-      <w:r>
-        <w:rPr>
-          <w:lang w:val="en-US"/>
-        </w:rPr>
-        <w:lastRenderedPageBreak/>
-        <w:t xml:space="preserve">flask --app </w:t>
-      </w:r>
-      <w:proofErr w:type="spellStart"/>
-      <w:r>
-        <w:rPr>
-          <w:lang w:val="en-US"/>
-        </w:rPr>
-        <w:t>wsgi</w:t>
-      </w:r>
-      <w:proofErr w:type="spellEnd"/>
-      <w:r>
-        <w:rPr>
-          <w:lang w:val="en-US"/>
-        </w:rPr>
-        <w:t xml:space="preserve"> run --debug</w:t>
-      </w:r>
-    </w:p>
-    <w:p>
-      <w:pPr>
-        <w:rPr>
-          <w:lang w:val="en-US"/>
-        </w:rPr>
-      </w:pPr>
-      <w:r>
-        <w:rPr>
-          <w:lang w:val="en-US"/>
-        </w:rPr>
-        <w:pict w14:anchorId="22D027FC">
-          <v:rect id="_x0000_i1172" style="width:0;height:1.5pt" o:hralign="center" o:hrstd="t" o:hr="t" fillcolor="#a0a0a0" stroked="f"/>
-        </w:pict>
-      </w:r>
-    </w:p>
-    <w:p>
-      <w:pPr>
-        <w:rPr>
-          <w:b/>
-          <w:bCs/>
-          <w:lang w:val="en-US"/>
-        </w:rPr>
-      </w:pPr>
-      <w:r>
-        <w:rPr>
-          <w:rFonts w:ascii="Segoe UI Emoji" w:hAnsi="Segoe UI Emoji" w:cs="Segoe UI Emoji"/>
-          <w:b/>
-          <w:bCs/>
-          <w:lang w:val="en-US"/>
-        </w:rPr>
-        <w:t>🏷️</w:t>
-      </w:r>
-      <w:r>
-        <w:rPr>
-          <w:b/>
-          <w:bCs/>
-          <w:lang w:val="en-US"/>
-        </w:rPr>
-        <w:t xml:space="preserve"> 5) Git workflow + </w:t>
-      </w:r>
-      <w:proofErr w:type="spellStart"/>
-      <w:r>
-        <w:rPr>
-          <w:b/>
-          <w:bCs/>
-          <w:lang w:val="en-US"/>
-        </w:rPr>
-        <w:t>tagy</w:t>
-      </w:r>
-      <w:proofErr w:type="spellEnd"/>
-      <w:r>
-        <w:rPr>
-          <w:b/>
-          <w:bCs/>
-          <w:lang w:val="en-US"/>
-        </w:rPr>
-        <w:t xml:space="preserve"> </w:t>
-      </w:r>
-      <w:proofErr w:type="gramStart"/>
-      <w:r>
-        <w:rPr>
-          <w:b/>
-          <w:bCs/>
-          <w:lang w:val="en-US"/>
-        </w:rPr>
-        <w:t>pre Flask</w:t>
-      </w:r>
-      <w:proofErr w:type="gramEnd"/>
-      <w:r>
-        <w:rPr>
-          <w:b/>
-          <w:bCs/>
-          <w:lang w:val="en-US"/>
-        </w:rPr>
-        <w:t xml:space="preserve"> </w:t>
-      </w:r>
-      <w:proofErr w:type="spellStart"/>
-      <w:r>
-        <w:rPr>
-          <w:b/>
-          <w:bCs/>
-          <w:lang w:val="en-US"/>
-        </w:rPr>
-        <w:t>projekt</w:t>
-      </w:r>
-      <w:proofErr w:type="spellEnd"/>
-    </w:p>
-    <w:p>
-      <w:pPr>
-        <w:rPr>
-          <w:b/>
-          <w:bCs/>
-          <w:lang w:val="en-US"/>
-        </w:rPr>
-      </w:pPr>
-      <w:proofErr w:type="spellStart"/>
-      <w:r>
-        <w:rPr>
-          <w:b/>
-          <w:bCs/>
-          <w:lang w:val="en-US"/>
-        </w:rPr>
-        <w:t>Vývoj</w:t>
-      </w:r>
-      <w:proofErr w:type="spellEnd"/>
-      <w:r>
-        <w:rPr>
-          <w:b/>
-          <w:bCs/>
-          <w:lang w:val="en-US"/>
-        </w:rPr>
-        <w:t>:</w:t>
-      </w:r>
-    </w:p>
-    <w:p>
-      <w:pPr>
-        <w:rPr>
-          <w:lang w:val="en-US"/>
-        </w:rPr>
-      </w:pPr>
-      <w:r>
-        <w:rPr>
-          <w:lang w:val="en-US"/>
-        </w:rPr>
-        <w:t>develop</w:t>
-      </w:r>
-    </w:p>
-    <w:p>
-      <w:pPr>
-        <w:rPr>
-          <w:lang w:val="en-US"/>
-        </w:rPr>
-      </w:pPr>
-      <w:r>
-        <w:rPr>
-          <w:lang w:val="en-US"/>
-        </w:rPr>
-        <w:t>feature/auth</w:t>
-      </w:r>
-    </w:p>
-    <w:p>
-      <w:pPr>
-        <w:rPr>
-          <w:lang w:val="en-US"/>
-        </w:rPr>
-      </w:pPr>
-      <w:r>
-        <w:rPr>
-          <w:lang w:val="en-US"/>
-        </w:rPr>
-        <w:t>feature/</w:t>
-      </w:r>
-      <w:proofErr w:type="spellStart"/>
-      <w:r>
-        <w:rPr>
-          <w:lang w:val="en-US"/>
-        </w:rPr>
-        <w:t>api</w:t>
-      </w:r>
-      <w:proofErr w:type="spellEnd"/>
-    </w:p>
-    <w:p>
-      <w:pPr>
-        <w:rPr>
-          <w:lang w:val="en-US"/>
-        </w:rPr>
-      </w:pPr>
-      <w:r>
-        <w:rPr>
-          <w:lang w:val="en-US"/>
-        </w:rPr>
-        <w:t>feature/</w:t>
-      </w:r>
-      <w:proofErr w:type="spellStart"/>
-      <w:r>
-        <w:rPr>
-          <w:lang w:val="en-US"/>
-        </w:rPr>
-        <w:t>ui</w:t>
-      </w:r>
-      <w:proofErr w:type="spellEnd"/>
-    </w:p>
-    <w:p>
-      <w:pPr>
-        <w:rPr>
-          <w:b/>
-          <w:bCs/>
-          <w:lang w:val="en-US"/>
-        </w:rPr>
-      </w:pPr>
-      <w:r>
-        <w:rPr>
-          <w:b/>
-          <w:bCs/>
-          <w:lang w:val="en-US"/>
-        </w:rPr>
-        <w:t>Release:</w:t>
-      </w:r>
-    </w:p>
-    <w:p>
-      <w:pPr>
-        <w:rPr>
-          <w:lang w:val="en-US"/>
-        </w:rPr>
-      </w:pPr>
-      <w:r>
-        <w:rPr>
-          <w:lang w:val="en-US"/>
-        </w:rPr>
-        <w:t>git tag -a v1.0.0 -m "First stable Flask release"</w:t>
-      </w:r>
-    </w:p>
-    <w:p>
-      <w:pPr>
-        <w:rPr>
-          <w:lang w:val="en-US"/>
-        </w:rPr>
-      </w:pPr>
-      <w:r>
-        <w:rPr>
-          <w:lang w:val="en-US"/>
-        </w:rPr>
-        <w:t>git push origin v1.0.0</w:t>
-      </w:r>
-    </w:p>
-    <w:p>
-      <w:pPr>
-        <w:rPr>
-          <w:b/>
-          <w:bCs/>
-          <w:lang w:val="en-US"/>
-        </w:rPr>
-      </w:pPr>
-      <w:r>
-        <w:rPr>
-          <w:b/>
-          <w:bCs/>
-          <w:lang w:val="en-US"/>
-        </w:rPr>
-        <w:t>Dev snapshot:</w:t>
-      </w:r>
-    </w:p>
-    <w:p>
-      <w:pPr>
-        <w:rPr>
-          <w:lang w:val="en-US"/>
-        </w:rPr>
-      </w:pPr>
-      <w:r>
-        <w:rPr>
-          <w:lang w:val="en-US"/>
-        </w:rPr>
-        <w:t>git tag -a v1.1.0-dev.1 -m "New API module"</w:t>
-      </w:r>
-    </w:p>
-    <w:p>
-      <w:pPr>
-        <w:rPr>
-          <w:lang w:val="en-US"/>
-        </w:rPr>
-      </w:pPr>
-      <w:r>
-        <w:rPr>
-          <w:lang w:val="en-US"/>
-        </w:rPr>
-        <w:pict w14:anchorId="269AA433">
-          <v:rect id="_x0000_i1173" style="width:0;height:1.5pt" o:hralign="center" o:hrstd="t" o:hr="t" fillcolor="#a0a0a0" stroked="f"/>
-        </w:pict>
-      </w:r>
-    </w:p>
-    <w:p>
-      <w:pPr>
-        <w:rPr>
-          <w:b/>
-          <w:bCs/>
-          <w:lang w:val="en-US"/>
-        </w:rPr>
-      </w:pPr>
       <w:proofErr w:type="spellStart"/>
       <w:r>
         <w:rPr>
@@ -17129,15 +17019,7 @@
           <w:bCs/>
           <w:lang w:val="en-US"/>
         </w:rPr>
-        <w:t xml:space="preserve"> </w:t>
-      </w:r>
-      <w:r>
-        <w:rPr>
-          <w:b/>
-          <w:bCs/>
-          <w:lang w:val="en-US"/>
-        </w:rPr>
-        <w:t>Flask setup</w:t>
+        <w:t xml:space="preserve"> Flask setup</w:t>
       </w:r>
     </w:p>
     <w:p>
@@ -21119,6 +21001,7 @@
   <w:style w:type="character" w:default="1" w:styleId="DefaultParagraphFont">
     <w:name w:val="Default Paragraph Font"/>
     <w:uiPriority w:val="1"/>
+    <w:semiHidden/>
     <w:unhideWhenUsed/>
   </w:style>
   <w:style w:type="table" w:default="1" w:styleId="TableNormal">
